--- a/docx/Theatres_CinqCentsMondes_FR.docx
+++ b/docx/Theatres_CinqCentsMondes_FR.docx
@@ -4,6 +4,7 @@
   <w:body>
     <w:p>
       <w:pPr>
+        <w:pStyle w:val="Title"/>
         <w:spacing w:after="80" w:before="0" w:lineRule="auto"/>
         <w:rPr>
           <w:rFonts w:ascii="Roboto" w:cs="Roboto" w:eastAsia="Roboto" w:hAnsi="Roboto"/>
@@ -11,12 +12,6 @@
       </w:pPr>
       <w:r>
         <w:rPr>
-          <w:rFonts w:ascii="Roboto" w:cs="Roboto" w:eastAsia="Roboto" w:hAnsi="Roboto"/>
-          <w:b w:val="1"/>
-          <w:bCs w:val="1"/>
-          <w:color w:val="1c2951"/>
-          <w:sz w:val="52"/>
-          <w:szCs w:val="52"/>
           <w:rtl w:val="0"/>
         </w:rPr>
         <w:t xml:space="preserve">Théâtre des Cinq Cents Mondes</w:t>
@@ -52,17 +47,13 @@
       </w:pPr>
       <w:r>
         <w:rPr>
-          <w:rFonts w:ascii="Roboto" w:cs="Roboto" w:eastAsia="Roboto" w:hAnsi="Roboto"/>
           <w:color w:val="1a1a1a"/>
-          <w:sz w:val="21"/>
-          <w:szCs w:val="21"/>
           <w:rtl w:val="0"/>
         </w:rPr>
         <w:t xml:space="preserve">Lors de chaque bataille de campagne (hors Actions d'Abordage), l'Attaquant </w:t>
       </w:r>
       <w:r>
         <w:rPr>
-          <w:rFonts w:ascii="Roboto" w:cs="Roboto" w:eastAsia="Roboto" w:hAnsi="Roboto"/>
           <w:color w:val="1a1a1a"/>
           <w:rtl w:val="0"/>
         </w:rPr>
@@ -70,17 +61,13 @@
       </w:r>
       <w:r>
         <w:rPr>
-          <w:rFonts w:ascii="Roboto" w:cs="Roboto" w:eastAsia="Roboto" w:hAnsi="Roboto"/>
           <w:color w:val="1a1a1a"/>
-          <w:sz w:val="21"/>
-          <w:szCs w:val="21"/>
           <w:rtl w:val="0"/>
         </w:rPr>
         <w:t xml:space="preserve"> un </w:t>
       </w:r>
       <w:r>
         <w:rPr>
-          <w:rFonts w:ascii="Roboto" w:cs="Roboto" w:eastAsia="Roboto" w:hAnsi="Roboto"/>
           <w:color w:val="1a1a1a"/>
           <w:rtl w:val="0"/>
         </w:rPr>
@@ -88,17 +75,13 @@
       </w:r>
       <w:r>
         <w:rPr>
-          <w:rFonts w:ascii="Roboto" w:cs="Roboto" w:eastAsia="Roboto" w:hAnsi="Roboto"/>
           <w:color w:val="1a1a1a"/>
-          <w:sz w:val="21"/>
-          <w:szCs w:val="21"/>
           <w:rtl w:val="0"/>
         </w:rPr>
         <w:t xml:space="preserve"> disponible sur la </w:t>
       </w:r>
       <w:r>
         <w:rPr>
-          <w:rFonts w:ascii="Roboto" w:cs="Roboto" w:eastAsia="Roboto" w:hAnsi="Roboto"/>
           <w:color w:val="1a1a1a"/>
           <w:rtl w:val="0"/>
         </w:rPr>
@@ -106,17 +89,13 @@
       </w:r>
       <w:r>
         <w:rPr>
-          <w:rFonts w:ascii="Roboto" w:cs="Roboto" w:eastAsia="Roboto" w:hAnsi="Roboto"/>
           <w:color w:val="1a1a1a"/>
-          <w:sz w:val="21"/>
-          <w:szCs w:val="21"/>
           <w:rtl w:val="0"/>
         </w:rPr>
         <w:t xml:space="preserve"> </w:t>
       </w:r>
       <w:r>
         <w:rPr>
-          <w:rFonts w:ascii="Roboto" w:cs="Roboto" w:eastAsia="Roboto" w:hAnsi="Roboto"/>
           <w:color w:val="1a1a1a"/>
           <w:rtl w:val="0"/>
         </w:rPr>
@@ -124,17 +103,13 @@
       </w:r>
       <w:r>
         <w:rPr>
-          <w:rFonts w:ascii="Roboto" w:cs="Roboto" w:eastAsia="Roboto" w:hAnsi="Roboto"/>
           <w:color w:val="1a1a1a"/>
-          <w:sz w:val="21"/>
-          <w:szCs w:val="21"/>
           <w:rtl w:val="0"/>
         </w:rPr>
         <w:t xml:space="preserve">, puis lance 1D6 pour </w:t>
       </w:r>
       <w:r>
         <w:rPr>
-          <w:rFonts w:ascii="Roboto" w:cs="Roboto" w:eastAsia="Roboto" w:hAnsi="Roboto"/>
           <w:color w:val="1a1a1a"/>
           <w:rtl w:val="0"/>
         </w:rPr>
@@ -142,17 +117,13 @@
       </w:r>
       <w:r>
         <w:rPr>
-          <w:rFonts w:ascii="Roboto" w:cs="Roboto" w:eastAsia="Roboto" w:hAnsi="Roboto"/>
           <w:color w:val="1a1a1a"/>
-          <w:sz w:val="21"/>
-          <w:szCs w:val="21"/>
           <w:rtl w:val="0"/>
         </w:rPr>
         <w:t xml:space="preserve"> quel </w:t>
       </w:r>
       <w:r>
         <w:rPr>
-          <w:rFonts w:ascii="Roboto" w:cs="Roboto" w:eastAsia="Roboto" w:hAnsi="Roboto"/>
           <w:color w:val="1a1a1a"/>
           <w:rtl w:val="0"/>
         </w:rPr>
@@ -160,17 +131,13 @@
       </w:r>
       <w:r>
         <w:rPr>
-          <w:rFonts w:ascii="Roboto" w:cs="Roboto" w:eastAsia="Roboto" w:hAnsi="Roboto"/>
           <w:color w:val="1a1a1a"/>
-          <w:sz w:val="21"/>
-          <w:szCs w:val="21"/>
           <w:rtl w:val="0"/>
         </w:rPr>
         <w:t xml:space="preserve">de ce </w:t>
       </w:r>
       <w:r>
         <w:rPr>
-          <w:rFonts w:ascii="Roboto" w:cs="Roboto" w:eastAsia="Roboto" w:hAnsi="Roboto"/>
           <w:color w:val="1a1a1a"/>
           <w:rtl w:val="0"/>
         </w:rPr>
@@ -178,10 +145,7 @@
       </w:r>
       <w:r>
         <w:rPr>
-          <w:rFonts w:ascii="Roboto" w:cs="Roboto" w:eastAsia="Roboto" w:hAnsi="Roboto"/>
           <w:color w:val="1a1a1a"/>
-          <w:sz w:val="21"/>
-          <w:szCs w:val="21"/>
           <w:rtl w:val="0"/>
         </w:rPr>
         <w:t xml:space="preserve"> s'applique.</w:t>
@@ -190,10 +154,41 @@
         <w:rPr>
           <w:rtl w:val="0"/>
         </w:rPr>
+      </w:r>
+    </w:p>
+    <w:p>
+      <w:pPr/>
+      <w:r>
+        <w:rPr>
+          <w:rFonts w:ascii="Arial" w:hAnsi="Arial"/>
+          <w:b/>
+          <w:sz w:val="36"/>
+        </w:rPr>
+        <w:t>Sommaire</w:t>
+      </w:r>
+    </w:p>
+    <w:p>
+      <w:pPr/>
+      <w:r>
+        <w:fldChar w:fldCharType="begin"/>
+      </w:r>
+      <w:r>
+        <w:instrText xml:space="preserve"> TOC \o "1-2" \h \z \u </w:instrText>
+      </w:r>
+      <w:r>
+        <w:fldChar w:fldCharType="separate"/>
+      </w:r>
+      <w:r>
+        <w:t xml:space="preserve">Ouvrez le document et appuyez sur F9 (ou clic droit &gt; Mettre à jour) pour générer les numéros de page.</w:t>
+      </w:r>
+      <w:r>
+        <w:fldChar w:fldCharType="end"/>
       </w:r>
     </w:p>
     <w:p>
       <w:pPr>
+        <w:pStyle w:val="Heading1"/>
+        <w:pageBreakBefore/>
         <w:spacing w:after="80" w:before="60" w:lineRule="auto"/>
         <w:rPr>
           <w:rFonts w:ascii="Roboto" w:cs="Roboto" w:eastAsia="Roboto" w:hAnsi="Roboto"/>
@@ -201,12 +196,6 @@
       </w:pPr>
       <w:r>
         <w:rPr>
-          <w:rFonts w:ascii="Roboto" w:cs="Roboto" w:eastAsia="Roboto" w:hAnsi="Roboto"/>
-          <w:b w:val="1"/>
-          <w:bCs w:val="1"/>
-          <w:color w:val="1c2951"/>
-          <w:sz w:val="24"/>
-          <w:szCs w:val="24"/>
           <w:rtl w:val="0"/>
         </w:rPr>
         <w:t xml:space="preserve">Récapitulatif des 9 Théâtres</w:t>
@@ -216,11 +205,16 @@
           <w:rtl w:val="0"/>
         </w:rPr>
       </w:r>
+    </w:p>
+    <w:p>
+      <w:pPr>
+        <w:pStyle w:val="normal"/>
+      </w:pPr>
     </w:p>
     <w:tbl>
       <w:tblPr>
         <w:tblStyle w:val="Table1"/>
-        <w:tblW w:w="9360.0" w:type="dxa"/>
+        <w:tblW w:w="9026" w:type="dxa"/>
         <w:jc w:val="left"/>
         <w:tblBorders>
           <w:top w:color="000000" w:space="0" w:sz="4" w:val="single"/>
@@ -234,9 +228,9 @@
         <w:tblLook w:val="0000"/>
       </w:tblPr>
       <w:tblGrid>
-        <w:gridCol w:w="2400"/>
-        <w:gridCol w:w="3680"/>
-        <w:gridCol w:w="3280"/>
+        <w:gridCol w:w="1398"/>
+        <w:gridCol w:w="3814"/>
+        <w:gridCol w:w="3814"/>
         <w:tblGridChange w:id="0">
           <w:tblGrid>
             <w:gridCol w:w="2400"/>
@@ -265,21 +259,19 @@
               <w:bottom w:w="70.0" w:type="dxa"/>
               <w:right w:w="120.0" w:type="dxa"/>
             </w:tcMar>
-          </w:tcPr>
-          <w:p>
-            <w:pPr>
-              <w:rPr>
-                <w:rFonts w:ascii="Roboto" w:cs="Roboto" w:eastAsia="Roboto" w:hAnsi="Roboto"/>
-              </w:rPr>
-            </w:pPr>
-            <w:r>
-              <w:rPr>
-                <w:rFonts w:ascii="Roboto" w:cs="Roboto" w:eastAsia="Roboto" w:hAnsi="Roboto"/>
+            <w:tcW w:type="dxa" w:w="1398"/>
+          </w:tcPr>
+          <w:p>
+            <w:pPr>
+              <w:rPr>
+                <w:rFonts w:ascii="Roboto" w:cs="Roboto" w:eastAsia="Roboto" w:hAnsi="Roboto"/>
+              </w:rPr>
+            </w:pPr>
+            <w:r>
+              <w:rPr>
                 <w:b w:val="1"/>
                 <w:bCs w:val="1"/>
                 <w:color w:val="ffffff"/>
-                <w:sz w:val="20"/>
-                <w:szCs w:val="20"/>
                 <w:rtl w:val="0"/>
               </w:rPr>
               <w:t xml:space="preserve">Théâtre</w:t>
@@ -306,21 +298,19 @@
               <w:bottom w:w="70.0" w:type="dxa"/>
               <w:right w:w="120.0" w:type="dxa"/>
             </w:tcMar>
-          </w:tcPr>
-          <w:p>
-            <w:pPr>
-              <w:rPr>
-                <w:rFonts w:ascii="Roboto" w:cs="Roboto" w:eastAsia="Roboto" w:hAnsi="Roboto"/>
-              </w:rPr>
-            </w:pPr>
-            <w:r>
-              <w:rPr>
-                <w:rFonts w:ascii="Roboto" w:cs="Roboto" w:eastAsia="Roboto" w:hAnsi="Roboto"/>
+            <w:tcW w:type="dxa" w:w="3814"/>
+          </w:tcPr>
+          <w:p>
+            <w:pPr>
+              <w:rPr>
+                <w:rFonts w:ascii="Roboto" w:cs="Roboto" w:eastAsia="Roboto" w:hAnsi="Roboto"/>
+              </w:rPr>
+            </w:pPr>
+            <w:r>
+              <w:rPr>
                 <w:b w:val="1"/>
                 <w:bCs w:val="1"/>
                 <w:color w:val="ffffff"/>
-                <w:sz w:val="20"/>
-                <w:szCs w:val="20"/>
                 <w:rtl w:val="0"/>
               </w:rPr>
               <w:t xml:space="preserve">Avantage tactique principal</w:t>
@@ -347,21 +337,19 @@
               <w:bottom w:w="70.0" w:type="dxa"/>
               <w:right w:w="120.0" w:type="dxa"/>
             </w:tcMar>
-          </w:tcPr>
-          <w:p>
-            <w:pPr>
-              <w:rPr>
-                <w:rFonts w:ascii="Roboto" w:cs="Roboto" w:eastAsia="Roboto" w:hAnsi="Roboto"/>
-              </w:rPr>
-            </w:pPr>
-            <w:r>
-              <w:rPr>
-                <w:rFonts w:ascii="Roboto" w:cs="Roboto" w:eastAsia="Roboto" w:hAnsi="Roboto"/>
+            <w:tcW w:type="dxa" w:w="3814"/>
+          </w:tcPr>
+          <w:p>
+            <w:pPr>
+              <w:rPr>
+                <w:rFonts w:ascii="Roboto" w:cs="Roboto" w:eastAsia="Roboto" w:hAnsi="Roboto"/>
+              </w:rPr>
+            </w:pPr>
+            <w:r>
+              <w:rPr>
                 <w:b w:val="1"/>
                 <w:bCs w:val="1"/>
                 <w:color w:val="ffffff"/>
-                <w:sz w:val="20"/>
-                <w:szCs w:val="20"/>
                 <w:rtl w:val="0"/>
               </w:rPr>
               <w:t xml:space="preserve">Terrain recommandé</w:t>
@@ -394,21 +382,19 @@
               <w:bottom w:w="70.0" w:type="dxa"/>
               <w:right w:w="120.0" w:type="dxa"/>
             </w:tcMar>
-          </w:tcPr>
-          <w:p>
-            <w:pPr>
-              <w:rPr>
-                <w:rFonts w:ascii="Roboto" w:cs="Roboto" w:eastAsia="Roboto" w:hAnsi="Roboto"/>
-              </w:rPr>
-            </w:pPr>
-            <w:r>
-              <w:rPr>
-                <w:rFonts w:ascii="Roboto" w:cs="Roboto" w:eastAsia="Roboto" w:hAnsi="Roboto"/>
+            <w:tcW w:type="dxa" w:w="1398"/>
+          </w:tcPr>
+          <w:p>
+            <w:pPr>
+              <w:rPr>
+                <w:rFonts w:ascii="Roboto" w:cs="Roboto" w:eastAsia="Roboto" w:hAnsi="Roboto"/>
+              </w:rPr>
+            </w:pPr>
+            <w:r>
+              <w:rPr>
                 <w:b w:val="1"/>
                 <w:bCs w:val="1"/>
                 <w:color w:val="ffffff"/>
-                <w:sz w:val="20"/>
-                <w:szCs w:val="20"/>
                 <w:rtl w:val="0"/>
               </w:rPr>
               <w:t xml:space="preserve">Port Spatial</w:t>
@@ -435,19 +421,17 @@
               <w:bottom w:w="70.0" w:type="dxa"/>
               <w:right w:w="120.0" w:type="dxa"/>
             </w:tcMar>
-          </w:tcPr>
-          <w:p>
-            <w:pPr>
-              <w:rPr>
-                <w:rFonts w:ascii="Roboto" w:cs="Roboto" w:eastAsia="Roboto" w:hAnsi="Roboto"/>
-              </w:rPr>
-            </w:pPr>
-            <w:r>
-              <w:rPr>
-                <w:rFonts w:ascii="Roboto" w:cs="Roboto" w:eastAsia="Roboto" w:hAnsi="Roboto"/>
+            <w:tcW w:type="dxa" w:w="3814"/>
+          </w:tcPr>
+          <w:p>
+            <w:pPr>
+              <w:rPr>
+                <w:rFonts w:ascii="Roboto" w:cs="Roboto" w:eastAsia="Roboto" w:hAnsi="Roboto"/>
+              </w:rPr>
+            </w:pPr>
+            <w:r>
+              <w:rPr>
                 <w:color w:val="1a1a1a"/>
-                <w:sz w:val="20"/>
-                <w:szCs w:val="20"/>
                 <w:rtl w:val="0"/>
               </w:rPr>
               <w:t xml:space="preserve">Adapté aux armées d'élite : facilite le contrôle des objectifs et permet aux unités de se replier sans être piégées par des forces plus nombreuses.</w:t>
@@ -474,19 +458,17 @@
               <w:bottom w:w="70.0" w:type="dxa"/>
               <w:right w:w="120.0" w:type="dxa"/>
             </w:tcMar>
-          </w:tcPr>
-          <w:p>
-            <w:pPr>
-              <w:rPr>
-                <w:rFonts w:ascii="Roboto" w:cs="Roboto" w:eastAsia="Roboto" w:hAnsi="Roboto"/>
-              </w:rPr>
-            </w:pPr>
-            <w:r>
-              <w:rPr>
-                <w:rFonts w:ascii="Roboto" w:cs="Roboto" w:eastAsia="Roboto" w:hAnsi="Roboto"/>
+            <w:tcW w:type="dxa" w:w="3814"/>
+          </w:tcPr>
+          <w:p>
+            <w:pPr>
+              <w:rPr>
+                <w:rFonts w:ascii="Roboto" w:cs="Roboto" w:eastAsia="Roboto" w:hAnsi="Roboto"/>
+              </w:rPr>
+            </w:pPr>
+            <w:r>
+              <w:rPr>
                 <w:color w:val="1a1a1a"/>
-                <w:sz w:val="20"/>
-                <w:szCs w:val="20"/>
                 <w:rtl w:val="0"/>
               </w:rPr>
               <w:t xml:space="preserve">Bâtiments hauts et ruines, largement espacés avec des espaces suffisants pour les VEHICULES.</w:t>
@@ -519,21 +501,19 @@
               <w:bottom w:w="70.0" w:type="dxa"/>
               <w:right w:w="120.0" w:type="dxa"/>
             </w:tcMar>
-          </w:tcPr>
-          <w:p>
-            <w:pPr>
-              <w:rPr>
-                <w:rFonts w:ascii="Roboto" w:cs="Roboto" w:eastAsia="Roboto" w:hAnsi="Roboto"/>
-              </w:rPr>
-            </w:pPr>
-            <w:r>
-              <w:rPr>
-                <w:rFonts w:ascii="Roboto" w:cs="Roboto" w:eastAsia="Roboto" w:hAnsi="Roboto"/>
+            <w:tcW w:type="dxa" w:w="1398"/>
+          </w:tcPr>
+          <w:p>
+            <w:pPr>
+              <w:rPr>
+                <w:rFonts w:ascii="Roboto" w:cs="Roboto" w:eastAsia="Roboto" w:hAnsi="Roboto"/>
+              </w:rPr>
+            </w:pPr>
+            <w:r>
+              <w:rPr>
                 <w:b w:val="1"/>
                 <w:bCs w:val="1"/>
                 <w:color w:val="ffffff"/>
-                <w:sz w:val="20"/>
-                <w:szCs w:val="20"/>
                 <w:rtl w:val="0"/>
               </w:rPr>
               <w:t xml:space="preserve">Terres Désolées</w:t>
@@ -560,19 +540,17 @@
               <w:bottom w:w="70.0" w:type="dxa"/>
               <w:right w:w="120.0" w:type="dxa"/>
             </w:tcMar>
-          </w:tcPr>
-          <w:p>
-            <w:pPr>
-              <w:rPr>
-                <w:rFonts w:ascii="Roboto" w:cs="Roboto" w:eastAsia="Roboto" w:hAnsi="Roboto"/>
-              </w:rPr>
-            </w:pPr>
-            <w:r>
-              <w:rPr>
-                <w:rFonts w:ascii="Roboto" w:cs="Roboto" w:eastAsia="Roboto" w:hAnsi="Roboto"/>
+            <w:tcW w:type="dxa" w:w="3814"/>
+          </w:tcPr>
+          <w:p>
+            <w:pPr>
+              <w:rPr>
+                <w:rFonts w:ascii="Roboto" w:cs="Roboto" w:eastAsia="Roboto" w:hAnsi="Roboto"/>
+              </w:rPr>
+            </w:pPr>
+            <w:r>
+              <w:rPr>
                 <w:color w:val="1a1a1a"/>
-                <w:sz w:val="20"/>
-                <w:szCs w:val="20"/>
                 <w:rtl w:val="0"/>
               </w:rPr>
               <w:t xml:space="preserve">Adapté aux armées d'infanterie et de cavalerie : déploiement agressif et repositionnement facilités.</w:t>
@@ -599,19 +577,17 @@
               <w:bottom w:w="70.0" w:type="dxa"/>
               <w:right w:w="120.0" w:type="dxa"/>
             </w:tcMar>
-          </w:tcPr>
-          <w:p>
-            <w:pPr>
-              <w:rPr>
-                <w:rFonts w:ascii="Roboto" w:cs="Roboto" w:eastAsia="Roboto" w:hAnsi="Roboto"/>
-              </w:rPr>
-            </w:pPr>
-            <w:r>
-              <w:rPr>
-                <w:rFonts w:ascii="Roboto" w:cs="Roboto" w:eastAsia="Roboto" w:hAnsi="Roboto"/>
+            <w:tcW w:type="dxa" w:w="3814"/>
+          </w:tcPr>
+          <w:p>
+            <w:pPr>
+              <w:rPr>
+                <w:rFonts w:ascii="Roboto" w:cs="Roboto" w:eastAsia="Roboto" w:hAnsi="Roboto"/>
+              </w:rPr>
+            </w:pPr>
+            <w:r>
+              <w:rPr>
                 <w:color w:val="1a1a1a"/>
-                <w:sz w:val="20"/>
-                <w:szCs w:val="20"/>
                 <w:rtl w:val="0"/>
               </w:rPr>
               <w:t xml:space="preserve">Décors de type ZONE TERRAIN peu encombrants, dispersés dans le No Man's Land pour marquer une région sauvage et dépeuplée.</w:t>
@@ -644,21 +620,19 @@
               <w:bottom w:w="70.0" w:type="dxa"/>
               <w:right w:w="120.0" w:type="dxa"/>
             </w:tcMar>
-          </w:tcPr>
-          <w:p>
-            <w:pPr>
-              <w:rPr>
-                <w:rFonts w:ascii="Roboto" w:cs="Roboto" w:eastAsia="Roboto" w:hAnsi="Roboto"/>
-              </w:rPr>
-            </w:pPr>
-            <w:r>
-              <w:rPr>
-                <w:rFonts w:ascii="Roboto" w:cs="Roboto" w:eastAsia="Roboto" w:hAnsi="Roboto"/>
+            <w:tcW w:type="dxa" w:w="1398"/>
+          </w:tcPr>
+          <w:p>
+            <w:pPr>
+              <w:rPr>
+                <w:rFonts w:ascii="Roboto" w:cs="Roboto" w:eastAsia="Roboto" w:hAnsi="Roboto"/>
+              </w:rPr>
+            </w:pPr>
+            <w:r>
+              <w:rPr>
                 <w:b w:val="1"/>
                 <w:bCs w:val="1"/>
                 <w:color w:val="ffffff"/>
-                <w:sz w:val="20"/>
-                <w:szCs w:val="20"/>
                 <w:rtl w:val="0"/>
               </w:rPr>
               <w:t xml:space="preserve">Jungle Xenoflore</w:t>
@@ -685,19 +659,17 @@
               <w:bottom w:w="70.0" w:type="dxa"/>
               <w:right w:w="120.0" w:type="dxa"/>
             </w:tcMar>
-          </w:tcPr>
-          <w:p>
-            <w:pPr>
-              <w:rPr>
-                <w:rFonts w:ascii="Roboto" w:cs="Roboto" w:eastAsia="Roboto" w:hAnsi="Roboto"/>
-              </w:rPr>
-            </w:pPr>
-            <w:r>
-              <w:rPr>
-                <w:rFonts w:ascii="Roboto" w:cs="Roboto" w:eastAsia="Roboto" w:hAnsi="Roboto"/>
+            <w:tcW w:type="dxa" w:w="3814"/>
+          </w:tcPr>
+          <w:p>
+            <w:pPr>
+              <w:rPr>
+                <w:rFonts w:ascii="Roboto" w:cs="Roboto" w:eastAsia="Roboto" w:hAnsi="Roboto"/>
+              </w:rPr>
+            </w:pPr>
+            <w:r>
+              <w:rPr>
                 <w:color w:val="1a1a1a"/>
-                <w:sz w:val="20"/>
-                <w:szCs w:val="20"/>
                 <w:rtl w:val="0"/>
               </w:rPr>
               <w:t xml:space="preserve">Booste les armées de mêlée : plus de dégâts, protection contre les tirs, et punition des unités qui se replient.</w:t>
@@ -724,19 +696,17 @@
               <w:bottom w:w="70.0" w:type="dxa"/>
               <w:right w:w="120.0" w:type="dxa"/>
             </w:tcMar>
-          </w:tcPr>
-          <w:p>
-            <w:pPr>
-              <w:rPr>
-                <w:rFonts w:ascii="Roboto" w:cs="Roboto" w:eastAsia="Roboto" w:hAnsi="Roboto"/>
-              </w:rPr>
-            </w:pPr>
-            <w:r>
-              <w:rPr>
-                <w:rFonts w:ascii="Roboto" w:cs="Roboto" w:eastAsia="Roboto" w:hAnsi="Roboto"/>
+            <w:tcW w:type="dxa" w:w="3814"/>
+          </w:tcPr>
+          <w:p>
+            <w:pPr>
+              <w:rPr>
+                <w:rFonts w:ascii="Roboto" w:cs="Roboto" w:eastAsia="Roboto" w:hAnsi="Roboto"/>
+              </w:rPr>
+            </w:pPr>
+            <w:r>
+              <w:rPr>
                 <w:color w:val="1a1a1a"/>
-                <w:sz w:val="20"/>
-                <w:szCs w:val="20"/>
                 <w:rtl w:val="0"/>
               </w:rPr>
               <w:t xml:space="preserve">Mélange de bois et de ruines couvertes de végétation, bien répartis sur le champ pour refléter la densité florale.</w:t>
@@ -769,21 +739,19 @@
               <w:bottom w:w="70.0" w:type="dxa"/>
               <w:right w:w="120.0" w:type="dxa"/>
             </w:tcMar>
-          </w:tcPr>
-          <w:p>
-            <w:pPr>
-              <w:rPr>
-                <w:rFonts w:ascii="Roboto" w:cs="Roboto" w:eastAsia="Roboto" w:hAnsi="Roboto"/>
-              </w:rPr>
-            </w:pPr>
-            <w:r>
-              <w:rPr>
-                <w:rFonts w:ascii="Roboto" w:cs="Roboto" w:eastAsia="Roboto" w:hAnsi="Roboto"/>
+            <w:tcW w:type="dxa" w:w="1398"/>
+          </w:tcPr>
+          <w:p>
+            <w:pPr>
+              <w:rPr>
+                <w:rFonts w:ascii="Roboto" w:cs="Roboto" w:eastAsia="Roboto" w:hAnsi="Roboto"/>
+              </w:rPr>
+            </w:pPr>
+            <w:r>
+              <w:rPr>
                 <w:b w:val="1"/>
                 <w:bCs w:val="1"/>
                 <w:color w:val="ffffff"/>
-                <w:sz w:val="20"/>
-                <w:szCs w:val="20"/>
                 <w:rtl w:val="0"/>
               </w:rPr>
               <w:t xml:space="preserve">Zone de Radiation</w:t>
@@ -810,19 +778,17 @@
               <w:bottom w:w="70.0" w:type="dxa"/>
               <w:right w:w="120.0" w:type="dxa"/>
             </w:tcMar>
-          </w:tcPr>
-          <w:p>
-            <w:pPr>
-              <w:rPr>
-                <w:rFonts w:ascii="Roboto" w:cs="Roboto" w:eastAsia="Roboto" w:hAnsi="Roboto"/>
-              </w:rPr>
-            </w:pPr>
-            <w:r>
-              <w:rPr>
-                <w:rFonts w:ascii="Roboto" w:cs="Roboto" w:eastAsia="Roboto" w:hAnsi="Roboto"/>
+            <w:tcW w:type="dxa" w:w="3814"/>
+          </w:tcPr>
+          <w:p>
+            <w:pPr>
+              <w:rPr>
+                <w:rFonts w:ascii="Roboto" w:cs="Roboto" w:eastAsia="Roboto" w:hAnsi="Roboto"/>
+              </w:rPr>
+            </w:pPr>
+            <w:r>
+              <w:rPr>
                 <w:color w:val="1a1a1a"/>
-                <w:sz w:val="20"/>
-                <w:szCs w:val="20"/>
                 <w:rtl w:val="0"/>
               </w:rPr>
               <w:t xml:space="preserve">Adapté au jeu d'attrition : réduit la létalité et améliore la durabilité des unités.</w:t>
@@ -849,19 +815,17 @@
               <w:bottom w:w="70.0" w:type="dxa"/>
               <w:right w:w="120.0" w:type="dxa"/>
             </w:tcMar>
-          </w:tcPr>
-          <w:p>
-            <w:pPr>
-              <w:rPr>
-                <w:rFonts w:ascii="Roboto" w:cs="Roboto" w:eastAsia="Roboto" w:hAnsi="Roboto"/>
-              </w:rPr>
-            </w:pPr>
-            <w:r>
-              <w:rPr>
-                <w:rFonts w:ascii="Roboto" w:cs="Roboto" w:eastAsia="Roboto" w:hAnsi="Roboto"/>
+            <w:tcW w:type="dxa" w:w="3814"/>
+          </w:tcPr>
+          <w:p>
+            <w:pPr>
+              <w:rPr>
+                <w:rFonts w:ascii="Roboto" w:cs="Roboto" w:eastAsia="Roboto" w:hAnsi="Roboto"/>
+              </w:rPr>
+            </w:pPr>
+            <w:r>
+              <w:rPr>
                 <w:color w:val="1a1a1a"/>
-                <w:sz w:val="20"/>
-                <w:szCs w:val="20"/>
                 <w:rtl w:val="0"/>
               </w:rPr>
               <w:t xml:space="preserve">Des hauteurs de cote pour limiter la visibilité.</w:t>
@@ -894,21 +858,19 @@
               <w:bottom w:w="70.0" w:type="dxa"/>
               <w:right w:w="120.0" w:type="dxa"/>
             </w:tcMar>
-          </w:tcPr>
-          <w:p>
-            <w:pPr>
-              <w:rPr>
-                <w:rFonts w:ascii="Roboto" w:cs="Roboto" w:eastAsia="Roboto" w:hAnsi="Roboto"/>
-              </w:rPr>
-            </w:pPr>
-            <w:r>
-              <w:rPr>
-                <w:rFonts w:ascii="Roboto" w:cs="Roboto" w:eastAsia="Roboto" w:hAnsi="Roboto"/>
+            <w:tcW w:type="dxa" w:w="1398"/>
+          </w:tcPr>
+          <w:p>
+            <w:pPr>
+              <w:rPr>
+                <w:rFonts w:ascii="Roboto" w:cs="Roboto" w:eastAsia="Roboto" w:hAnsi="Roboto"/>
+              </w:rPr>
+            </w:pPr>
+            <w:r>
+              <w:rPr>
                 <w:b w:val="1"/>
                 <w:bCs w:val="1"/>
                 <w:color w:val="ffffff"/>
-                <w:sz w:val="20"/>
-                <w:szCs w:val="20"/>
                 <w:rtl w:val="0"/>
               </w:rPr>
               <w:t xml:space="preserve">Complexe de Forges</w:t>
@@ -935,19 +897,17 @@
               <w:bottom w:w="70.0" w:type="dxa"/>
               <w:right w:w="120.0" w:type="dxa"/>
             </w:tcMar>
-          </w:tcPr>
-          <w:p>
-            <w:pPr>
-              <w:rPr>
-                <w:rFonts w:ascii="Roboto" w:cs="Roboto" w:eastAsia="Roboto" w:hAnsi="Roboto"/>
-              </w:rPr>
-            </w:pPr>
-            <w:r>
-              <w:rPr>
-                <w:rFonts w:ascii="Roboto" w:cs="Roboto" w:eastAsia="Roboto" w:hAnsi="Roboto"/>
+            <w:tcW w:type="dxa" w:w="3814"/>
+          </w:tcPr>
+          <w:p>
+            <w:pPr>
+              <w:rPr>
+                <w:rFonts w:ascii="Roboto" w:cs="Roboto" w:eastAsia="Roboto" w:hAnsi="Roboto"/>
+              </w:rPr>
+            </w:pPr>
+            <w:r>
+              <w:rPr>
                 <w:color w:val="1a1a1a"/>
-                <w:sz w:val="20"/>
-                <w:szCs w:val="20"/>
                 <w:rtl w:val="0"/>
               </w:rPr>
               <w:t xml:space="preserve">Booste les unités robustes et durables.</w:t>
@@ -974,19 +934,17 @@
               <w:bottom w:w="70.0" w:type="dxa"/>
               <w:right w:w="120.0" w:type="dxa"/>
             </w:tcMar>
-          </w:tcPr>
-          <w:p>
-            <w:pPr>
-              <w:rPr>
-                <w:rFonts w:ascii="Roboto" w:cs="Roboto" w:eastAsia="Roboto" w:hAnsi="Roboto"/>
-              </w:rPr>
-            </w:pPr>
-            <w:r>
-              <w:rPr>
-                <w:rFonts w:ascii="Roboto" w:cs="Roboto" w:eastAsia="Roboto" w:hAnsi="Roboto"/>
+            <w:tcW w:type="dxa" w:w="3814"/>
+          </w:tcPr>
+          <w:p>
+            <w:pPr>
+              <w:rPr>
+                <w:rFonts w:ascii="Roboto" w:cs="Roboto" w:eastAsia="Roboto" w:hAnsi="Roboto"/>
+              </w:rPr>
+            </w:pPr>
+            <w:r>
+              <w:rPr>
                 <w:color w:val="1a1a1a"/>
-                <w:sz w:val="20"/>
-                <w:szCs w:val="20"/>
                 <w:rtl w:val="0"/>
               </w:rPr>
               <w:t xml:space="preserve">De nombreux décors OBSTACLE, des tuyaux industriels, des machines représentant les lignes de fabrication et des sanctuaires de forge toujours opérationnels.</w:t>
@@ -1019,21 +977,19 @@
               <w:bottom w:w="70.0" w:type="dxa"/>
               <w:right w:w="120.0" w:type="dxa"/>
             </w:tcMar>
-          </w:tcPr>
-          <w:p>
-            <w:pPr>
-              <w:rPr>
-                <w:rFonts w:ascii="Roboto" w:cs="Roboto" w:eastAsia="Roboto" w:hAnsi="Roboto"/>
-              </w:rPr>
-            </w:pPr>
-            <w:r>
-              <w:rPr>
-                <w:rFonts w:ascii="Roboto" w:cs="Roboto" w:eastAsia="Roboto" w:hAnsi="Roboto"/>
+            <w:tcW w:type="dxa" w:w="1398"/>
+          </w:tcPr>
+          <w:p>
+            <w:pPr>
+              <w:rPr>
+                <w:rFonts w:ascii="Roboto" w:cs="Roboto" w:eastAsia="Roboto" w:hAnsi="Roboto"/>
+              </w:rPr>
+            </w:pPr>
+            <w:r>
+              <w:rPr>
                 <w:b w:val="1"/>
                 <w:bCs w:val="1"/>
                 <w:color w:val="ffffff"/>
-                <w:sz w:val="20"/>
-                <w:szCs w:val="20"/>
                 <w:rtl w:val="0"/>
               </w:rPr>
               <w:t xml:space="preserve">Quartiers Résidentiels</w:t>
@@ -1060,19 +1016,17 @@
               <w:bottom w:w="70.0" w:type="dxa"/>
               <w:right w:w="120.0" w:type="dxa"/>
             </w:tcMar>
-          </w:tcPr>
-          <w:p>
-            <w:pPr>
-              <w:rPr>
-                <w:rFonts w:ascii="Roboto" w:cs="Roboto" w:eastAsia="Roboto" w:hAnsi="Roboto"/>
-              </w:rPr>
-            </w:pPr>
-            <w:r>
-              <w:rPr>
-                <w:rFonts w:ascii="Roboto" w:cs="Roboto" w:eastAsia="Roboto" w:hAnsi="Roboto"/>
+            <w:tcW w:type="dxa" w:w="3814"/>
+          </w:tcPr>
+          <w:p>
+            <w:pPr>
+              <w:rPr>
+                <w:rFonts w:ascii="Roboto" w:cs="Roboto" w:eastAsia="Roboto" w:hAnsi="Roboto"/>
+              </w:rPr>
+            </w:pPr>
+            <w:r>
+              <w:rPr>
                 <w:color w:val="1a1a1a"/>
-                <w:sz w:val="20"/>
-                <w:szCs w:val="20"/>
                 <w:rtl w:val="0"/>
               </w:rPr>
               <w:t xml:space="preserve">Booste les unités dans les ZONES TERRAIN : survie ou létalité augmentées.</w:t>
@@ -1099,19 +1053,17 @@
               <w:bottom w:w="70.0" w:type="dxa"/>
               <w:right w:w="120.0" w:type="dxa"/>
             </w:tcMar>
-          </w:tcPr>
-          <w:p>
-            <w:pPr>
-              <w:rPr>
-                <w:rFonts w:ascii="Roboto" w:cs="Roboto" w:eastAsia="Roboto" w:hAnsi="Roboto"/>
-              </w:rPr>
-            </w:pPr>
-            <w:r>
-              <w:rPr>
-                <w:rFonts w:ascii="Roboto" w:cs="Roboto" w:eastAsia="Roboto" w:hAnsi="Roboto"/>
+            <w:tcW w:type="dxa" w:w="3814"/>
+          </w:tcPr>
+          <w:p>
+            <w:pPr>
+              <w:rPr>
+                <w:rFonts w:ascii="Roboto" w:cs="Roboto" w:eastAsia="Roboto" w:hAnsi="Roboto"/>
+              </w:rPr>
+            </w:pPr>
+            <w:r>
+              <w:rPr>
                 <w:color w:val="1a1a1a"/>
-                <w:sz w:val="20"/>
-                <w:szCs w:val="20"/>
                 <w:rtl w:val="0"/>
               </w:rPr>
               <w:t xml:space="preserve">Couverture épaisse de décors ZONE TERRAIN, en grande partie des ruines, réparties assez uniformément sur le champ.</w:t>
@@ -1144,21 +1096,19 @@
               <w:bottom w:w="70.0" w:type="dxa"/>
               <w:right w:w="120.0" w:type="dxa"/>
             </w:tcMar>
-          </w:tcPr>
-          <w:p>
-            <w:pPr>
-              <w:rPr>
-                <w:rFonts w:ascii="Roboto" w:cs="Roboto" w:eastAsia="Roboto" w:hAnsi="Roboto"/>
-              </w:rPr>
-            </w:pPr>
-            <w:r>
-              <w:rPr>
-                <w:rFonts w:ascii="Roboto" w:cs="Roboto" w:eastAsia="Roboto" w:hAnsi="Roboto"/>
+            <w:tcW w:type="dxa" w:w="1398"/>
+          </w:tcPr>
+          <w:p>
+            <w:pPr>
+              <w:rPr>
+                <w:rFonts w:ascii="Roboto" w:cs="Roboto" w:eastAsia="Roboto" w:hAnsi="Roboto"/>
+              </w:rPr>
+            </w:pPr>
+            <w:r>
+              <w:rPr>
                 <w:b w:val="1"/>
                 <w:bCs w:val="1"/>
                 <w:color w:val="ffffff"/>
-                <w:sz w:val="20"/>
-                <w:szCs w:val="20"/>
                 <w:rtl w:val="0"/>
               </w:rPr>
               <w:t xml:space="preserve">Installation Minière</w:t>
@@ -1185,19 +1135,17 @@
               <w:bottom w:w="70.0" w:type="dxa"/>
               <w:right w:w="120.0" w:type="dxa"/>
             </w:tcMar>
-          </w:tcPr>
-          <w:p>
-            <w:pPr>
-              <w:rPr>
-                <w:rFonts w:ascii="Roboto" w:cs="Roboto" w:eastAsia="Roboto" w:hAnsi="Roboto"/>
-              </w:rPr>
-            </w:pPr>
-            <w:r>
-              <w:rPr>
-                <w:rFonts w:ascii="Roboto" w:cs="Roboto" w:eastAsia="Roboto" w:hAnsi="Roboto"/>
+            <w:tcW w:type="dxa" w:w="3814"/>
+          </w:tcPr>
+          <w:p>
+            <w:pPr>
+              <w:rPr>
+                <w:rFonts w:ascii="Roboto" w:cs="Roboto" w:eastAsia="Roboto" w:hAnsi="Roboto"/>
+              </w:rPr>
+            </w:pPr>
+            <w:r>
+              <w:rPr>
                 <w:color w:val="1a1a1a"/>
-                <w:sz w:val="20"/>
-                <w:szCs w:val="20"/>
                 <w:rtl w:val="0"/>
               </w:rPr>
               <w:t xml:space="preserve">Booste les attaques contre les unités coriaces.</w:t>
@@ -1224,19 +1172,17 @@
               <w:bottom w:w="70.0" w:type="dxa"/>
               <w:right w:w="120.0" w:type="dxa"/>
             </w:tcMar>
-          </w:tcPr>
-          <w:p>
-            <w:pPr>
-              <w:rPr>
-                <w:rFonts w:ascii="Roboto" w:cs="Roboto" w:eastAsia="Roboto" w:hAnsi="Roboto"/>
-              </w:rPr>
-            </w:pPr>
-            <w:r>
-              <w:rPr>
-                <w:rFonts w:ascii="Roboto" w:cs="Roboto" w:eastAsia="Roboto" w:hAnsi="Roboto"/>
+            <w:tcW w:type="dxa" w:w="3814"/>
+          </w:tcPr>
+          <w:p>
+            <w:pPr>
+              <w:rPr>
+                <w:rFonts w:ascii="Roboto" w:cs="Roboto" w:eastAsia="Roboto" w:hAnsi="Roboto"/>
+              </w:rPr>
+            </w:pPr>
+            <w:r>
+              <w:rPr>
                 <w:color w:val="1a1a1a"/>
-                <w:sz w:val="20"/>
-                <w:szCs w:val="20"/>
                 <w:rtl w:val="0"/>
               </w:rPr>
               <w:t xml:space="preserve">Tuyaux, réservoirs, barils, barrières et structures du Secteur Frontiéris constituant l’infrastructure minière.</w:t>
@@ -1269,21 +1215,19 @@
               <w:bottom w:w="70.0" w:type="dxa"/>
               <w:right w:w="120.0" w:type="dxa"/>
             </w:tcMar>
-          </w:tcPr>
-          <w:p>
-            <w:pPr>
-              <w:rPr>
-                <w:rFonts w:ascii="Roboto" w:cs="Roboto" w:eastAsia="Roboto" w:hAnsi="Roboto"/>
-              </w:rPr>
-            </w:pPr>
-            <w:r>
-              <w:rPr>
-                <w:rFonts w:ascii="Roboto" w:cs="Roboto" w:eastAsia="Roboto" w:hAnsi="Roboto"/>
+            <w:tcW w:type="dxa" w:w="1398"/>
+          </w:tcPr>
+          <w:p>
+            <w:pPr>
+              <w:rPr>
+                <w:rFonts w:ascii="Roboto" w:cs="Roboto" w:eastAsia="Roboto" w:hAnsi="Roboto"/>
+              </w:rPr>
+            </w:pPr>
+            <w:r>
+              <w:rPr>
                 <w:b w:val="1"/>
                 <w:bCs w:val="1"/>
                 <w:color w:val="ffffff"/>
-                <w:sz w:val="20"/>
-                <w:szCs w:val="20"/>
                 <w:rtl w:val="0"/>
               </w:rPr>
               <w:t xml:space="preserve">Terres Mortes</w:t>
@@ -1310,19 +1254,17 @@
               <w:bottom w:w="70.0" w:type="dxa"/>
               <w:right w:w="120.0" w:type="dxa"/>
             </w:tcMar>
-          </w:tcPr>
-          <w:p>
-            <w:pPr>
-              <w:rPr>
-                <w:rFonts w:ascii="Roboto" w:cs="Roboto" w:eastAsia="Roboto" w:hAnsi="Roboto"/>
-              </w:rPr>
-            </w:pPr>
-            <w:r>
-              <w:rPr>
-                <w:rFonts w:ascii="Roboto" w:cs="Roboto" w:eastAsia="Roboto" w:hAnsi="Roboto"/>
+            <w:tcW w:type="dxa" w:w="3814"/>
+          </w:tcPr>
+          <w:p>
+            <w:pPr>
+              <w:rPr>
+                <w:rFonts w:ascii="Roboto" w:cs="Roboto" w:eastAsia="Roboto" w:hAnsi="Roboto"/>
+              </w:rPr>
+            </w:pPr>
+            <w:r>
+              <w:rPr>
                 <w:color w:val="1a1a1a"/>
-                <w:sz w:val="20"/>
-                <w:szCs w:val="20"/>
                 <w:rtl w:val="0"/>
               </w:rPr>
               <w:t xml:space="preserve">Booste les MONSTRES et VÉHICULES : vitesse, durabilité et létalité augmentées.</w:t>
@@ -1349,19 +1291,17 @@
               <w:bottom w:w="70.0" w:type="dxa"/>
               <w:right w:w="120.0" w:type="dxa"/>
             </w:tcMar>
-          </w:tcPr>
-          <w:p>
-            <w:pPr>
-              <w:rPr>
-                <w:rFonts w:ascii="Roboto" w:cs="Roboto" w:eastAsia="Roboto" w:hAnsi="Roboto"/>
-              </w:rPr>
-            </w:pPr>
-            <w:r>
-              <w:rPr>
-                <w:rFonts w:ascii="Roboto" w:cs="Roboto" w:eastAsia="Roboto" w:hAnsi="Roboto"/>
+            <w:tcW w:type="dxa" w:w="3814"/>
+          </w:tcPr>
+          <w:p>
+            <w:pPr>
+              <w:rPr>
+                <w:rFonts w:ascii="Roboto" w:cs="Roboto" w:eastAsia="Roboto" w:hAnsi="Roboto"/>
+              </w:rPr>
+            </w:pPr>
+            <w:r>
+              <w:rPr>
                 <w:color w:val="1a1a1a"/>
-                <w:sz w:val="20"/>
-                <w:szCs w:val="20"/>
                 <w:rtl w:val="0"/>
               </w:rPr>
               <w:t xml:space="preserve">Decors ZONE TERRAIN sont disposés en grappes avec de grands espaces entre elles pour permettre la manœuvre des VEHICULES et des MONSTRES.</w:t>
@@ -1394,21 +1334,19 @@
               <w:bottom w:w="70.0" w:type="dxa"/>
               <w:right w:w="120.0" w:type="dxa"/>
             </w:tcMar>
-          </w:tcPr>
-          <w:p>
-            <w:pPr>
-              <w:rPr>
-                <w:rFonts w:ascii="Roboto" w:cs="Roboto" w:eastAsia="Roboto" w:hAnsi="Roboto"/>
-              </w:rPr>
-            </w:pPr>
-            <w:r>
-              <w:rPr>
-                <w:rFonts w:ascii="Roboto" w:cs="Roboto" w:eastAsia="Roboto" w:hAnsi="Roboto"/>
+            <w:tcW w:type="dxa" w:w="1398"/>
+          </w:tcPr>
+          <w:p>
+            <w:pPr>
+              <w:rPr>
+                <w:rFonts w:ascii="Roboto" w:cs="Roboto" w:eastAsia="Roboto" w:hAnsi="Roboto"/>
+              </w:rPr>
+            </w:pPr>
+            <w:r>
+              <w:rPr>
                 <w:b w:val="1"/>
                 <w:bCs w:val="1"/>
                 <w:color w:val="ffffff"/>
-                <w:sz w:val="20"/>
-                <w:szCs w:val="20"/>
                 <w:rtl w:val="0"/>
               </w:rPr>
               <w:t xml:space="preserve">Complexe de Tombe</w:t>
@@ -1435,19 +1373,17 @@
               <w:bottom w:w="70.0" w:type="dxa"/>
               <w:right w:w="120.0" w:type="dxa"/>
             </w:tcMar>
-          </w:tcPr>
-          <w:p>
-            <w:pPr>
-              <w:rPr>
-                <w:rFonts w:ascii="Roboto" w:cs="Roboto" w:eastAsia="Roboto" w:hAnsi="Roboto"/>
-              </w:rPr>
-            </w:pPr>
-            <w:r>
-              <w:rPr>
-                <w:rFonts w:ascii="Roboto" w:cs="Roboto" w:eastAsia="Roboto" w:hAnsi="Roboto"/>
+            <w:tcW w:type="dxa" w:w="3814"/>
+          </w:tcPr>
+          <w:p>
+            <w:pPr>
+              <w:rPr>
+                <w:rFonts w:ascii="Roboto" w:cs="Roboto" w:eastAsia="Roboto" w:hAnsi="Roboto"/>
+              </w:rPr>
+            </w:pPr>
+            <w:r>
+              <w:rPr>
                 <w:color w:val="1a1a1a"/>
-                <w:sz w:val="20"/>
-                <w:szCs w:val="20"/>
                 <w:rtl w:val="0"/>
               </w:rPr>
               <w:t xml:space="preserve">Imprévisible : ne favorise pas une armée en particulier mais génère des batailles variées et surprenantes.</w:t>
@@ -1474,19 +1410,17 @@
               <w:bottom w:w="70.0" w:type="dxa"/>
               <w:right w:w="120.0" w:type="dxa"/>
             </w:tcMar>
-          </w:tcPr>
-          <w:p>
-            <w:pPr>
-              <w:rPr>
-                <w:rFonts w:ascii="Roboto" w:cs="Roboto" w:eastAsia="Roboto" w:hAnsi="Roboto"/>
-              </w:rPr>
-            </w:pPr>
-            <w:r>
-              <w:rPr>
-                <w:rFonts w:ascii="Roboto" w:cs="Roboto" w:eastAsia="Roboto" w:hAnsi="Roboto"/>
+            <w:tcW w:type="dxa" w:w="3814"/>
+          </w:tcPr>
+          <w:p>
+            <w:pPr>
+              <w:rPr>
+                <w:rFonts w:ascii="Roboto" w:cs="Roboto" w:eastAsia="Roboto" w:hAnsi="Roboto"/>
+              </w:rPr>
+            </w:pPr>
+            <w:r>
+              <w:rPr>
                 <w:color w:val="1a1a1a"/>
-                <w:sz w:val="20"/>
-                <w:szCs w:val="20"/>
                 <w:rtl w:val="0"/>
               </w:rPr>
               <w:t xml:space="preserve">Laissez libre cours à votre imagination.</w:t>
@@ -1502,6 +1436,12 @@
     </w:tbl>
     <w:p>
       <w:pPr>
+        <w:pStyle w:val="normal"/>
+      </w:pPr>
+    </w:p>
+    <w:p>
+      <w:pPr>
+        <w:pStyle w:val="Heading1"/>
         <w:pBdr>
           <w:bottom w:color="2e4057" w:space="6" w:sz="12" w:val="single"/>
         </w:pBdr>
@@ -1512,12 +1452,6 @@
       </w:pPr>
       <w:r>
         <w:rPr>
-          <w:rFonts w:ascii="Roboto" w:cs="Roboto" w:eastAsia="Roboto" w:hAnsi="Roboto"/>
-          <w:b w:val="1"/>
-          <w:bCs w:val="1"/>
-          <w:color w:val="2e4057"/>
-          <w:sz w:val="44"/>
-          <w:szCs w:val="44"/>
           <w:rtl w:val="0"/>
         </w:rPr>
         <w:t xml:space="preserve">Théâtre : Port Spatial</w:t>
@@ -1537,12 +1471,9 @@
       </w:pPr>
       <w:r>
         <w:rPr>
-          <w:rFonts w:ascii="Roboto" w:cs="Roboto" w:eastAsia="Roboto" w:hAnsi="Roboto"/>
           <w:i w:val="1"/>
           <w:iCs w:val="1"/>
           <w:color w:val="555555"/>
-          <w:sz w:val="20"/>
-          <w:szCs w:val="20"/>
           <w:rtl w:val="0"/>
         </w:rPr>
         <w:t xml:space="preserve">Bourrés de technologies de communication, les ports spatiaux facilitent le déploiement rapide et constituent des pivots stratégiques majeurs.</w:t>
@@ -1562,109 +1493,82 @@
       </w:pPr>
       <w:r>
         <w:rPr>
-          <w:rFonts w:ascii="Roboto" w:cs="Roboto" w:eastAsia="Roboto" w:hAnsi="Roboto"/>
           <w:b w:val="1"/>
           <w:bCs w:val="1"/>
           <w:color w:val="2e4057"/>
-          <w:sz w:val="21"/>
-          <w:szCs w:val="21"/>
           <w:rtl w:val="0"/>
         </w:rPr>
         <w:t>Avantages tactiques : adapté aux armées d'élite ; facilite le contrôle des zones d'objectif et permet aux unités de se désengager sans être piégées par des forces plus nombreuses.</w:t>
       </w:r>
       <w:r>
         <w:rPr>
-          <w:rFonts w:ascii="Roboto" w:cs="Roboto" w:eastAsia="Roboto" w:hAnsi="Roboto"/>
           <w:color w:val="1a1a1a"/>
           <w:rtl w:val="0"/>
         </w:rPr>
       </w:r>
       <w:r>
         <w:rPr>
-          <w:rFonts w:ascii="Roboto" w:cs="Roboto" w:eastAsia="Roboto" w:hAnsi="Roboto"/>
           <w:color w:val="1a1a1a"/>
-          <w:sz w:val="21"/>
-          <w:szCs w:val="21"/>
-          <w:rtl w:val="0"/>
-        </w:rPr>
-      </w:r>
-      <w:r>
-        <w:rPr>
-          <w:rFonts w:ascii="Roboto" w:cs="Roboto" w:eastAsia="Roboto" w:hAnsi="Roboto"/>
+          <w:rtl w:val="0"/>
+        </w:rPr>
+      </w:r>
+      <w:r>
+        <w:rPr>
           <w:color w:val="1a1a1a"/>
           <w:rtl w:val="0"/>
         </w:rPr>
       </w:r>
       <w:r>
         <w:rPr>
-          <w:rFonts w:ascii="Roboto" w:cs="Roboto" w:eastAsia="Roboto" w:hAnsi="Roboto"/>
           <w:color w:val="1a1a1a"/>
-          <w:sz w:val="21"/>
-          <w:szCs w:val="21"/>
-          <w:rtl w:val="0"/>
-        </w:rPr>
-      </w:r>
-      <w:r>
-        <w:rPr>
-          <w:rFonts w:ascii="Roboto" w:cs="Roboto" w:eastAsia="Roboto" w:hAnsi="Roboto"/>
+          <w:rtl w:val="0"/>
+        </w:rPr>
+      </w:r>
+      <w:r>
+        <w:rPr>
           <w:color w:val="1a1a1a"/>
           <w:rtl w:val="0"/>
         </w:rPr>
       </w:r>
       <w:r>
         <w:rPr>
-          <w:rFonts w:ascii="Roboto" w:cs="Roboto" w:eastAsia="Roboto" w:hAnsi="Roboto"/>
           <w:color w:val="1a1a1a"/>
-          <w:sz w:val="21"/>
-          <w:szCs w:val="21"/>
-          <w:rtl w:val="0"/>
-        </w:rPr>
-      </w:r>
-      <w:r>
-        <w:rPr>
-          <w:rFonts w:ascii="Roboto" w:cs="Roboto" w:eastAsia="Roboto" w:hAnsi="Roboto"/>
+          <w:rtl w:val="0"/>
+        </w:rPr>
+      </w:r>
+      <w:r>
+        <w:rPr>
           <w:color w:val="1a1a1a"/>
           <w:rtl w:val="0"/>
         </w:rPr>
       </w:r>
       <w:r>
         <w:rPr>
-          <w:rFonts w:ascii="Roboto" w:cs="Roboto" w:eastAsia="Roboto" w:hAnsi="Roboto"/>
           <w:color w:val="1a1a1a"/>
-          <w:sz w:val="21"/>
-          <w:szCs w:val="21"/>
-          <w:rtl w:val="0"/>
-        </w:rPr>
-      </w:r>
-      <w:r>
-        <w:rPr>
-          <w:rFonts w:ascii="Roboto" w:cs="Roboto" w:eastAsia="Roboto" w:hAnsi="Roboto"/>
+          <w:rtl w:val="0"/>
+        </w:rPr>
+      </w:r>
+      <w:r>
+        <w:rPr>
           <w:color w:val="1a1a1a"/>
           <w:rtl w:val="0"/>
         </w:rPr>
       </w:r>
       <w:r>
         <w:rPr>
-          <w:rFonts w:ascii="Roboto" w:cs="Roboto" w:eastAsia="Roboto" w:hAnsi="Roboto"/>
           <w:color w:val="1a1a1a"/>
-          <w:sz w:val="21"/>
-          <w:szCs w:val="21"/>
-          <w:rtl w:val="0"/>
-        </w:rPr>
-      </w:r>
-      <w:r>
-        <w:rPr>
-          <w:rFonts w:ascii="Roboto" w:cs="Roboto" w:eastAsia="Roboto" w:hAnsi="Roboto"/>
+          <w:rtl w:val="0"/>
+        </w:rPr>
+      </w:r>
+      <w:r>
+        <w:rPr>
           <w:color w:val="1a1a1a"/>
           <w:rtl w:val="0"/>
         </w:rPr>
       </w:r>
       <w:r>
         <w:rPr>
-          <w:rFonts w:ascii="Roboto" w:cs="Roboto" w:eastAsia="Roboto" w:hAnsi="Roboto"/>
           <w:color w:val="1a1a1a"/>
-          <w:sz w:val="21"/>
-          <w:szCs w:val="21"/>
           <w:rtl w:val="0"/>
         </w:rPr>
       </w:r>
@@ -1690,7 +1594,7 @@
     <w:tbl>
       <w:tblPr>
         <w:tblStyle w:val="Table2"/>
-        <w:tblW w:w="9360.0" w:type="dxa"/>
+        <w:tblW w:w="9026" w:type="dxa"/>
         <w:jc w:val="left"/>
         <w:tblBorders>
           <w:top w:color="000000" w:space="0" w:sz="4" w:val="single"/>
@@ -1704,9 +1608,9 @@
         <w:tblLook w:val="0000"/>
       </w:tblPr>
       <w:tblGrid>
-        <w:gridCol w:w="500"/>
-        <w:gridCol w:w="2800"/>
-        <w:gridCol w:w="6060"/>
+        <w:gridCol w:w="810"/>
+        <w:gridCol w:w="2550"/>
+        <w:gridCol w:w="5666"/>
         <w:tblGridChange w:id="0">
           <w:tblGrid>
             <w:gridCol w:w="500"/>
@@ -1735,6 +1639,7 @@
               <w:bottom w:w="70.0" w:type="dxa"/>
               <w:right w:w="80.0" w:type="dxa"/>
             </w:tcMar>
+            <w:tcW w:type="dxa" w:w="810"/>
           </w:tcPr>
           <w:p>
             <w:pPr>
@@ -1745,12 +1650,9 @@
             </w:pPr>
             <w:r>
               <w:rPr>
-                <w:rFonts w:ascii="Roboto" w:cs="Roboto" w:eastAsia="Roboto" w:hAnsi="Roboto"/>
                 <w:b w:val="1"/>
                 <w:bCs w:val="1"/>
                 <w:color w:val="ffffff"/>
-                <w:sz w:val="20"/>
-                <w:szCs w:val="20"/>
                 <w:rtl w:val="0"/>
               </w:rPr>
               <w:t xml:space="preserve">D6</w:t>
@@ -1777,21 +1679,19 @@
               <w:bottom w:w="70.0" w:type="dxa"/>
               <w:right w:w="120.0" w:type="dxa"/>
             </w:tcMar>
-          </w:tcPr>
-          <w:p>
-            <w:pPr>
-              <w:rPr>
-                <w:rFonts w:ascii="Roboto" w:cs="Roboto" w:eastAsia="Roboto" w:hAnsi="Roboto"/>
-              </w:rPr>
-            </w:pPr>
-            <w:r>
-              <w:rPr>
-                <w:rFonts w:ascii="Roboto" w:cs="Roboto" w:eastAsia="Roboto" w:hAnsi="Roboto"/>
+            <w:tcW w:type="dxa" w:w="2550"/>
+          </w:tcPr>
+          <w:p>
+            <w:pPr>
+              <w:rPr>
+                <w:rFonts w:ascii="Roboto" w:cs="Roboto" w:eastAsia="Roboto" w:hAnsi="Roboto"/>
+              </w:rPr>
+            </w:pPr>
+            <w:r>
+              <w:rPr>
                 <w:b w:val="1"/>
                 <w:bCs w:val="1"/>
                 <w:color w:val="ffffff"/>
-                <w:sz w:val="20"/>
-                <w:szCs w:val="20"/>
                 <w:rtl w:val="0"/>
               </w:rPr>
               <w:t xml:space="preserve">Nom du Twist</w:t>
@@ -1818,21 +1718,19 @@
               <w:bottom w:w="70.0" w:type="dxa"/>
               <w:right w:w="120.0" w:type="dxa"/>
             </w:tcMar>
-          </w:tcPr>
-          <w:p>
-            <w:pPr>
-              <w:rPr>
-                <w:rFonts w:ascii="Roboto" w:cs="Roboto" w:eastAsia="Roboto" w:hAnsi="Roboto"/>
-              </w:rPr>
-            </w:pPr>
-            <w:r>
-              <w:rPr>
-                <w:rFonts w:ascii="Roboto" w:cs="Roboto" w:eastAsia="Roboto" w:hAnsi="Roboto"/>
+            <w:tcW w:type="dxa" w:w="5666"/>
+          </w:tcPr>
+          <w:p>
+            <w:pPr>
+              <w:rPr>
+                <w:rFonts w:ascii="Roboto" w:cs="Roboto" w:eastAsia="Roboto" w:hAnsi="Roboto"/>
+              </w:rPr>
+            </w:pPr>
+            <w:r>
+              <w:rPr>
                 <w:b w:val="1"/>
                 <w:bCs w:val="1"/>
                 <w:color w:val="ffffff"/>
-                <w:sz w:val="20"/>
-                <w:szCs w:val="20"/>
                 <w:rtl w:val="0"/>
               </w:rPr>
               <w:t xml:space="preserve">Effet</w:t>
@@ -1865,6 +1763,7 @@
               <w:bottom w:w="70.0" w:type="dxa"/>
               <w:right w:w="80.0" w:type="dxa"/>
             </w:tcMar>
+            <w:tcW w:type="dxa" w:w="810"/>
           </w:tcPr>
           <w:p>
             <w:pPr>
@@ -1875,12 +1774,9 @@
             </w:pPr>
             <w:r>
               <w:rPr>
-                <w:rFonts w:ascii="Roboto" w:cs="Roboto" w:eastAsia="Roboto" w:hAnsi="Roboto"/>
                 <w:b w:val="1"/>
                 <w:bCs w:val="1"/>
                 <w:color w:val="2e4057"/>
-                <w:sz w:val="20"/>
-                <w:szCs w:val="20"/>
                 <w:rtl w:val="0"/>
               </w:rPr>
               <w:t xml:space="preserve">1-2</w:t>
@@ -1907,20 +1803,18 @@
               <w:bottom w:w="70.0" w:type="dxa"/>
               <w:right w:w="120.0" w:type="dxa"/>
             </w:tcMar>
-          </w:tcPr>
-          <w:p>
-            <w:pPr>
-              <w:rPr>
-                <w:rFonts w:ascii="Roboto" w:cs="Roboto" w:eastAsia="Roboto" w:hAnsi="Roboto"/>
-              </w:rPr>
-            </w:pPr>
-            <w:r>
-              <w:rPr>
-                <w:rFonts w:ascii="Roboto" w:cs="Roboto" w:eastAsia="Roboto" w:hAnsi="Roboto"/>
-                <w:b w:val="1"/>
-                <w:bCs w:val="1"/>
-                <w:sz w:val="20"/>
-                <w:szCs w:val="20"/>
+            <w:tcW w:type="dxa" w:w="2550"/>
+          </w:tcPr>
+          <w:p>
+            <w:pPr>
+              <w:rPr>
+                <w:rFonts w:ascii="Roboto" w:cs="Roboto" w:eastAsia="Roboto" w:hAnsi="Roboto"/>
+              </w:rPr>
+            </w:pPr>
+            <w:r>
+              <w:rPr>
+                <w:b w:val="1"/>
+                <w:bCs w:val="1"/>
                 <w:rtl w:val="0"/>
               </w:rPr>
               <w:t xml:space="preserve">Verrouillage de Coordonnées</w:t>
@@ -1947,19 +1841,17 @@
               <w:bottom w:w="70.0" w:type="dxa"/>
               <w:right w:w="120.0" w:type="dxa"/>
             </w:tcMar>
-          </w:tcPr>
-          <w:p>
-            <w:pPr>
-              <w:rPr>
-                <w:rFonts w:ascii="Roboto" w:cs="Roboto" w:eastAsia="Roboto" w:hAnsi="Roboto"/>
-              </w:rPr>
-            </w:pPr>
-            <w:r>
-              <w:rPr>
-                <w:rFonts w:ascii="Roboto" w:cs="Roboto" w:eastAsia="Roboto" w:hAnsi="Roboto"/>
+            <w:tcW w:type="dxa" w:w="5666"/>
+          </w:tcPr>
+          <w:p>
+            <w:pPr>
+              <w:rPr>
+                <w:rFonts w:ascii="Roboto" w:cs="Roboto" w:eastAsia="Roboto" w:hAnsi="Roboto"/>
+              </w:rPr>
+            </w:pPr>
+            <w:r>
+              <w:rPr>
                 <w:color w:val="1a1a1a"/>
-                <w:sz w:val="20"/>
-                <w:szCs w:val="20"/>
                 <w:rtl w:val="0"/>
               </w:rPr>
               <w:t>Toutes les unités des deux armées gagnent la capacité Objectif Sécurisé.</w:t>
@@ -1992,6 +1884,7 @@
               <w:bottom w:w="70.0" w:type="dxa"/>
               <w:right w:w="80.0" w:type="dxa"/>
             </w:tcMar>
+            <w:tcW w:type="dxa" w:w="810"/>
           </w:tcPr>
           <w:p>
             <w:pPr>
@@ -2002,12 +1895,9 @@
             </w:pPr>
             <w:r>
               <w:rPr>
-                <w:rFonts w:ascii="Roboto" w:cs="Roboto" w:eastAsia="Roboto" w:hAnsi="Roboto"/>
                 <w:b w:val="1"/>
                 <w:bCs w:val="1"/>
                 <w:color w:val="2e4057"/>
-                <w:sz w:val="20"/>
-                <w:szCs w:val="20"/>
                 <w:rtl w:val="0"/>
               </w:rPr>
               <w:t xml:space="preserve">3-4</w:t>
@@ -2034,20 +1924,18 @@
               <w:bottom w:w="70.0" w:type="dxa"/>
               <w:right w:w="120.0" w:type="dxa"/>
             </w:tcMar>
-          </w:tcPr>
-          <w:p>
-            <w:pPr>
-              <w:rPr>
-                <w:rFonts w:ascii="Roboto" w:cs="Roboto" w:eastAsia="Roboto" w:hAnsi="Roboto"/>
-              </w:rPr>
-            </w:pPr>
-            <w:r>
-              <w:rPr>
-                <w:rFonts w:ascii="Roboto" w:cs="Roboto" w:eastAsia="Roboto" w:hAnsi="Roboto"/>
-                <w:b w:val="1"/>
-                <w:bCs w:val="1"/>
-                <w:sz w:val="20"/>
-                <w:szCs w:val="20"/>
+            <w:tcW w:type="dxa" w:w="2550"/>
+          </w:tcPr>
+          <w:p>
+            <w:pPr>
+              <w:rPr>
+                <w:rFonts w:ascii="Roboto" w:cs="Roboto" w:eastAsia="Roboto" w:hAnsi="Roboto"/>
+              </w:rPr>
+            </w:pPr>
+            <w:r>
+              <w:rPr>
+                <w:b w:val="1"/>
+                <w:bCs w:val="1"/>
                 <w:rtl w:val="0"/>
               </w:rPr>
               <w:t xml:space="preserve">Réseau de surveillance</w:t>
@@ -2074,19 +1962,17 @@
               <w:bottom w:w="70.0" w:type="dxa"/>
               <w:right w:w="120.0" w:type="dxa"/>
             </w:tcMar>
-          </w:tcPr>
-          <w:p>
-            <w:pPr>
-              <w:rPr>
-                <w:rFonts w:ascii="Roboto" w:cs="Roboto" w:eastAsia="Roboto" w:hAnsi="Roboto"/>
-              </w:rPr>
-            </w:pPr>
-            <w:r>
-              <w:rPr>
-                <w:rFonts w:ascii="Roboto" w:cs="Roboto" w:eastAsia="Roboto" w:hAnsi="Roboto"/>
+            <w:tcW w:type="dxa" w:w="5666"/>
+          </w:tcPr>
+          <w:p>
+            <w:pPr>
+              <w:rPr>
+                <w:rFonts w:ascii="Roboto" w:cs="Roboto" w:eastAsia="Roboto" w:hAnsi="Roboto"/>
+              </w:rPr>
+            </w:pPr>
+            <w:r>
+              <w:rPr>
                 <w:color w:val="1a1a1a"/>
-                <w:sz w:val="20"/>
-                <w:szCs w:val="20"/>
                 <w:rtl w:val="0"/>
               </w:rPr>
               <w:t>Chaque fois qu'une de vos unités effectue un Désengagement, choisissez l'un de ces effets jusqu'à la fin du tour de bataille : (a) l'unité peut tirer ce tour ; ou (b) l'unité peut déclarer une charge ce tour.</w:t>
@@ -2119,6 +2005,7 @@
               <w:bottom w:w="70.0" w:type="dxa"/>
               <w:right w:w="80.0" w:type="dxa"/>
             </w:tcMar>
+            <w:tcW w:type="dxa" w:w="810"/>
           </w:tcPr>
           <w:p>
             <w:pPr>
@@ -2129,12 +2016,9 @@
             </w:pPr>
             <w:r>
               <w:rPr>
-                <w:rFonts w:ascii="Roboto" w:cs="Roboto" w:eastAsia="Roboto" w:hAnsi="Roboto"/>
                 <w:b w:val="1"/>
                 <w:bCs w:val="1"/>
                 <w:color w:val="2e4057"/>
-                <w:sz w:val="20"/>
-                <w:szCs w:val="20"/>
                 <w:rtl w:val="0"/>
               </w:rPr>
               <w:t xml:space="preserve">5-6</w:t>
@@ -2161,20 +2045,18 @@
               <w:bottom w:w="70.0" w:type="dxa"/>
               <w:right w:w="120.0" w:type="dxa"/>
             </w:tcMar>
-          </w:tcPr>
-          <w:p>
-            <w:pPr>
-              <w:rPr>
-                <w:rFonts w:ascii="Roboto" w:cs="Roboto" w:eastAsia="Roboto" w:hAnsi="Roboto"/>
-              </w:rPr>
-            </w:pPr>
-            <w:r>
-              <w:rPr>
-                <w:rFonts w:ascii="Roboto" w:cs="Roboto" w:eastAsia="Roboto" w:hAnsi="Roboto"/>
-                <w:b w:val="1"/>
-                <w:bCs w:val="1"/>
-                <w:sz w:val="20"/>
-                <w:szCs w:val="20"/>
+            <w:tcW w:type="dxa" w:w="2550"/>
+          </w:tcPr>
+          <w:p>
+            <w:pPr>
+              <w:rPr>
+                <w:rFonts w:ascii="Roboto" w:cs="Roboto" w:eastAsia="Roboto" w:hAnsi="Roboto"/>
+              </w:rPr>
+            </w:pPr>
+            <w:r>
+              <w:rPr>
+                <w:b w:val="1"/>
+                <w:bCs w:val="1"/>
                 <w:rtl w:val="0"/>
               </w:rPr>
               <w:t xml:space="preserve">Sanctuaires d'embarquement</w:t>
@@ -2201,19 +2083,17 @@
               <w:bottom w:w="70.0" w:type="dxa"/>
               <w:right w:w="120.0" w:type="dxa"/>
             </w:tcMar>
-          </w:tcPr>
-          <w:p>
-            <w:pPr>
-              <w:rPr>
-                <w:rFonts w:ascii="Roboto" w:cs="Roboto" w:eastAsia="Roboto" w:hAnsi="Roboto"/>
-              </w:rPr>
-            </w:pPr>
-            <w:r>
-              <w:rPr>
-                <w:rFonts w:ascii="Roboto" w:cs="Roboto" w:eastAsia="Roboto" w:hAnsi="Roboto"/>
+            <w:tcW w:type="dxa" w:w="5666"/>
+          </w:tcPr>
+          <w:p>
+            <w:pPr>
+              <w:rPr>
+                <w:rFonts w:ascii="Roboto" w:cs="Roboto" w:eastAsia="Roboto" w:hAnsi="Roboto"/>
+              </w:rPr>
+            </w:pPr>
+            <w:r>
+              <w:rPr>
                 <w:color w:val="1a1a1a"/>
-                <w:sz w:val="20"/>
-                <w:szCs w:val="20"/>
                 <w:rtl w:val="0"/>
               </w:rPr>
               <w:t>À la fin de chaque tour de bataille, chaque joueur peut sélectionner 1 de ses unités à portée d'une zone d'objectif et non engagée : il la retire du champ et la place en réserve (Réserves Stratégiques).</w:t>
@@ -2229,6 +2109,12 @@
     </w:tbl>
     <w:p>
       <w:pPr>
+        <w:pStyle w:val="normal"/>
+      </w:pPr>
+    </w:p>
+    <w:p>
+      <w:pPr>
+        <w:pStyle w:val="Heading1"/>
         <w:pBdr>
           <w:bottom w:color="6b4c2a" w:space="6" w:sz="12" w:val="single"/>
         </w:pBdr>
@@ -2239,12 +2125,6 @@
       </w:pPr>
       <w:r>
         <w:rPr>
-          <w:rFonts w:ascii="Roboto" w:cs="Roboto" w:eastAsia="Roboto" w:hAnsi="Roboto"/>
-          <w:b w:val="1"/>
-          <w:bCs w:val="1"/>
-          <w:color w:val="6b4c2a"/>
-          <w:sz w:val="44"/>
-          <w:szCs w:val="44"/>
           <w:rtl w:val="0"/>
         </w:rPr>
         <w:t xml:space="preserve">Théâtre : Terres Désolées</w:t>
@@ -2264,12 +2144,9 @@
       </w:pPr>
       <w:r>
         <w:rPr>
-          <w:rFonts w:ascii="Roboto" w:cs="Roboto" w:eastAsia="Roboto" w:hAnsi="Roboto"/>
           <w:i w:val="1"/>
           <w:iCs w:val="1"/>
           <w:color w:val="555555"/>
-          <w:sz w:val="20"/>
-          <w:szCs w:val="20"/>
           <w:rtl w:val="0"/>
         </w:rPr>
         <w:t xml:space="preserve">Vastes étendues ouvertes, friches polluées, plaines de ferraille ou prairies désolées, facilement traversables.</w:t>
@@ -2289,19 +2166,15 @@
       </w:pPr>
       <w:r>
         <w:rPr>
-          <w:rFonts w:ascii="Roboto" w:cs="Roboto" w:eastAsia="Roboto" w:hAnsi="Roboto"/>
           <w:b w:val="1"/>
           <w:bCs w:val="1"/>
           <w:color w:val="6b4c2a"/>
-          <w:sz w:val="21"/>
-          <w:szCs w:val="21"/>
           <w:rtl w:val="0"/>
         </w:rPr>
         <w:t xml:space="preserve">Avantages tactiques : </w:t>
       </w:r>
       <w:r>
         <w:rPr>
-          <w:rFonts w:ascii="Roboto" w:cs="Roboto" w:eastAsia="Roboto" w:hAnsi="Roboto"/>
           <w:color w:val="1a1a1a"/>
           <w:rtl w:val="0"/>
         </w:rPr>
@@ -2309,17 +2182,13 @@
       </w:r>
       <w:r>
         <w:rPr>
-          <w:rFonts w:ascii="Roboto" w:cs="Roboto" w:eastAsia="Roboto" w:hAnsi="Roboto"/>
           <w:color w:val="1a1a1a"/>
-          <w:sz w:val="21"/>
-          <w:szCs w:val="21"/>
           <w:rtl w:val="0"/>
         </w:rPr>
         <w:t xml:space="preserve"> aux </w:t>
       </w:r>
       <w:r>
         <w:rPr>
-          <w:rFonts w:ascii="Roboto" w:cs="Roboto" w:eastAsia="Roboto" w:hAnsi="Roboto"/>
           <w:color w:val="1a1a1a"/>
           <w:rtl w:val="0"/>
         </w:rPr>
@@ -2327,17 +2196,13 @@
       </w:r>
       <w:r>
         <w:rPr>
-          <w:rFonts w:ascii="Roboto" w:cs="Roboto" w:eastAsia="Roboto" w:hAnsi="Roboto"/>
           <w:color w:val="1a1a1a"/>
-          <w:sz w:val="21"/>
-          <w:szCs w:val="21"/>
           <w:rtl w:val="0"/>
         </w:rPr>
         <w:t xml:space="preserve"> d'infanterie et de cavalerie : </w:t>
       </w:r>
       <w:r>
         <w:rPr>
-          <w:rFonts w:ascii="Roboto" w:cs="Roboto" w:eastAsia="Roboto" w:hAnsi="Roboto"/>
           <w:color w:val="1a1a1a"/>
           <w:rtl w:val="0"/>
         </w:rPr>
@@ -2345,17 +2210,13 @@
       </w:r>
       <w:r>
         <w:rPr>
-          <w:rFonts w:ascii="Roboto" w:cs="Roboto" w:eastAsia="Roboto" w:hAnsi="Roboto"/>
           <w:color w:val="1a1a1a"/>
-          <w:sz w:val="21"/>
-          <w:szCs w:val="21"/>
           <w:rtl w:val="0"/>
         </w:rPr>
         <w:t xml:space="preserve"> agressif et repositionnement </w:t>
       </w:r>
       <w:r>
         <w:rPr>
-          <w:rFonts w:ascii="Roboto" w:cs="Roboto" w:eastAsia="Roboto" w:hAnsi="Roboto"/>
           <w:color w:val="1a1a1a"/>
           <w:rtl w:val="0"/>
         </w:rPr>
@@ -2363,10 +2224,7 @@
       </w:r>
       <w:r>
         <w:rPr>
-          <w:rFonts w:ascii="Roboto" w:cs="Roboto" w:eastAsia="Roboto" w:hAnsi="Roboto"/>
           <w:color w:val="1a1a1a"/>
-          <w:sz w:val="21"/>
-          <w:szCs w:val="21"/>
           <w:rtl w:val="0"/>
         </w:rPr>
         <w:t xml:space="preserve">.</w:t>
@@ -2393,7 +2251,7 @@
     <w:tbl>
       <w:tblPr>
         <w:tblStyle w:val="Table3"/>
-        <w:tblW w:w="9360.0" w:type="dxa"/>
+        <w:tblW w:w="9026" w:type="dxa"/>
         <w:jc w:val="left"/>
         <w:tblBorders>
           <w:top w:color="000000" w:space="0" w:sz="4" w:val="single"/>
@@ -2407,9 +2265,9 @@
         <w:tblLook w:val="0000"/>
       </w:tblPr>
       <w:tblGrid>
-        <w:gridCol w:w="500"/>
-        <w:gridCol w:w="2800"/>
-        <w:gridCol w:w="6060"/>
+        <w:gridCol w:w="810"/>
+        <w:gridCol w:w="1976"/>
+        <w:gridCol w:w="6240"/>
         <w:tblGridChange w:id="0">
           <w:tblGrid>
             <w:gridCol w:w="500"/>
@@ -2438,6 +2296,7 @@
               <w:bottom w:w="70.0" w:type="dxa"/>
               <w:right w:w="80.0" w:type="dxa"/>
             </w:tcMar>
+            <w:tcW w:type="dxa" w:w="810"/>
           </w:tcPr>
           <w:p>
             <w:pPr>
@@ -2448,12 +2307,9 @@
             </w:pPr>
             <w:r>
               <w:rPr>
-                <w:rFonts w:ascii="Roboto" w:cs="Roboto" w:eastAsia="Roboto" w:hAnsi="Roboto"/>
                 <w:b w:val="1"/>
                 <w:bCs w:val="1"/>
                 <w:color w:val="ffffff"/>
-                <w:sz w:val="20"/>
-                <w:szCs w:val="20"/>
                 <w:rtl w:val="0"/>
               </w:rPr>
               <w:t xml:space="preserve">D6</w:t>
@@ -2480,21 +2336,19 @@
               <w:bottom w:w="70.0" w:type="dxa"/>
               <w:right w:w="120.0" w:type="dxa"/>
             </w:tcMar>
-          </w:tcPr>
-          <w:p>
-            <w:pPr>
-              <w:rPr>
-                <w:rFonts w:ascii="Roboto" w:cs="Roboto" w:eastAsia="Roboto" w:hAnsi="Roboto"/>
-              </w:rPr>
-            </w:pPr>
-            <w:r>
-              <w:rPr>
-                <w:rFonts w:ascii="Roboto" w:cs="Roboto" w:eastAsia="Roboto" w:hAnsi="Roboto"/>
+            <w:tcW w:type="dxa" w:w="1976"/>
+          </w:tcPr>
+          <w:p>
+            <w:pPr>
+              <w:rPr>
+                <w:rFonts w:ascii="Roboto" w:cs="Roboto" w:eastAsia="Roboto" w:hAnsi="Roboto"/>
+              </w:rPr>
+            </w:pPr>
+            <w:r>
+              <w:rPr>
                 <w:b w:val="1"/>
                 <w:bCs w:val="1"/>
                 <w:color w:val="ffffff"/>
-                <w:sz w:val="20"/>
-                <w:szCs w:val="20"/>
                 <w:rtl w:val="0"/>
               </w:rPr>
               <w:t xml:space="preserve">Nom du Twist</w:t>
@@ -2521,21 +2375,19 @@
               <w:bottom w:w="70.0" w:type="dxa"/>
               <w:right w:w="120.0" w:type="dxa"/>
             </w:tcMar>
-          </w:tcPr>
-          <w:p>
-            <w:pPr>
-              <w:rPr>
-                <w:rFonts w:ascii="Roboto" w:cs="Roboto" w:eastAsia="Roboto" w:hAnsi="Roboto"/>
-              </w:rPr>
-            </w:pPr>
-            <w:r>
-              <w:rPr>
-                <w:rFonts w:ascii="Roboto" w:cs="Roboto" w:eastAsia="Roboto" w:hAnsi="Roboto"/>
+            <w:tcW w:type="dxa" w:w="6240"/>
+          </w:tcPr>
+          <w:p>
+            <w:pPr>
+              <w:rPr>
+                <w:rFonts w:ascii="Roboto" w:cs="Roboto" w:eastAsia="Roboto" w:hAnsi="Roboto"/>
+              </w:rPr>
+            </w:pPr>
+            <w:r>
+              <w:rPr>
                 <w:b w:val="1"/>
                 <w:bCs w:val="1"/>
                 <w:color w:val="ffffff"/>
-                <w:sz w:val="20"/>
-                <w:szCs w:val="20"/>
                 <w:rtl w:val="0"/>
               </w:rPr>
               <w:t xml:space="preserve">Effet</w:t>
@@ -2568,6 +2420,7 @@
               <w:bottom w:w="70.0" w:type="dxa"/>
               <w:right w:w="80.0" w:type="dxa"/>
             </w:tcMar>
+            <w:tcW w:type="dxa" w:w="810"/>
           </w:tcPr>
           <w:p>
             <w:pPr>
@@ -2578,12 +2431,9 @@
             </w:pPr>
             <w:r>
               <w:rPr>
-                <w:rFonts w:ascii="Roboto" w:cs="Roboto" w:eastAsia="Roboto" w:hAnsi="Roboto"/>
                 <w:b w:val="1"/>
                 <w:bCs w:val="1"/>
                 <w:color w:val="6b4c2a"/>
-                <w:sz w:val="20"/>
-                <w:szCs w:val="20"/>
                 <w:rtl w:val="0"/>
               </w:rPr>
               <w:t xml:space="preserve">1-2</w:t>
@@ -2610,20 +2460,18 @@
               <w:bottom w:w="70.0" w:type="dxa"/>
               <w:right w:w="120.0" w:type="dxa"/>
             </w:tcMar>
-          </w:tcPr>
-          <w:p>
-            <w:pPr>
-              <w:rPr>
-                <w:rFonts w:ascii="Roboto" w:cs="Roboto" w:eastAsia="Roboto" w:hAnsi="Roboto"/>
-              </w:rPr>
-            </w:pPr>
-            <w:r>
-              <w:rPr>
-                <w:rFonts w:ascii="Roboto" w:cs="Roboto" w:eastAsia="Roboto" w:hAnsi="Roboto"/>
-                <w:b w:val="1"/>
-                <w:bCs w:val="1"/>
-                <w:sz w:val="20"/>
-                <w:szCs w:val="20"/>
+            <w:tcW w:type="dxa" w:w="1976"/>
+          </w:tcPr>
+          <w:p>
+            <w:pPr>
+              <w:rPr>
+                <w:rFonts w:ascii="Roboto" w:cs="Roboto" w:eastAsia="Roboto" w:hAnsi="Roboto"/>
+              </w:rPr>
+            </w:pPr>
+            <w:r>
+              <w:rPr>
+                <w:b w:val="1"/>
+                <w:bCs w:val="1"/>
                 <w:rtl w:val="0"/>
               </w:rPr>
               <w:t xml:space="preserve">Terrain ouvert</w:t>
@@ -2650,19 +2498,17 @@
               <w:bottom w:w="70.0" w:type="dxa"/>
               <w:right w:w="120.0" w:type="dxa"/>
             </w:tcMar>
-          </w:tcPr>
-          <w:p>
-            <w:pPr>
-              <w:rPr>
-                <w:rFonts w:ascii="Roboto" w:cs="Roboto" w:eastAsia="Roboto" w:hAnsi="Roboto"/>
-              </w:rPr>
-            </w:pPr>
-            <w:r>
-              <w:rPr>
-                <w:rFonts w:ascii="Roboto" w:cs="Roboto" w:eastAsia="Roboto" w:hAnsi="Roboto"/>
+            <w:tcW w:type="dxa" w:w="6240"/>
+          </w:tcPr>
+          <w:p>
+            <w:pPr>
+              <w:rPr>
+                <w:rFonts w:ascii="Roboto" w:cs="Roboto" w:eastAsia="Roboto" w:hAnsi="Roboto"/>
+              </w:rPr>
+            </w:pPr>
+            <w:r>
+              <w:rPr>
                 <w:color w:val="1a1a1a"/>
-                <w:sz w:val="20"/>
-                <w:szCs w:val="20"/>
                 <w:rtl w:val="0"/>
               </w:rPr>
               <w:t>Ajoutez 2" aux mouvements d'Avance et aux jets de Charge des unités (hors MONSTRE et VÉHICULE).</w:t>
@@ -2695,6 +2541,7 @@
               <w:bottom w:w="70.0" w:type="dxa"/>
               <w:right w:w="80.0" w:type="dxa"/>
             </w:tcMar>
+            <w:tcW w:type="dxa" w:w="810"/>
           </w:tcPr>
           <w:p>
             <w:pPr>
@@ -2705,12 +2552,9 @@
             </w:pPr>
             <w:r>
               <w:rPr>
-                <w:rFonts w:ascii="Roboto" w:cs="Roboto" w:eastAsia="Roboto" w:hAnsi="Roboto"/>
                 <w:b w:val="1"/>
                 <w:bCs w:val="1"/>
                 <w:color w:val="6b4c2a"/>
-                <w:sz w:val="20"/>
-                <w:szCs w:val="20"/>
                 <w:rtl w:val="0"/>
               </w:rPr>
               <w:t xml:space="preserve">3-4</w:t>
@@ -2737,20 +2581,18 @@
               <w:bottom w:w="70.0" w:type="dxa"/>
               <w:right w:w="120.0" w:type="dxa"/>
             </w:tcMar>
-          </w:tcPr>
-          <w:p>
-            <w:pPr>
-              <w:rPr>
-                <w:rFonts w:ascii="Roboto" w:cs="Roboto" w:eastAsia="Roboto" w:hAnsi="Roboto"/>
-              </w:rPr>
-            </w:pPr>
-            <w:r>
-              <w:rPr>
-                <w:rFonts w:ascii="Roboto" w:cs="Roboto" w:eastAsia="Roboto" w:hAnsi="Roboto"/>
-                <w:b w:val="1"/>
-                <w:bCs w:val="1"/>
-                <w:sz w:val="20"/>
-                <w:szCs w:val="20"/>
+            <w:tcW w:type="dxa" w:w="1976"/>
+          </w:tcPr>
+          <w:p>
+            <w:pPr>
+              <w:rPr>
+                <w:rFonts w:ascii="Roboto" w:cs="Roboto" w:eastAsia="Roboto" w:hAnsi="Roboto"/>
+              </w:rPr>
+            </w:pPr>
+            <w:r>
+              <w:rPr>
+                <w:b w:val="1"/>
+                <w:bCs w:val="1"/>
                 <w:rtl w:val="0"/>
               </w:rPr>
               <w:t xml:space="preserve">Œil du Jugement</w:t>
@@ -2777,19 +2619,17 @@
               <w:bottom w:w="70.0" w:type="dxa"/>
               <w:right w:w="120.0" w:type="dxa"/>
             </w:tcMar>
-          </w:tcPr>
-          <w:p>
-            <w:pPr>
-              <w:rPr>
-                <w:rFonts w:ascii="Roboto" w:cs="Roboto" w:eastAsia="Roboto" w:hAnsi="Roboto"/>
-              </w:rPr>
-            </w:pPr>
-            <w:r>
-              <w:rPr>
-                <w:rFonts w:ascii="Roboto" w:cs="Roboto" w:eastAsia="Roboto" w:hAnsi="Roboto"/>
+            <w:tcW w:type="dxa" w:w="6240"/>
+          </w:tcPr>
+          <w:p>
+            <w:pPr>
+              <w:rPr>
+                <w:rFonts w:ascii="Roboto" w:cs="Roboto" w:eastAsia="Roboto" w:hAnsi="Roboto"/>
+              </w:rPr>
+            </w:pPr>
+            <w:r>
+              <w:rPr>
                 <w:color w:val="1a1a1a"/>
-                <w:sz w:val="20"/>
-                <w:szCs w:val="20"/>
                 <w:rtl w:val="0"/>
               </w:rPr>
               <w:t>Avant le début de la partie, en commençant par l'Attaquant, chaque joueur sélectionne jusqu'à 2 unités (hors MONSTRE et VÉHICULE) : elles gagnent Éclaireurs 6" (juste après le déploiement et avant le premier tour, l'unité peut effectuer un mouvement de 6" ; elle ne peut pas finir à Portée d'Engagement d'un ennemi).</w:t>
@@ -2822,6 +2662,7 @@
               <w:bottom w:w="70.0" w:type="dxa"/>
               <w:right w:w="80.0" w:type="dxa"/>
             </w:tcMar>
+            <w:tcW w:type="dxa" w:w="810"/>
           </w:tcPr>
           <w:p>
             <w:pPr>
@@ -2832,12 +2673,9 @@
             </w:pPr>
             <w:r>
               <w:rPr>
-                <w:rFonts w:ascii="Roboto" w:cs="Roboto" w:eastAsia="Roboto" w:hAnsi="Roboto"/>
                 <w:b w:val="1"/>
                 <w:bCs w:val="1"/>
                 <w:color w:val="6b4c2a"/>
-                <w:sz w:val="20"/>
-                <w:szCs w:val="20"/>
                 <w:rtl w:val="0"/>
               </w:rPr>
               <w:t xml:space="preserve">5-6</w:t>
@@ -2864,20 +2702,18 @@
               <w:bottom w:w="70.0" w:type="dxa"/>
               <w:right w:w="120.0" w:type="dxa"/>
             </w:tcMar>
-          </w:tcPr>
-          <w:p>
-            <w:pPr>
-              <w:rPr>
-                <w:rFonts w:ascii="Roboto" w:cs="Roboto" w:eastAsia="Roboto" w:hAnsi="Roboto"/>
-              </w:rPr>
-            </w:pPr>
-            <w:r>
-              <w:rPr>
-                <w:rFonts w:ascii="Roboto" w:cs="Roboto" w:eastAsia="Roboto" w:hAnsi="Roboto"/>
-                <w:b w:val="1"/>
-                <w:bCs w:val="1"/>
-                <w:sz w:val="20"/>
-                <w:szCs w:val="20"/>
+            <w:tcW w:type="dxa" w:w="1976"/>
+          </w:tcPr>
+          <w:p>
+            <w:pPr>
+              <w:rPr>
+                <w:rFonts w:ascii="Roboto" w:cs="Roboto" w:eastAsia="Roboto" w:hAnsi="Roboto"/>
+              </w:rPr>
+            </w:pPr>
+            <w:r>
+              <w:rPr>
+                <w:b w:val="1"/>
+                <w:bCs w:val="1"/>
                 <w:rtl w:val="0"/>
               </w:rPr>
               <w:t xml:space="preserve">Combattants exposés</w:t>
@@ -2904,19 +2740,17 @@
               <w:bottom w:w="70.0" w:type="dxa"/>
               <w:right w:w="120.0" w:type="dxa"/>
             </w:tcMar>
-          </w:tcPr>
-          <w:p>
-            <w:pPr>
-              <w:rPr>
-                <w:rFonts w:ascii="Roboto" w:cs="Roboto" w:eastAsia="Roboto" w:hAnsi="Roboto"/>
-              </w:rPr>
-            </w:pPr>
-            <w:r>
-              <w:rPr>
-                <w:rFonts w:ascii="Roboto" w:cs="Roboto" w:eastAsia="Roboto" w:hAnsi="Roboto"/>
+            <w:tcW w:type="dxa" w:w="6240"/>
+          </w:tcPr>
+          <w:p>
+            <w:pPr>
+              <w:rPr>
+                <w:rFonts w:ascii="Roboto" w:cs="Roboto" w:eastAsia="Roboto" w:hAnsi="Roboto"/>
+              </w:rPr>
+            </w:pPr>
+            <w:r>
+              <w:rPr>
                 <w:color w:val="1a1a1a"/>
-                <w:sz w:val="20"/>
-                <w:szCs w:val="20"/>
                 <w:rtl w:val="0"/>
               </w:rPr>
               <w:t xml:space="preserve">Les armes à distance des modèles (hors MONSTRE et VÉHICULE) gagnent </w:t>
@@ -2942,6 +2776,12 @@
     </w:tbl>
     <w:p>
       <w:pPr>
+        <w:pStyle w:val="normal"/>
+      </w:pPr>
+    </w:p>
+    <w:p>
+      <w:pPr>
+        <w:pStyle w:val="Heading1"/>
         <w:pBdr>
           <w:bottom w:color="1e5631" w:space="6" w:sz="12" w:val="single"/>
         </w:pBdr>
@@ -2952,12 +2792,6 @@
       </w:pPr>
       <w:r>
         <w:rPr>
-          <w:rFonts w:ascii="Roboto" w:cs="Roboto" w:eastAsia="Roboto" w:hAnsi="Roboto"/>
-          <w:b w:val="1"/>
-          <w:bCs w:val="1"/>
-          <w:color w:val="1e5631"/>
-          <w:sz w:val="44"/>
-          <w:szCs w:val="44"/>
           <w:rtl w:val="0"/>
         </w:rPr>
         <w:t xml:space="preserve">Théâtre : Jungle Xenoflore</w:t>
@@ -2977,12 +2811,9 @@
       </w:pPr>
       <w:r>
         <w:rPr>
-          <w:rFonts w:ascii="Roboto" w:cs="Roboto" w:eastAsia="Roboto" w:hAnsi="Roboto"/>
           <w:i w:val="1"/>
           <w:iCs w:val="1"/>
           <w:color w:val="555555"/>
-          <w:sz w:val="20"/>
-          <w:szCs w:val="20"/>
           <w:rtl w:val="0"/>
         </w:rPr>
         <w:t xml:space="preserve">Des forêts tempérées aux jungles grouillantes, ces régions envahies par une végétation alien constituent un environnement étroit et dangereux.</w:t>
@@ -3002,19 +2833,15 @@
       </w:pPr>
       <w:r>
         <w:rPr>
-          <w:rFonts w:ascii="Roboto" w:cs="Roboto" w:eastAsia="Roboto" w:hAnsi="Roboto"/>
           <w:b w:val="1"/>
           <w:bCs w:val="1"/>
           <w:color w:val="1e5631"/>
-          <w:sz w:val="21"/>
-          <w:szCs w:val="21"/>
           <w:rtl w:val="0"/>
         </w:rPr>
         <w:t xml:space="preserve">Avantages tactiques : </w:t>
       </w:r>
       <w:r>
         <w:rPr>
-          <w:rFonts w:ascii="Roboto" w:cs="Roboto" w:eastAsia="Roboto" w:hAnsi="Roboto"/>
           <w:color w:val="1a1a1a"/>
           <w:rtl w:val="0"/>
         </w:rPr>
@@ -3042,7 +2869,7 @@
     <w:tbl>
       <w:tblPr>
         <w:tblStyle w:val="Table4"/>
-        <w:tblW w:w="9360.0" w:type="dxa"/>
+        <w:tblW w:w="9026" w:type="dxa"/>
         <w:jc w:val="left"/>
         <w:tblBorders>
           <w:top w:color="000000" w:space="0" w:sz="4" w:val="single"/>
@@ -3056,9 +2883,9 @@
         <w:tblLook w:val="0000"/>
       </w:tblPr>
       <w:tblGrid>
-        <w:gridCol w:w="500"/>
-        <w:gridCol w:w="2800"/>
-        <w:gridCol w:w="6060"/>
+        <w:gridCol w:w="810"/>
+        <w:gridCol w:w="1814"/>
+        <w:gridCol w:w="6402"/>
         <w:tblGridChange w:id="0">
           <w:tblGrid>
             <w:gridCol w:w="500"/>
@@ -3087,6 +2914,7 @@
               <w:bottom w:w="70.0" w:type="dxa"/>
               <w:right w:w="80.0" w:type="dxa"/>
             </w:tcMar>
+            <w:tcW w:type="dxa" w:w="810"/>
           </w:tcPr>
           <w:p>
             <w:pPr>
@@ -3097,12 +2925,9 @@
             </w:pPr>
             <w:r>
               <w:rPr>
-                <w:rFonts w:ascii="Roboto" w:cs="Roboto" w:eastAsia="Roboto" w:hAnsi="Roboto"/>
                 <w:b w:val="1"/>
                 <w:bCs w:val="1"/>
                 <w:color w:val="ffffff"/>
-                <w:sz w:val="20"/>
-                <w:szCs w:val="20"/>
                 <w:rtl w:val="0"/>
               </w:rPr>
               <w:t xml:space="preserve">D6</w:t>
@@ -3129,21 +2954,19 @@
               <w:bottom w:w="70.0" w:type="dxa"/>
               <w:right w:w="120.0" w:type="dxa"/>
             </w:tcMar>
-          </w:tcPr>
-          <w:p>
-            <w:pPr>
-              <w:rPr>
-                <w:rFonts w:ascii="Roboto" w:cs="Roboto" w:eastAsia="Roboto" w:hAnsi="Roboto"/>
-              </w:rPr>
-            </w:pPr>
-            <w:r>
-              <w:rPr>
-                <w:rFonts w:ascii="Roboto" w:cs="Roboto" w:eastAsia="Roboto" w:hAnsi="Roboto"/>
+            <w:tcW w:type="dxa" w:w="1814"/>
+          </w:tcPr>
+          <w:p>
+            <w:pPr>
+              <w:rPr>
+                <w:rFonts w:ascii="Roboto" w:cs="Roboto" w:eastAsia="Roboto" w:hAnsi="Roboto"/>
+              </w:rPr>
+            </w:pPr>
+            <w:r>
+              <w:rPr>
                 <w:b w:val="1"/>
                 <w:bCs w:val="1"/>
                 <w:color w:val="ffffff"/>
-                <w:sz w:val="20"/>
-                <w:szCs w:val="20"/>
                 <w:rtl w:val="0"/>
               </w:rPr>
               <w:t xml:space="preserve">Nom du Twist</w:t>
@@ -3170,21 +2993,19 @@
               <w:bottom w:w="70.0" w:type="dxa"/>
               <w:right w:w="120.0" w:type="dxa"/>
             </w:tcMar>
-          </w:tcPr>
-          <w:p>
-            <w:pPr>
-              <w:rPr>
-                <w:rFonts w:ascii="Roboto" w:cs="Roboto" w:eastAsia="Roboto" w:hAnsi="Roboto"/>
-              </w:rPr>
-            </w:pPr>
-            <w:r>
-              <w:rPr>
-                <w:rFonts w:ascii="Roboto" w:cs="Roboto" w:eastAsia="Roboto" w:hAnsi="Roboto"/>
+            <w:tcW w:type="dxa" w:w="6402"/>
+          </w:tcPr>
+          <w:p>
+            <w:pPr>
+              <w:rPr>
+                <w:rFonts w:ascii="Roboto" w:cs="Roboto" w:eastAsia="Roboto" w:hAnsi="Roboto"/>
+              </w:rPr>
+            </w:pPr>
+            <w:r>
+              <w:rPr>
                 <w:b w:val="1"/>
                 <w:bCs w:val="1"/>
                 <w:color w:val="ffffff"/>
-                <w:sz w:val="20"/>
-                <w:szCs w:val="20"/>
                 <w:rtl w:val="0"/>
               </w:rPr>
               <w:t xml:space="preserve">Effet</w:t>
@@ -3217,6 +3038,7 @@
               <w:bottom w:w="70.0" w:type="dxa"/>
               <w:right w:w="80.0" w:type="dxa"/>
             </w:tcMar>
+            <w:tcW w:type="dxa" w:w="810"/>
           </w:tcPr>
           <w:p>
             <w:pPr>
@@ -3227,12 +3049,9 @@
             </w:pPr>
             <w:r>
               <w:rPr>
-                <w:rFonts w:ascii="Roboto" w:cs="Roboto" w:eastAsia="Roboto" w:hAnsi="Roboto"/>
                 <w:b w:val="1"/>
                 <w:bCs w:val="1"/>
                 <w:color w:val="1e5631"/>
-                <w:sz w:val="20"/>
-                <w:szCs w:val="20"/>
                 <w:rtl w:val="0"/>
               </w:rPr>
               <w:t xml:space="preserve">1-2</w:t>
@@ -3259,20 +3078,18 @@
               <w:bottom w:w="70.0" w:type="dxa"/>
               <w:right w:w="120.0" w:type="dxa"/>
             </w:tcMar>
-          </w:tcPr>
-          <w:p>
-            <w:pPr>
-              <w:rPr>
-                <w:rFonts w:ascii="Roboto" w:cs="Roboto" w:eastAsia="Roboto" w:hAnsi="Roboto"/>
-              </w:rPr>
-            </w:pPr>
-            <w:r>
-              <w:rPr>
-                <w:rFonts w:ascii="Roboto" w:cs="Roboto" w:eastAsia="Roboto" w:hAnsi="Roboto"/>
-                <w:b w:val="1"/>
-                <w:bCs w:val="1"/>
-                <w:sz w:val="20"/>
-                <w:szCs w:val="20"/>
+            <w:tcW w:type="dxa" w:w="1814"/>
+          </w:tcPr>
+          <w:p>
+            <w:pPr>
+              <w:rPr>
+                <w:rFonts w:ascii="Roboto" w:cs="Roboto" w:eastAsia="Roboto" w:hAnsi="Roboto"/>
+              </w:rPr>
+            </w:pPr>
+            <w:r>
+              <w:rPr>
+                <w:b w:val="1"/>
+                <w:bCs w:val="1"/>
                 <w:rtl w:val="0"/>
               </w:rPr>
               <w:t xml:space="preserve">Spores de carnage</w:t>
@@ -3299,19 +3116,17 @@
               <w:bottom w:w="70.0" w:type="dxa"/>
               <w:right w:w="120.0" w:type="dxa"/>
             </w:tcMar>
-          </w:tcPr>
-          <w:p>
-            <w:pPr>
-              <w:rPr>
-                <w:rFonts w:ascii="Roboto" w:cs="Roboto" w:eastAsia="Roboto" w:hAnsi="Roboto"/>
-              </w:rPr>
-            </w:pPr>
-            <w:r>
-              <w:rPr>
-                <w:rFonts w:ascii="Roboto" w:cs="Roboto" w:eastAsia="Roboto" w:hAnsi="Roboto"/>
+            <w:tcW w:type="dxa" w:w="6402"/>
+          </w:tcPr>
+          <w:p>
+            <w:pPr>
+              <w:rPr>
+                <w:rFonts w:ascii="Roboto" w:cs="Roboto" w:eastAsia="Roboto" w:hAnsi="Roboto"/>
+              </w:rPr>
+            </w:pPr>
+            <w:r>
+              <w:rPr>
                 <w:color w:val="1a1a1a"/>
-                <w:sz w:val="20"/>
-                <w:szCs w:val="20"/>
                 <w:rtl w:val="0"/>
               </w:rPr>
               <w:t xml:space="preserve">La caractéristique de Force des armes de mêlée de tous les modèles est augmentée de 1.</w:t>
@@ -3344,6 +3159,7 @@
               <w:bottom w:w="70.0" w:type="dxa"/>
               <w:right w:w="80.0" w:type="dxa"/>
             </w:tcMar>
+            <w:tcW w:type="dxa" w:w="810"/>
           </w:tcPr>
           <w:p>
             <w:pPr>
@@ -3354,12 +3170,9 @@
             </w:pPr>
             <w:r>
               <w:rPr>
-                <w:rFonts w:ascii="Roboto" w:cs="Roboto" w:eastAsia="Roboto" w:hAnsi="Roboto"/>
                 <w:b w:val="1"/>
                 <w:bCs w:val="1"/>
                 <w:color w:val="1e5631"/>
-                <w:sz w:val="20"/>
-                <w:szCs w:val="20"/>
                 <w:rtl w:val="0"/>
               </w:rPr>
               <w:t xml:space="preserve">3-4</w:t>
@@ -3386,20 +3199,18 @@
               <w:bottom w:w="70.0" w:type="dxa"/>
               <w:right w:w="120.0" w:type="dxa"/>
             </w:tcMar>
-          </w:tcPr>
-          <w:p>
-            <w:pPr>
-              <w:rPr>
-                <w:rFonts w:ascii="Roboto" w:cs="Roboto" w:eastAsia="Roboto" w:hAnsi="Roboto"/>
-              </w:rPr>
-            </w:pPr>
-            <w:r>
-              <w:rPr>
-                <w:rFonts w:ascii="Roboto" w:cs="Roboto" w:eastAsia="Roboto" w:hAnsi="Roboto"/>
-                <w:b w:val="1"/>
-                <w:bCs w:val="1"/>
-                <w:sz w:val="20"/>
-                <w:szCs w:val="20"/>
+            <w:tcW w:type="dxa" w:w="1814"/>
+          </w:tcPr>
+          <w:p>
+            <w:pPr>
+              <w:rPr>
+                <w:rFonts w:ascii="Roboto" w:cs="Roboto" w:eastAsia="Roboto" w:hAnsi="Roboto"/>
+              </w:rPr>
+            </w:pPr>
+            <w:r>
+              <w:rPr>
+                <w:b w:val="1"/>
+                <w:bCs w:val="1"/>
                 <w:rtl w:val="0"/>
               </w:rPr>
               <w:t xml:space="preserve">Enfer vert</w:t>
@@ -3426,19 +3237,17 @@
               <w:bottom w:w="70.0" w:type="dxa"/>
               <w:right w:w="120.0" w:type="dxa"/>
             </w:tcMar>
-          </w:tcPr>
-          <w:p>
-            <w:pPr>
-              <w:rPr>
-                <w:rFonts w:ascii="Roboto" w:cs="Roboto" w:eastAsia="Roboto" w:hAnsi="Roboto"/>
-              </w:rPr>
-            </w:pPr>
-            <w:r>
-              <w:rPr>
-                <w:rFonts w:ascii="Roboto" w:cs="Roboto" w:eastAsia="Roboto" w:hAnsi="Roboto"/>
+            <w:tcW w:type="dxa" w:w="6402"/>
+          </w:tcPr>
+          <w:p>
+            <w:pPr>
+              <w:rPr>
+                <w:rFonts w:ascii="Roboto" w:cs="Roboto" w:eastAsia="Roboto" w:hAnsi="Roboto"/>
+              </w:rPr>
+            </w:pPr>
+            <w:r>
+              <w:rPr>
                 <w:color w:val="1a1a1a"/>
-                <w:sz w:val="20"/>
-                <w:szCs w:val="20"/>
                 <w:rtl w:val="0"/>
               </w:rPr>
               <w:t>L'action de tir en état d'alerte ne peut pas être utilisée.</w:t>
@@ -3471,6 +3280,7 @@
               <w:bottom w:w="70.0" w:type="dxa"/>
               <w:right w:w="80.0" w:type="dxa"/>
             </w:tcMar>
+            <w:tcW w:type="dxa" w:w="810"/>
           </w:tcPr>
           <w:p>
             <w:pPr>
@@ -3481,12 +3291,9 @@
             </w:pPr>
             <w:r>
               <w:rPr>
-                <w:rFonts w:ascii="Roboto" w:cs="Roboto" w:eastAsia="Roboto" w:hAnsi="Roboto"/>
                 <w:b w:val="1"/>
                 <w:bCs w:val="1"/>
                 <w:color w:val="1e5631"/>
-                <w:sz w:val="20"/>
-                <w:szCs w:val="20"/>
                 <w:rtl w:val="0"/>
               </w:rPr>
               <w:t xml:space="preserve">5-6</w:t>
@@ -3513,20 +3320,18 @@
               <w:bottom w:w="70.0" w:type="dxa"/>
               <w:right w:w="120.0" w:type="dxa"/>
             </w:tcMar>
-          </w:tcPr>
-          <w:p>
-            <w:pPr>
-              <w:rPr>
-                <w:rFonts w:ascii="Roboto" w:cs="Roboto" w:eastAsia="Roboto" w:hAnsi="Roboto"/>
-              </w:rPr>
-            </w:pPr>
-            <w:r>
-              <w:rPr>
-                <w:rFonts w:ascii="Roboto" w:cs="Roboto" w:eastAsia="Roboto" w:hAnsi="Roboto"/>
-                <w:b w:val="1"/>
-                <w:bCs w:val="1"/>
-                <w:sz w:val="20"/>
-                <w:szCs w:val="20"/>
+            <w:tcW w:type="dxa" w:w="1814"/>
+          </w:tcPr>
+          <w:p>
+            <w:pPr>
+              <w:rPr>
+                <w:rFonts w:ascii="Roboto" w:cs="Roboto" w:eastAsia="Roboto" w:hAnsi="Roboto"/>
+              </w:rPr>
+            </w:pPr>
+            <w:r>
+              <w:rPr>
+                <w:b w:val="1"/>
+                <w:bCs w:val="1"/>
                 <w:rtl w:val="0"/>
               </w:rPr>
               <w:t xml:space="preserve">Flore prédatrice</w:t>
@@ -3553,19 +3358,17 @@
               <w:bottom w:w="70.0" w:type="dxa"/>
               <w:right w:w="120.0" w:type="dxa"/>
             </w:tcMar>
-          </w:tcPr>
-          <w:p>
-            <w:pPr>
-              <w:rPr>
-                <w:rFonts w:ascii="Roboto" w:cs="Roboto" w:eastAsia="Roboto" w:hAnsi="Roboto"/>
-              </w:rPr>
-            </w:pPr>
-            <w:r>
-              <w:rPr>
-                <w:rFonts w:ascii="Roboto" w:cs="Roboto" w:eastAsia="Roboto" w:hAnsi="Roboto"/>
+            <w:tcW w:type="dxa" w:w="6402"/>
+          </w:tcPr>
+          <w:p>
+            <w:pPr>
+              <w:rPr>
+                <w:rFonts w:ascii="Roboto" w:cs="Roboto" w:eastAsia="Roboto" w:hAnsi="Roboto"/>
+              </w:rPr>
+            </w:pPr>
+            <w:r>
+              <w:rPr>
                 <w:color w:val="1a1a1a"/>
-                <w:sz w:val="20"/>
-                <w:szCs w:val="20"/>
                 <w:rtl w:val="0"/>
               </w:rPr>
               <w:t>Chaque fois qu'une unité (hors MONSTRE et VÉHICULE) effectue un Désengagement, tous ses modèles doivent effectuer un test de Fuite désespérée. Si l'unité est Ébranlée, soustrayez 1 à chacun de ces tests.</w:t>
@@ -3581,6 +3384,12 @@
     </w:tbl>
     <w:p>
       <w:pPr>
+        <w:pStyle w:val="normal"/>
+      </w:pPr>
+    </w:p>
+    <w:p>
+      <w:pPr>
+        <w:pStyle w:val="Heading1"/>
         <w:pBdr>
           <w:bottom w:color="556b2f" w:space="6" w:sz="12" w:val="single"/>
         </w:pBdr>
@@ -3591,12 +3400,6 @@
       </w:pPr>
       <w:r>
         <w:rPr>
-          <w:rFonts w:ascii="Roboto" w:cs="Roboto" w:eastAsia="Roboto" w:hAnsi="Roboto"/>
-          <w:b w:val="1"/>
-          <w:bCs w:val="1"/>
-          <w:color w:val="556b2f"/>
-          <w:sz w:val="44"/>
-          <w:szCs w:val="44"/>
           <w:rtl w:val="0"/>
         </w:rPr>
         <w:t xml:space="preserve">Théâtre : Zone de Radiation</w:t>
@@ -3616,12 +3419,9 @@
       </w:pPr>
       <w:r>
         <w:rPr>
-          <w:rFonts w:ascii="Roboto" w:cs="Roboto" w:eastAsia="Roboto" w:hAnsi="Roboto"/>
           <w:i w:val="1"/>
           <w:iCs w:val="1"/>
           <w:color w:val="555555"/>
-          <w:sz w:val="20"/>
-          <w:szCs w:val="20"/>
           <w:rtl w:val="0"/>
         </w:rPr>
         <w:t xml:space="preserve">Rendue extrêmement dangereuse par l'impact d'une ogive radioactive lors des guerres de réclamation en cours, des cendres irradiées couvrent la région.</w:t>
@@ -3641,19 +3441,15 @@
       </w:pPr>
       <w:r>
         <w:rPr>
-          <w:rFonts w:ascii="Roboto" w:cs="Roboto" w:eastAsia="Roboto" w:hAnsi="Roboto"/>
           <w:b w:val="1"/>
           <w:bCs w:val="1"/>
           <w:color w:val="556b2f"/>
-          <w:sz w:val="21"/>
-          <w:szCs w:val="21"/>
           <w:rtl w:val="0"/>
         </w:rPr>
         <w:t xml:space="preserve">Avantages tactiques : </w:t>
       </w:r>
       <w:r>
         <w:rPr>
-          <w:rFonts w:ascii="Roboto" w:cs="Roboto" w:eastAsia="Roboto" w:hAnsi="Roboto"/>
           <w:color w:val="1a1a1a"/>
           <w:rtl w:val="0"/>
         </w:rPr>
@@ -3681,7 +3477,7 @@
     <w:tbl>
       <w:tblPr>
         <w:tblStyle w:val="Table5"/>
-        <w:tblW w:w="9360.0" w:type="dxa"/>
+        <w:tblW w:w="9026" w:type="dxa"/>
         <w:jc w:val="left"/>
         <w:tblBorders>
           <w:top w:color="000000" w:space="0" w:sz="4" w:val="single"/>
@@ -3695,9 +3491,9 @@
         <w:tblLook w:val="0000"/>
       </w:tblPr>
       <w:tblGrid>
-        <w:gridCol w:w="500"/>
-        <w:gridCol w:w="2800"/>
-        <w:gridCol w:w="6060"/>
+        <w:gridCol w:w="810"/>
+        <w:gridCol w:w="2550"/>
+        <w:gridCol w:w="5666"/>
         <w:tblGridChange w:id="0">
           <w:tblGrid>
             <w:gridCol w:w="500"/>
@@ -3726,6 +3522,7 @@
               <w:bottom w:w="70.0" w:type="dxa"/>
               <w:right w:w="80.0" w:type="dxa"/>
             </w:tcMar>
+            <w:tcW w:type="dxa" w:w="810"/>
           </w:tcPr>
           <w:p>
             <w:pPr>
@@ -3736,12 +3533,9 @@
             </w:pPr>
             <w:r>
               <w:rPr>
-                <w:rFonts w:ascii="Roboto" w:cs="Roboto" w:eastAsia="Roboto" w:hAnsi="Roboto"/>
                 <w:b w:val="1"/>
                 <w:bCs w:val="1"/>
                 <w:color w:val="ffffff"/>
-                <w:sz w:val="20"/>
-                <w:szCs w:val="20"/>
                 <w:rtl w:val="0"/>
               </w:rPr>
               <w:t xml:space="preserve">D6</w:t>
@@ -3768,21 +3562,19 @@
               <w:bottom w:w="70.0" w:type="dxa"/>
               <w:right w:w="120.0" w:type="dxa"/>
             </w:tcMar>
-          </w:tcPr>
-          <w:p>
-            <w:pPr>
-              <w:rPr>
-                <w:rFonts w:ascii="Roboto" w:cs="Roboto" w:eastAsia="Roboto" w:hAnsi="Roboto"/>
-              </w:rPr>
-            </w:pPr>
-            <w:r>
-              <w:rPr>
-                <w:rFonts w:ascii="Roboto" w:cs="Roboto" w:eastAsia="Roboto" w:hAnsi="Roboto"/>
+            <w:tcW w:type="dxa" w:w="2550"/>
+          </w:tcPr>
+          <w:p>
+            <w:pPr>
+              <w:rPr>
+                <w:rFonts w:ascii="Roboto" w:cs="Roboto" w:eastAsia="Roboto" w:hAnsi="Roboto"/>
+              </w:rPr>
+            </w:pPr>
+            <w:r>
+              <w:rPr>
                 <w:b w:val="1"/>
                 <w:bCs w:val="1"/>
                 <w:color w:val="ffffff"/>
-                <w:sz w:val="20"/>
-                <w:szCs w:val="20"/>
                 <w:rtl w:val="0"/>
               </w:rPr>
               <w:t xml:space="preserve">Nom du Twist</w:t>
@@ -3809,21 +3601,19 @@
               <w:bottom w:w="70.0" w:type="dxa"/>
               <w:right w:w="120.0" w:type="dxa"/>
             </w:tcMar>
-          </w:tcPr>
-          <w:p>
-            <w:pPr>
-              <w:rPr>
-                <w:rFonts w:ascii="Roboto" w:cs="Roboto" w:eastAsia="Roboto" w:hAnsi="Roboto"/>
-              </w:rPr>
-            </w:pPr>
-            <w:r>
-              <w:rPr>
-                <w:rFonts w:ascii="Roboto" w:cs="Roboto" w:eastAsia="Roboto" w:hAnsi="Roboto"/>
+            <w:tcW w:type="dxa" w:w="5666"/>
+          </w:tcPr>
+          <w:p>
+            <w:pPr>
+              <w:rPr>
+                <w:rFonts w:ascii="Roboto" w:cs="Roboto" w:eastAsia="Roboto" w:hAnsi="Roboto"/>
+              </w:rPr>
+            </w:pPr>
+            <w:r>
+              <w:rPr>
                 <w:b w:val="1"/>
                 <w:bCs w:val="1"/>
                 <w:color w:val="ffffff"/>
-                <w:sz w:val="20"/>
-                <w:szCs w:val="20"/>
                 <w:rtl w:val="0"/>
               </w:rPr>
               <w:t xml:space="preserve">Effet</w:t>
@@ -3856,6 +3646,7 @@
               <w:bottom w:w="70.0" w:type="dxa"/>
               <w:right w:w="80.0" w:type="dxa"/>
             </w:tcMar>
+            <w:tcW w:type="dxa" w:w="810"/>
           </w:tcPr>
           <w:p>
             <w:pPr>
@@ -3866,12 +3657,9 @@
             </w:pPr>
             <w:r>
               <w:rPr>
-                <w:rFonts w:ascii="Roboto" w:cs="Roboto" w:eastAsia="Roboto" w:hAnsi="Roboto"/>
                 <w:b w:val="1"/>
                 <w:bCs w:val="1"/>
                 <w:color w:val="556b2f"/>
-                <w:sz w:val="20"/>
-                <w:szCs w:val="20"/>
                 <w:rtl w:val="0"/>
               </w:rPr>
               <w:t xml:space="preserve">1-2</w:t>
@@ -3898,20 +3686,18 @@
               <w:bottom w:w="70.0" w:type="dxa"/>
               <w:right w:w="120.0" w:type="dxa"/>
             </w:tcMar>
-          </w:tcPr>
-          <w:p>
-            <w:pPr>
-              <w:rPr>
-                <w:rFonts w:ascii="Roboto" w:cs="Roboto" w:eastAsia="Roboto" w:hAnsi="Roboto"/>
-              </w:rPr>
-            </w:pPr>
-            <w:r>
-              <w:rPr>
-                <w:rFonts w:ascii="Roboto" w:cs="Roboto" w:eastAsia="Roboto" w:hAnsi="Roboto"/>
-                <w:b w:val="1"/>
-                <w:bCs w:val="1"/>
-                <w:sz w:val="20"/>
-                <w:szCs w:val="20"/>
+            <w:tcW w:type="dxa" w:w="2550"/>
+          </w:tcPr>
+          <w:p>
+            <w:pPr>
+              <w:rPr>
+                <w:rFonts w:ascii="Roboto" w:cs="Roboto" w:eastAsia="Roboto" w:hAnsi="Roboto"/>
+              </w:rPr>
+            </w:pPr>
+            <w:r>
+              <w:rPr>
+                <w:b w:val="1"/>
+                <w:bCs w:val="1"/>
                 <w:rtl w:val="0"/>
               </w:rPr>
               <w:t xml:space="preserve">Tempête de cendres toxiques</w:t>
@@ -3938,19 +3724,17 @@
               <w:bottom w:w="70.0" w:type="dxa"/>
               <w:right w:w="120.0" w:type="dxa"/>
             </w:tcMar>
-          </w:tcPr>
-          <w:p>
-            <w:pPr>
-              <w:rPr>
-                <w:rFonts w:ascii="Roboto" w:cs="Roboto" w:eastAsia="Roboto" w:hAnsi="Roboto"/>
-              </w:rPr>
-            </w:pPr>
-            <w:r>
-              <w:rPr>
-                <w:rFonts w:ascii="Roboto" w:cs="Roboto" w:eastAsia="Roboto" w:hAnsi="Roboto"/>
+            <w:tcW w:type="dxa" w:w="5666"/>
+          </w:tcPr>
+          <w:p>
+            <w:pPr>
+              <w:rPr>
+                <w:rFonts w:ascii="Roboto" w:cs="Roboto" w:eastAsia="Roboto" w:hAnsi="Roboto"/>
+              </w:rPr>
+            </w:pPr>
+            <w:r>
+              <w:rPr>
                 <w:color w:val="1a1a1a"/>
-                <w:sz w:val="20"/>
-                <w:szCs w:val="20"/>
                 <w:rtl w:val="0"/>
               </w:rPr>
               <w:t>Tour de bataille 2 : la portée maximale des attaques à distance est de 18". Tour de bataille 3 : 12". Tour de bataille 4 : 18".</w:t>
@@ -3983,6 +3767,7 @@
               <w:bottom w:w="70.0" w:type="dxa"/>
               <w:right w:w="80.0" w:type="dxa"/>
             </w:tcMar>
+            <w:tcW w:type="dxa" w:w="810"/>
           </w:tcPr>
           <w:p>
             <w:pPr>
@@ -3993,12 +3778,9 @@
             </w:pPr>
             <w:r>
               <w:rPr>
-                <w:rFonts w:ascii="Roboto" w:cs="Roboto" w:eastAsia="Roboto" w:hAnsi="Roboto"/>
                 <w:b w:val="1"/>
                 <w:bCs w:val="1"/>
                 <w:color w:val="556b2f"/>
-                <w:sz w:val="20"/>
-                <w:szCs w:val="20"/>
                 <w:rtl w:val="0"/>
               </w:rPr>
               <w:t xml:space="preserve">3-4</w:t>
@@ -4025,20 +3807,18 @@
               <w:bottom w:w="70.0" w:type="dxa"/>
               <w:right w:w="120.0" w:type="dxa"/>
             </w:tcMar>
-          </w:tcPr>
-          <w:p>
-            <w:pPr>
-              <w:rPr>
-                <w:rFonts w:ascii="Roboto" w:cs="Roboto" w:eastAsia="Roboto" w:hAnsi="Roboto"/>
-              </w:rPr>
-            </w:pPr>
-            <w:r>
-              <w:rPr>
-                <w:rFonts w:ascii="Roboto" w:cs="Roboto" w:eastAsia="Roboto" w:hAnsi="Roboto"/>
-                <w:b w:val="1"/>
-                <w:bCs w:val="1"/>
-                <w:sz w:val="20"/>
-                <w:szCs w:val="20"/>
+            <w:tcW w:type="dxa" w:w="2550"/>
+          </w:tcPr>
+          <w:p>
+            <w:pPr>
+              <w:rPr>
+                <w:rFonts w:ascii="Roboto" w:cs="Roboto" w:eastAsia="Roboto" w:hAnsi="Roboto"/>
+              </w:rPr>
+            </w:pPr>
+            <w:r>
+              <w:rPr>
+                <w:b w:val="1"/>
+                <w:bCs w:val="1"/>
                 <w:rtl w:val="0"/>
               </w:rPr>
               <w:t xml:space="preserve">Malaise radioactif</w:t>
@@ -4065,19 +3845,17 @@
               <w:bottom w:w="70.0" w:type="dxa"/>
               <w:right w:w="120.0" w:type="dxa"/>
             </w:tcMar>
-          </w:tcPr>
-          <w:p>
-            <w:pPr>
-              <w:rPr>
-                <w:rFonts w:ascii="Roboto" w:cs="Roboto" w:eastAsia="Roboto" w:hAnsi="Roboto"/>
-              </w:rPr>
-            </w:pPr>
-            <w:r>
-              <w:rPr>
-                <w:rFonts w:ascii="Roboto" w:cs="Roboto" w:eastAsia="Roboto" w:hAnsi="Roboto"/>
+            <w:tcW w:type="dxa" w:w="5666"/>
+          </w:tcPr>
+          <w:p>
+            <w:pPr>
+              <w:rPr>
+                <w:rFonts w:ascii="Roboto" w:cs="Roboto" w:eastAsia="Roboto" w:hAnsi="Roboto"/>
+              </w:rPr>
+            </w:pPr>
+            <w:r>
+              <w:rPr>
                 <w:color w:val="1a1a1a"/>
-                <w:sz w:val="20"/>
-                <w:szCs w:val="20"/>
                 <w:rtl w:val="0"/>
               </w:rPr>
               <w:t>Chaque attaque de mêlée contre une unité qui a chargé lors de ce tour de bataille bénéficie de +1 au jet de touche.</w:t>
@@ -4110,6 +3888,7 @@
               <w:bottom w:w="70.0" w:type="dxa"/>
               <w:right w:w="80.0" w:type="dxa"/>
             </w:tcMar>
+            <w:tcW w:type="dxa" w:w="810"/>
           </w:tcPr>
           <w:p>
             <w:pPr>
@@ -4120,12 +3899,9 @@
             </w:pPr>
             <w:r>
               <w:rPr>
-                <w:rFonts w:ascii="Roboto" w:cs="Roboto" w:eastAsia="Roboto" w:hAnsi="Roboto"/>
                 <w:b w:val="1"/>
                 <w:bCs w:val="1"/>
                 <w:color w:val="556b2f"/>
-                <w:sz w:val="20"/>
-                <w:szCs w:val="20"/>
                 <w:rtl w:val="0"/>
               </w:rPr>
               <w:t xml:space="preserve">5-6</w:t>
@@ -4152,20 +3928,18 @@
               <w:bottom w:w="70.0" w:type="dxa"/>
               <w:right w:w="120.0" w:type="dxa"/>
             </w:tcMar>
-          </w:tcPr>
-          <w:p>
-            <w:pPr>
-              <w:rPr>
-                <w:rFonts w:ascii="Roboto" w:cs="Roboto" w:eastAsia="Roboto" w:hAnsi="Roboto"/>
-              </w:rPr>
-            </w:pPr>
-            <w:r>
-              <w:rPr>
-                <w:rFonts w:ascii="Roboto" w:cs="Roboto" w:eastAsia="Roboto" w:hAnsi="Roboto"/>
-                <w:b w:val="1"/>
-                <w:bCs w:val="1"/>
-                <w:sz w:val="20"/>
-                <w:szCs w:val="20"/>
+            <w:tcW w:type="dxa" w:w="2550"/>
+          </w:tcPr>
+          <w:p>
+            <w:pPr>
+              <w:rPr>
+                <w:rFonts w:ascii="Roboto" w:cs="Roboto" w:eastAsia="Roboto" w:hAnsi="Roboto"/>
+              </w:rPr>
+            </w:pPr>
+            <w:r>
+              <w:rPr>
+                <w:b w:val="1"/>
+                <w:bCs w:val="1"/>
                 <w:rtl w:val="0"/>
               </w:rPr>
               <w:t xml:space="preserve">Interférence ésotérique</w:t>
@@ -4192,19 +3966,17 @@
               <w:bottom w:w="70.0" w:type="dxa"/>
               <w:right w:w="120.0" w:type="dxa"/>
             </w:tcMar>
-          </w:tcPr>
-          <w:p>
-            <w:pPr>
-              <w:rPr>
-                <w:rFonts w:ascii="Roboto" w:cs="Roboto" w:eastAsia="Roboto" w:hAnsi="Roboto"/>
-              </w:rPr>
-            </w:pPr>
-            <w:r>
-              <w:rPr>
-                <w:rFonts w:ascii="Roboto" w:cs="Roboto" w:eastAsia="Roboto" w:hAnsi="Roboto"/>
+            <w:tcW w:type="dxa" w:w="5666"/>
+          </w:tcPr>
+          <w:p>
+            <w:pPr>
+              <w:rPr>
+                <w:rFonts w:ascii="Roboto" w:cs="Roboto" w:eastAsia="Roboto" w:hAnsi="Roboto"/>
+              </w:rPr>
+            </w:pPr>
+            <w:r>
+              <w:rPr>
                 <w:color w:val="1a1a1a"/>
-                <w:sz w:val="20"/>
-                <w:szCs w:val="20"/>
                 <w:rtl w:val="0"/>
               </w:rPr>
               <w:t>Les joueurs ne peuvent pas utiliser plus d'un stratagème par tour de bataille, quelle que soit la source.</w:t>
@@ -4220,6 +3992,12 @@
     </w:tbl>
     <w:p>
       <w:pPr>
+        <w:pStyle w:val="normal"/>
+      </w:pPr>
+    </w:p>
+    <w:p>
+      <w:pPr>
+        <w:pStyle w:val="Heading1"/>
         <w:pBdr>
           <w:bottom w:color="7b4f2e" w:space="6" w:sz="12" w:val="single"/>
         </w:pBdr>
@@ -4230,12 +4008,6 @@
       </w:pPr>
       <w:r>
         <w:rPr>
-          <w:rFonts w:ascii="Roboto" w:cs="Roboto" w:eastAsia="Roboto" w:hAnsi="Roboto"/>
-          <w:b w:val="1"/>
-          <w:bCs w:val="1"/>
-          <w:color w:val="7b4f2e"/>
-          <w:sz w:val="44"/>
-          <w:szCs w:val="44"/>
           <w:rtl w:val="0"/>
         </w:rPr>
         <w:t xml:space="preserve">Théâtre : Complexe de Forges</w:t>
@@ -4255,12 +4027,9 @@
       </w:pPr>
       <w:r>
         <w:rPr>
-          <w:rFonts w:ascii="Roboto" w:cs="Roboto" w:eastAsia="Roboto" w:hAnsi="Roboto"/>
           <w:i w:val="1"/>
           <w:iCs w:val="1"/>
           <w:color w:val="555555"/>
-          <w:sz w:val="20"/>
-          <w:szCs w:val="20"/>
           <w:rtl w:val="0"/>
         </w:rPr>
         <w:t xml:space="preserve">Les complexes de forges de l'Adeptus Mechanicus peuvent s'étendre sur des continents entiers et ne cessent jamais leur labeur même en pleine bataille.</w:t>
@@ -4280,19 +4049,15 @@
       </w:pPr>
       <w:r>
         <w:rPr>
-          <w:rFonts w:ascii="Roboto" w:cs="Roboto" w:eastAsia="Roboto" w:hAnsi="Roboto"/>
           <w:b w:val="1"/>
           <w:bCs w:val="1"/>
           <w:color w:val="7b4f2e"/>
-          <w:sz w:val="21"/>
-          <w:szCs w:val="21"/>
           <w:rtl w:val="0"/>
         </w:rPr>
         <w:t xml:space="preserve">Avantages tactiques : </w:t>
       </w:r>
       <w:r>
         <w:rPr>
-          <w:rFonts w:ascii="Roboto" w:cs="Roboto" w:eastAsia="Roboto" w:hAnsi="Roboto"/>
           <w:color w:val="1a1a1a"/>
           <w:rtl w:val="0"/>
         </w:rPr>
@@ -4300,17 +4065,13 @@
       </w:r>
       <w:r>
         <w:rPr>
-          <w:rFonts w:ascii="Roboto" w:cs="Roboto" w:eastAsia="Roboto" w:hAnsi="Roboto"/>
           <w:color w:val="1a1a1a"/>
-          <w:sz w:val="21"/>
-          <w:szCs w:val="21"/>
           <w:rtl w:val="0"/>
         </w:rPr>
         <w:t xml:space="preserve">ooste les unites robustes et durables. Les </w:t>
       </w:r>
       <w:r>
         <w:rPr>
-          <w:rFonts w:ascii="Roboto" w:cs="Roboto" w:eastAsia="Roboto" w:hAnsi="Roboto"/>
           <w:color w:val="1a1a1a"/>
           <w:rtl w:val="0"/>
         </w:rPr>
@@ -4318,17 +4079,13 @@
       </w:r>
       <w:r>
         <w:rPr>
-          <w:rFonts w:ascii="Roboto" w:cs="Roboto" w:eastAsia="Roboto" w:hAnsi="Roboto"/>
           <w:color w:val="1a1a1a"/>
-          <w:sz w:val="21"/>
-          <w:szCs w:val="21"/>
           <w:rtl w:val="0"/>
         </w:rPr>
         <w:t xml:space="preserve"> nombreuses et </w:t>
       </w:r>
       <w:r>
         <w:rPr>
-          <w:rFonts w:ascii="Roboto" w:cs="Roboto" w:eastAsia="Roboto" w:hAnsi="Roboto"/>
           <w:color w:val="1a1a1a"/>
           <w:rtl w:val="0"/>
         </w:rPr>
@@ -4336,17 +4093,13 @@
       </w:r>
       <w:r>
         <w:rPr>
-          <w:rFonts w:ascii="Roboto" w:cs="Roboto" w:eastAsia="Roboto" w:hAnsi="Roboto"/>
           <w:color w:val="1a1a1a"/>
-          <w:sz w:val="21"/>
-          <w:szCs w:val="21"/>
           <w:rtl w:val="0"/>
         </w:rPr>
         <w:t xml:space="preserve"> blindees subiront des </w:t>
       </w:r>
       <w:r>
         <w:rPr>
-          <w:rFonts w:ascii="Roboto" w:cs="Roboto" w:eastAsia="Roboto" w:hAnsi="Roboto"/>
           <w:color w:val="1a1a1a"/>
           <w:rtl w:val="0"/>
         </w:rPr>
@@ -4354,10 +4107,7 @@
       </w:r>
       <w:r>
         <w:rPr>
-          <w:rFonts w:ascii="Roboto" w:cs="Roboto" w:eastAsia="Roboto" w:hAnsi="Roboto"/>
           <w:color w:val="1a1a1a"/>
-          <w:sz w:val="21"/>
-          <w:szCs w:val="21"/>
           <w:rtl w:val="0"/>
         </w:rPr>
         <w:t xml:space="preserve"> accrus.</w:t>
@@ -4384,7 +4134,7 @@
     <w:tbl>
       <w:tblPr>
         <w:tblStyle w:val="Table6"/>
-        <w:tblW w:w="9360.0" w:type="dxa"/>
+        <w:tblW w:w="9026" w:type="dxa"/>
         <w:jc w:val="left"/>
         <w:tblBorders>
           <w:top w:color="000000" w:space="0" w:sz="4" w:val="single"/>
@@ -4398,9 +4148,9 @@
         <w:tblLook w:val="0000"/>
       </w:tblPr>
       <w:tblGrid>
-        <w:gridCol w:w="500"/>
-        <w:gridCol w:w="2800"/>
-        <w:gridCol w:w="6060"/>
+        <w:gridCol w:w="810"/>
+        <w:gridCol w:w="2130"/>
+        <w:gridCol w:w="6086"/>
         <w:tblGridChange w:id="0">
           <w:tblGrid>
             <w:gridCol w:w="500"/>
@@ -4429,6 +4179,7 @@
               <w:bottom w:w="70.0" w:type="dxa"/>
               <w:right w:w="80.0" w:type="dxa"/>
             </w:tcMar>
+            <w:tcW w:type="dxa" w:w="810"/>
           </w:tcPr>
           <w:p>
             <w:pPr>
@@ -4439,12 +4190,9 @@
             </w:pPr>
             <w:r>
               <w:rPr>
-                <w:rFonts w:ascii="Roboto" w:cs="Roboto" w:eastAsia="Roboto" w:hAnsi="Roboto"/>
                 <w:b w:val="1"/>
                 <w:bCs w:val="1"/>
                 <w:color w:val="ffffff"/>
-                <w:sz w:val="20"/>
-                <w:szCs w:val="20"/>
                 <w:rtl w:val="0"/>
               </w:rPr>
               <w:t xml:space="preserve">D6</w:t>
@@ -4471,21 +4219,19 @@
               <w:bottom w:w="70.0" w:type="dxa"/>
               <w:right w:w="120.0" w:type="dxa"/>
             </w:tcMar>
-          </w:tcPr>
-          <w:p>
-            <w:pPr>
-              <w:rPr>
-                <w:rFonts w:ascii="Roboto" w:cs="Roboto" w:eastAsia="Roboto" w:hAnsi="Roboto"/>
-              </w:rPr>
-            </w:pPr>
-            <w:r>
-              <w:rPr>
-                <w:rFonts w:ascii="Roboto" w:cs="Roboto" w:eastAsia="Roboto" w:hAnsi="Roboto"/>
+            <w:tcW w:type="dxa" w:w="2130"/>
+          </w:tcPr>
+          <w:p>
+            <w:pPr>
+              <w:rPr>
+                <w:rFonts w:ascii="Roboto" w:cs="Roboto" w:eastAsia="Roboto" w:hAnsi="Roboto"/>
+              </w:rPr>
+            </w:pPr>
+            <w:r>
+              <w:rPr>
                 <w:b w:val="1"/>
                 <w:bCs w:val="1"/>
                 <w:color w:val="ffffff"/>
-                <w:sz w:val="20"/>
-                <w:szCs w:val="20"/>
                 <w:rtl w:val="0"/>
               </w:rPr>
               <w:t xml:space="preserve">Nom du Twist</w:t>
@@ -4512,21 +4258,19 @@
               <w:bottom w:w="70.0" w:type="dxa"/>
               <w:right w:w="120.0" w:type="dxa"/>
             </w:tcMar>
-          </w:tcPr>
-          <w:p>
-            <w:pPr>
-              <w:rPr>
-                <w:rFonts w:ascii="Roboto" w:cs="Roboto" w:eastAsia="Roboto" w:hAnsi="Roboto"/>
-              </w:rPr>
-            </w:pPr>
-            <w:r>
-              <w:rPr>
-                <w:rFonts w:ascii="Roboto" w:cs="Roboto" w:eastAsia="Roboto" w:hAnsi="Roboto"/>
+            <w:tcW w:type="dxa" w:w="6086"/>
+          </w:tcPr>
+          <w:p>
+            <w:pPr>
+              <w:rPr>
+                <w:rFonts w:ascii="Roboto" w:cs="Roboto" w:eastAsia="Roboto" w:hAnsi="Roboto"/>
+              </w:rPr>
+            </w:pPr>
+            <w:r>
+              <w:rPr>
                 <w:b w:val="1"/>
                 <w:bCs w:val="1"/>
                 <w:color w:val="ffffff"/>
-                <w:sz w:val="20"/>
-                <w:szCs w:val="20"/>
                 <w:rtl w:val="0"/>
               </w:rPr>
               <w:t xml:space="preserve">Effet</w:t>
@@ -4559,6 +4303,7 @@
               <w:bottom w:w="70.0" w:type="dxa"/>
               <w:right w:w="80.0" w:type="dxa"/>
             </w:tcMar>
+            <w:tcW w:type="dxa" w:w="810"/>
           </w:tcPr>
           <w:p>
             <w:pPr>
@@ -4569,12 +4314,9 @@
             </w:pPr>
             <w:r>
               <w:rPr>
-                <w:rFonts w:ascii="Roboto" w:cs="Roboto" w:eastAsia="Roboto" w:hAnsi="Roboto"/>
                 <w:b w:val="1"/>
                 <w:bCs w:val="1"/>
                 <w:color w:val="7b4f2e"/>
-                <w:sz w:val="20"/>
-                <w:szCs w:val="20"/>
                 <w:rtl w:val="0"/>
               </w:rPr>
               <w:t xml:space="preserve">1-2</w:t>
@@ -4601,20 +4343,18 @@
               <w:bottom w:w="70.0" w:type="dxa"/>
               <w:right w:w="120.0" w:type="dxa"/>
             </w:tcMar>
-          </w:tcPr>
-          <w:p>
-            <w:pPr>
-              <w:rPr>
-                <w:rFonts w:ascii="Roboto" w:cs="Roboto" w:eastAsia="Roboto" w:hAnsi="Roboto"/>
-              </w:rPr>
-            </w:pPr>
-            <w:r>
-              <w:rPr>
-                <w:rFonts w:ascii="Roboto" w:cs="Roboto" w:eastAsia="Roboto" w:hAnsi="Roboto"/>
-                <w:b w:val="1"/>
-                <w:bCs w:val="1"/>
-                <w:sz w:val="20"/>
-                <w:szCs w:val="20"/>
+            <w:tcW w:type="dxa" w:w="2130"/>
+          </w:tcPr>
+          <w:p>
+            <w:pPr>
+              <w:rPr>
+                <w:rFonts w:ascii="Roboto" w:cs="Roboto" w:eastAsia="Roboto" w:hAnsi="Roboto"/>
+              </w:rPr>
+            </w:pPr>
+            <w:r>
+              <w:rPr>
+                <w:b w:val="1"/>
+                <w:bCs w:val="1"/>
                 <w:rtl w:val="0"/>
               </w:rPr>
               <w:t xml:space="preserve">Corrosion thermique</w:t>
@@ -4641,19 +4381,17 @@
               <w:bottom w:w="70.0" w:type="dxa"/>
               <w:right w:w="120.0" w:type="dxa"/>
             </w:tcMar>
-          </w:tcPr>
-          <w:p>
-            <w:pPr>
-              <w:rPr>
-                <w:rFonts w:ascii="Roboto" w:cs="Roboto" w:eastAsia="Roboto" w:hAnsi="Roboto"/>
-              </w:rPr>
-            </w:pPr>
-            <w:r>
-              <w:rPr>
-                <w:rFonts w:ascii="Roboto" w:cs="Roboto" w:eastAsia="Roboto" w:hAnsi="Roboto"/>
+            <w:tcW w:type="dxa" w:w="6086"/>
+          </w:tcPr>
+          <w:p>
+            <w:pPr>
+              <w:rPr>
+                <w:rFonts w:ascii="Roboto" w:cs="Roboto" w:eastAsia="Roboto" w:hAnsi="Roboto"/>
+              </w:rPr>
+            </w:pPr>
+            <w:r>
+              <w:rPr>
                 <w:color w:val="1a1a1a"/>
-                <w:sz w:val="20"/>
-                <w:szCs w:val="20"/>
                 <w:rtl w:val="0"/>
               </w:rPr>
               <w:t>Chaque attaque contre une unité ennemie (hors MONSTRE et VÉHICULE) à 9" ou moins bénéficie de +1 PA.</w:t>
@@ -4686,6 +4424,7 @@
               <w:bottom w:w="70.0" w:type="dxa"/>
               <w:right w:w="80.0" w:type="dxa"/>
             </w:tcMar>
+            <w:tcW w:type="dxa" w:w="810"/>
           </w:tcPr>
           <w:p>
             <w:pPr>
@@ -4696,12 +4435,9 @@
             </w:pPr>
             <w:r>
               <w:rPr>
-                <w:rFonts w:ascii="Roboto" w:cs="Roboto" w:eastAsia="Roboto" w:hAnsi="Roboto"/>
                 <w:b w:val="1"/>
                 <w:bCs w:val="1"/>
                 <w:color w:val="7b4f2e"/>
-                <w:sz w:val="20"/>
-                <w:szCs w:val="20"/>
                 <w:rtl w:val="0"/>
               </w:rPr>
               <w:t xml:space="preserve">3-4</w:t>
@@ -4728,20 +4464,18 @@
               <w:bottom w:w="70.0" w:type="dxa"/>
               <w:right w:w="120.0" w:type="dxa"/>
             </w:tcMar>
-          </w:tcPr>
-          <w:p>
-            <w:pPr>
-              <w:rPr>
-                <w:rFonts w:ascii="Roboto" w:cs="Roboto" w:eastAsia="Roboto" w:hAnsi="Roboto"/>
-              </w:rPr>
-            </w:pPr>
-            <w:r>
-              <w:rPr>
-                <w:rFonts w:ascii="Roboto" w:cs="Roboto" w:eastAsia="Roboto" w:hAnsi="Roboto"/>
-                <w:b w:val="1"/>
-                <w:bCs w:val="1"/>
-                <w:sz w:val="20"/>
-                <w:szCs w:val="20"/>
+            <w:tcW w:type="dxa" w:w="2130"/>
+          </w:tcPr>
+          <w:p>
+            <w:pPr>
+              <w:rPr>
+                <w:rFonts w:ascii="Roboto" w:cs="Roboto" w:eastAsia="Roboto" w:hAnsi="Roboto"/>
+              </w:rPr>
+            </w:pPr>
+            <w:r>
+              <w:rPr>
+                <w:b w:val="1"/>
+                <w:bCs w:val="1"/>
                 <w:rtl w:val="0"/>
               </w:rPr>
               <w:t xml:space="preserve">Purge Plasmique</w:t>
@@ -4768,19 +4502,17 @@
               <w:bottom w:w="70.0" w:type="dxa"/>
               <w:right w:w="120.0" w:type="dxa"/>
             </w:tcMar>
-          </w:tcPr>
-          <w:p>
-            <w:pPr>
-              <w:rPr>
-                <w:rFonts w:ascii="Roboto" w:cs="Roboto" w:eastAsia="Roboto" w:hAnsi="Roboto"/>
-              </w:rPr>
-            </w:pPr>
-            <w:r>
-              <w:rPr>
-                <w:rFonts w:ascii="Roboto" w:cs="Roboto" w:eastAsia="Roboto" w:hAnsi="Roboto"/>
+            <w:tcW w:type="dxa" w:w="6086"/>
+          </w:tcPr>
+          <w:p>
+            <w:pPr>
+              <w:rPr>
+                <w:rFonts w:ascii="Roboto" w:cs="Roboto" w:eastAsia="Roboto" w:hAnsi="Roboto"/>
+              </w:rPr>
+            </w:pPr>
+            <w:r>
+              <w:rPr>
                 <w:color w:val="1a1a1a"/>
-                <w:sz w:val="20"/>
-                <w:szCs w:val="20"/>
                 <w:rtl w:val="0"/>
               </w:rPr>
               <w:t>Au début de chaque tour de bataille, si la purge n'a pas encore eu lieu, l'Attaquant lance 1D6 ; sur un résultat inférieur ou égal au numéro du tour de bataille en cours, la purge se déclenche. Lancez alors 1D6 pour chaque unité qui ne se trouve pas dans une zone d'objectif : si le résultat est supérieur ou égal à l'Endurance de l'unité, elle est bloquée jusqu'à la fin du tour de bataille (-2" de Mouvement et -2 aux jets de charge).</w:t>
@@ -4813,6 +4545,7 @@
               <w:bottom w:w="70.0" w:type="dxa"/>
               <w:right w:w="80.0" w:type="dxa"/>
             </w:tcMar>
+            <w:tcW w:type="dxa" w:w="810"/>
           </w:tcPr>
           <w:p>
             <w:pPr>
@@ -4823,12 +4556,9 @@
             </w:pPr>
             <w:r>
               <w:rPr>
-                <w:rFonts w:ascii="Roboto" w:cs="Roboto" w:eastAsia="Roboto" w:hAnsi="Roboto"/>
                 <w:b w:val="1"/>
                 <w:bCs w:val="1"/>
                 <w:color w:val="7b4f2e"/>
-                <w:sz w:val="20"/>
-                <w:szCs w:val="20"/>
                 <w:rtl w:val="0"/>
               </w:rPr>
               <w:t xml:space="preserve">5-6</w:t>
@@ -4855,20 +4585,18 @@
               <w:bottom w:w="70.0" w:type="dxa"/>
               <w:right w:w="120.0" w:type="dxa"/>
             </w:tcMar>
-          </w:tcPr>
-          <w:p>
-            <w:pPr>
-              <w:rPr>
-                <w:rFonts w:ascii="Roboto" w:cs="Roboto" w:eastAsia="Roboto" w:hAnsi="Roboto"/>
-              </w:rPr>
-            </w:pPr>
-            <w:r>
-              <w:rPr>
-                <w:rFonts w:ascii="Roboto" w:cs="Roboto" w:eastAsia="Roboto" w:hAnsi="Roboto"/>
-                <w:b w:val="1"/>
-                <w:bCs w:val="1"/>
-                <w:sz w:val="20"/>
-                <w:szCs w:val="20"/>
+            <w:tcW w:type="dxa" w:w="2130"/>
+          </w:tcPr>
+          <w:p>
+            <w:pPr>
+              <w:rPr>
+                <w:rFonts w:ascii="Roboto" w:cs="Roboto" w:eastAsia="Roboto" w:hAnsi="Roboto"/>
+              </w:rPr>
+            </w:pPr>
+            <w:r>
+              <w:rPr>
+                <w:b w:val="1"/>
+                <w:bCs w:val="1"/>
                 <w:rtl w:val="0"/>
               </w:rPr>
               <w:t xml:space="preserve">Combustibles volatils</w:t>
@@ -4895,19 +4623,17 @@
               <w:bottom w:w="70.0" w:type="dxa"/>
               <w:right w:w="120.0" w:type="dxa"/>
             </w:tcMar>
-          </w:tcPr>
-          <w:p>
-            <w:pPr>
-              <w:rPr>
-                <w:rFonts w:ascii="Roboto" w:cs="Roboto" w:eastAsia="Roboto" w:hAnsi="Roboto"/>
-              </w:rPr>
-            </w:pPr>
-            <w:r>
-              <w:rPr>
-                <w:rFonts w:ascii="Roboto" w:cs="Roboto" w:eastAsia="Roboto" w:hAnsi="Roboto"/>
+            <w:tcW w:type="dxa" w:w="6086"/>
+          </w:tcPr>
+          <w:p>
+            <w:pPr>
+              <w:rPr>
+                <w:rFonts w:ascii="Roboto" w:cs="Roboto" w:eastAsia="Roboto" w:hAnsi="Roboto"/>
+              </w:rPr>
+            </w:pPr>
+            <w:r>
+              <w:rPr>
                 <w:color w:val="1a1a1a"/>
-                <w:sz w:val="20"/>
-                <w:szCs w:val="20"/>
                 <w:rtl w:val="0"/>
               </w:rPr>
               <w:t xml:space="preserve">Chaque fois que vous déterminez le nombre d'attaques d'une arme </w:t>
@@ -4933,6 +4659,12 @@
     </w:tbl>
     <w:p>
       <w:pPr>
+        <w:pStyle w:val="normal"/>
+      </w:pPr>
+    </w:p>
+    <w:p>
+      <w:pPr>
+        <w:pStyle w:val="Heading1"/>
         <w:pBdr>
           <w:bottom w:color="4a5568" w:space="6" w:sz="12" w:val="single"/>
         </w:pBdr>
@@ -4943,12 +4675,6 @@
       </w:pPr>
       <w:r>
         <w:rPr>
-          <w:rFonts w:ascii="Roboto" w:cs="Roboto" w:eastAsia="Roboto" w:hAnsi="Roboto"/>
-          <w:b w:val="1"/>
-          <w:bCs w:val="1"/>
-          <w:color w:val="4a5568"/>
-          <w:sz w:val="44"/>
-          <w:szCs w:val="44"/>
           <w:rtl w:val="0"/>
         </w:rPr>
         <w:t xml:space="preserve">Théâtre : Quartiers Résidentiels</w:t>
@@ -4968,12 +4694,9 @@
       </w:pPr>
       <w:r>
         <w:rPr>
-          <w:rFonts w:ascii="Roboto" w:cs="Roboto" w:eastAsia="Roboto" w:hAnsi="Roboto"/>
           <w:i w:val="1"/>
           <w:iCs w:val="1"/>
           <w:color w:val="555555"/>
-          <w:sz w:val="20"/>
-          <w:szCs w:val="20"/>
           <w:rtl w:val="0"/>
         </w:rPr>
         <w:t xml:space="preserve">De nombreux mondes de la Grande Ultramar sont densément peuplés, avec des ruches et des kilomètres de blocs d'habitation. Le combat y devient rapidement un grinding urbain.</w:t>
@@ -4993,19 +4716,15 @@
       </w:pPr>
       <w:r>
         <w:rPr>
-          <w:rFonts w:ascii="Roboto" w:cs="Roboto" w:eastAsia="Roboto" w:hAnsi="Roboto"/>
           <w:b w:val="1"/>
           <w:bCs w:val="1"/>
           <w:color w:val="4a5568"/>
-          <w:sz w:val="21"/>
-          <w:szCs w:val="21"/>
           <w:rtl w:val="0"/>
         </w:rPr>
         <w:t xml:space="preserve">Avantages tactiques : </w:t>
       </w:r>
       <w:r>
         <w:rPr>
-          <w:rFonts w:ascii="Roboto" w:cs="Roboto" w:eastAsia="Roboto" w:hAnsi="Roboto"/>
           <w:color w:val="1a1a1a"/>
           <w:rtl w:val="0"/>
         </w:rPr>
@@ -5033,7 +4752,7 @@
     <w:tbl>
       <w:tblPr>
         <w:tblStyle w:val="Table7"/>
-        <w:tblW w:w="9360.0" w:type="dxa"/>
+        <w:tblW w:w="9026" w:type="dxa"/>
         <w:jc w:val="left"/>
         <w:tblBorders>
           <w:top w:color="000000" w:space="0" w:sz="4" w:val="single"/>
@@ -5047,9 +4766,9 @@
         <w:tblLook w:val="0000"/>
       </w:tblPr>
       <w:tblGrid>
-        <w:gridCol w:w="500"/>
-        <w:gridCol w:w="2800"/>
-        <w:gridCol w:w="6060"/>
+        <w:gridCol w:w="810"/>
+        <w:gridCol w:w="2054"/>
+        <w:gridCol w:w="6162"/>
         <w:tblGridChange w:id="0">
           <w:tblGrid>
             <w:gridCol w:w="500"/>
@@ -5078,6 +4797,7 @@
               <w:bottom w:w="70.0" w:type="dxa"/>
               <w:right w:w="80.0" w:type="dxa"/>
             </w:tcMar>
+            <w:tcW w:type="dxa" w:w="810"/>
           </w:tcPr>
           <w:p>
             <w:pPr>
@@ -5088,12 +4808,9 @@
             </w:pPr>
             <w:r>
               <w:rPr>
-                <w:rFonts w:ascii="Roboto" w:cs="Roboto" w:eastAsia="Roboto" w:hAnsi="Roboto"/>
                 <w:b w:val="1"/>
                 <w:bCs w:val="1"/>
                 <w:color w:val="ffffff"/>
-                <w:sz w:val="20"/>
-                <w:szCs w:val="20"/>
                 <w:rtl w:val="0"/>
               </w:rPr>
               <w:t xml:space="preserve">D6</w:t>
@@ -5120,21 +4837,19 @@
               <w:bottom w:w="70.0" w:type="dxa"/>
               <w:right w:w="120.0" w:type="dxa"/>
             </w:tcMar>
-          </w:tcPr>
-          <w:p>
-            <w:pPr>
-              <w:rPr>
-                <w:rFonts w:ascii="Roboto" w:cs="Roboto" w:eastAsia="Roboto" w:hAnsi="Roboto"/>
-              </w:rPr>
-            </w:pPr>
-            <w:r>
-              <w:rPr>
-                <w:rFonts w:ascii="Roboto" w:cs="Roboto" w:eastAsia="Roboto" w:hAnsi="Roboto"/>
+            <w:tcW w:type="dxa" w:w="2054"/>
+          </w:tcPr>
+          <w:p>
+            <w:pPr>
+              <w:rPr>
+                <w:rFonts w:ascii="Roboto" w:cs="Roboto" w:eastAsia="Roboto" w:hAnsi="Roboto"/>
+              </w:rPr>
+            </w:pPr>
+            <w:r>
+              <w:rPr>
                 <w:b w:val="1"/>
                 <w:bCs w:val="1"/>
                 <w:color w:val="ffffff"/>
-                <w:sz w:val="20"/>
-                <w:szCs w:val="20"/>
                 <w:rtl w:val="0"/>
               </w:rPr>
               <w:t xml:space="preserve">Nom du Twist</w:t>
@@ -5161,21 +4876,19 @@
               <w:bottom w:w="70.0" w:type="dxa"/>
               <w:right w:w="120.0" w:type="dxa"/>
             </w:tcMar>
-          </w:tcPr>
-          <w:p>
-            <w:pPr>
-              <w:rPr>
-                <w:rFonts w:ascii="Roboto" w:cs="Roboto" w:eastAsia="Roboto" w:hAnsi="Roboto"/>
-              </w:rPr>
-            </w:pPr>
-            <w:r>
-              <w:rPr>
-                <w:rFonts w:ascii="Roboto" w:cs="Roboto" w:eastAsia="Roboto" w:hAnsi="Roboto"/>
+            <w:tcW w:type="dxa" w:w="6162"/>
+          </w:tcPr>
+          <w:p>
+            <w:pPr>
+              <w:rPr>
+                <w:rFonts w:ascii="Roboto" w:cs="Roboto" w:eastAsia="Roboto" w:hAnsi="Roboto"/>
+              </w:rPr>
+            </w:pPr>
+            <w:r>
+              <w:rPr>
                 <w:b w:val="1"/>
                 <w:bCs w:val="1"/>
                 <w:color w:val="ffffff"/>
-                <w:sz w:val="20"/>
-                <w:szCs w:val="20"/>
                 <w:rtl w:val="0"/>
               </w:rPr>
               <w:t xml:space="preserve">Effet</w:t>
@@ -5208,6 +4921,7 @@
               <w:bottom w:w="70.0" w:type="dxa"/>
               <w:right w:w="80.0" w:type="dxa"/>
             </w:tcMar>
+            <w:tcW w:type="dxa" w:w="810"/>
           </w:tcPr>
           <w:p>
             <w:pPr>
@@ -5218,12 +4932,9 @@
             </w:pPr>
             <w:r>
               <w:rPr>
-                <w:rFonts w:ascii="Roboto" w:cs="Roboto" w:eastAsia="Roboto" w:hAnsi="Roboto"/>
                 <w:b w:val="1"/>
                 <w:bCs w:val="1"/>
                 <w:color w:val="4a5568"/>
-                <w:sz w:val="20"/>
-                <w:szCs w:val="20"/>
                 <w:rtl w:val="0"/>
               </w:rPr>
               <w:t xml:space="preserve">1-2</w:t>
@@ -5250,20 +4961,18 @@
               <w:bottom w:w="70.0" w:type="dxa"/>
               <w:right w:w="120.0" w:type="dxa"/>
             </w:tcMar>
-          </w:tcPr>
-          <w:p>
-            <w:pPr>
-              <w:rPr>
-                <w:rFonts w:ascii="Roboto" w:cs="Roboto" w:eastAsia="Roboto" w:hAnsi="Roboto"/>
-              </w:rPr>
-            </w:pPr>
-            <w:r>
-              <w:rPr>
-                <w:rFonts w:ascii="Roboto" w:cs="Roboto" w:eastAsia="Roboto" w:hAnsi="Roboto"/>
-                <w:b w:val="1"/>
-                <w:bCs w:val="1"/>
-                <w:sz w:val="20"/>
-                <w:szCs w:val="20"/>
+            <w:tcW w:type="dxa" w:w="2054"/>
+          </w:tcPr>
+          <w:p>
+            <w:pPr>
+              <w:rPr>
+                <w:rFonts w:ascii="Roboto" w:cs="Roboto" w:eastAsia="Roboto" w:hAnsi="Roboto"/>
+              </w:rPr>
+            </w:pPr>
+            <w:r>
+              <w:rPr>
+                <w:b w:val="1"/>
+                <w:bCs w:val="1"/>
                 <w:rtl w:val="0"/>
               </w:rPr>
               <w:t xml:space="preserve">Fumées suffocantes</w:t>
@@ -5290,19 +4999,17 @@
               <w:bottom w:w="70.0" w:type="dxa"/>
               <w:right w:w="120.0" w:type="dxa"/>
             </w:tcMar>
-          </w:tcPr>
-          <w:p>
-            <w:pPr>
-              <w:rPr>
-                <w:rFonts w:ascii="Roboto" w:cs="Roboto" w:eastAsia="Roboto" w:hAnsi="Roboto"/>
-              </w:rPr>
-            </w:pPr>
-            <w:r>
-              <w:rPr>
-                <w:rFonts w:ascii="Roboto" w:cs="Roboto" w:eastAsia="Roboto" w:hAnsi="Roboto"/>
+            <w:tcW w:type="dxa" w:w="6162"/>
+          </w:tcPr>
+          <w:p>
+            <w:pPr>
+              <w:rPr>
+                <w:rFonts w:ascii="Roboto" w:cs="Roboto" w:eastAsia="Roboto" w:hAnsi="Roboto"/>
+              </w:rPr>
+            </w:pPr>
+            <w:r>
+              <w:rPr>
                 <w:color w:val="1a1a1a"/>
-                <w:sz w:val="20"/>
-                <w:szCs w:val="20"/>
                 <w:rtl w:val="0"/>
               </w:rPr>
               <w:t xml:space="preserve">Tant qu'un modèle est entièrement dans une ZONE TERRAIN, il possède la capacité Discrétion.</w:t>
@@ -5335,6 +5042,7 @@
               <w:bottom w:w="70.0" w:type="dxa"/>
               <w:right w:w="80.0" w:type="dxa"/>
             </w:tcMar>
+            <w:tcW w:type="dxa" w:w="810"/>
           </w:tcPr>
           <w:p>
             <w:pPr>
@@ -5345,12 +5053,9 @@
             </w:pPr>
             <w:r>
               <w:rPr>
-                <w:rFonts w:ascii="Roboto" w:cs="Roboto" w:eastAsia="Roboto" w:hAnsi="Roboto"/>
                 <w:b w:val="1"/>
                 <w:bCs w:val="1"/>
                 <w:color w:val="4a5568"/>
-                <w:sz w:val="20"/>
-                <w:szCs w:val="20"/>
                 <w:rtl w:val="0"/>
               </w:rPr>
               <w:t xml:space="preserve">3-4</w:t>
@@ -5377,20 +5082,18 @@
               <w:bottom w:w="70.0" w:type="dxa"/>
               <w:right w:w="120.0" w:type="dxa"/>
             </w:tcMar>
-          </w:tcPr>
-          <w:p>
-            <w:pPr>
-              <w:rPr>
-                <w:rFonts w:ascii="Roboto" w:cs="Roboto" w:eastAsia="Roboto" w:hAnsi="Roboto"/>
-              </w:rPr>
-            </w:pPr>
-            <w:r>
-              <w:rPr>
-                <w:rFonts w:ascii="Roboto" w:cs="Roboto" w:eastAsia="Roboto" w:hAnsi="Roboto"/>
-                <w:b w:val="1"/>
-                <w:bCs w:val="1"/>
-                <w:sz w:val="20"/>
-                <w:szCs w:val="20"/>
+            <w:tcW w:type="dxa" w:w="2054"/>
+          </w:tcPr>
+          <w:p>
+            <w:pPr>
+              <w:rPr>
+                <w:rFonts w:ascii="Roboto" w:cs="Roboto" w:eastAsia="Roboto" w:hAnsi="Roboto"/>
+              </w:rPr>
+            </w:pPr>
+            <w:r>
+              <w:rPr>
+                <w:b w:val="1"/>
+                <w:bCs w:val="1"/>
                 <w:rtl w:val="0"/>
               </w:rPr>
               <w:t xml:space="preserve">Positions de tir</w:t>
@@ -5417,19 +5120,17 @@
               <w:bottom w:w="70.0" w:type="dxa"/>
               <w:right w:w="120.0" w:type="dxa"/>
             </w:tcMar>
-          </w:tcPr>
-          <w:p>
-            <w:pPr>
-              <w:rPr>
-                <w:rFonts w:ascii="Roboto" w:cs="Roboto" w:eastAsia="Roboto" w:hAnsi="Roboto"/>
-              </w:rPr>
-            </w:pPr>
-            <w:r>
-              <w:rPr>
-                <w:rFonts w:ascii="Roboto" w:cs="Roboto" w:eastAsia="Roboto" w:hAnsi="Roboto"/>
+            <w:tcW w:type="dxa" w:w="6162"/>
+          </w:tcPr>
+          <w:p>
+            <w:pPr>
+              <w:rPr>
+                <w:rFonts w:ascii="Roboto" w:cs="Roboto" w:eastAsia="Roboto" w:hAnsi="Roboto"/>
+              </w:rPr>
+            </w:pPr>
+            <w:r>
+              <w:rPr>
                 <w:color w:val="1a1a1a"/>
-                <w:sz w:val="20"/>
-                <w:szCs w:val="20"/>
                 <w:rtl w:val="0"/>
               </w:rPr>
               <w:t>Tant qu'une unité est entièrement dans une ZONE TERRAIN, elle gagne +1 à la Touche sur ses attaques à distance.</w:t>
@@ -5462,6 +5163,7 @@
               <w:bottom w:w="70.0" w:type="dxa"/>
               <w:right w:w="80.0" w:type="dxa"/>
             </w:tcMar>
+            <w:tcW w:type="dxa" w:w="810"/>
           </w:tcPr>
           <w:p>
             <w:pPr>
@@ -5472,12 +5174,9 @@
             </w:pPr>
             <w:r>
               <w:rPr>
-                <w:rFonts w:ascii="Roboto" w:cs="Roboto" w:eastAsia="Roboto" w:hAnsi="Roboto"/>
                 <w:b w:val="1"/>
                 <w:bCs w:val="1"/>
                 <w:color w:val="4a5568"/>
-                <w:sz w:val="20"/>
-                <w:szCs w:val="20"/>
                 <w:rtl w:val="0"/>
               </w:rPr>
               <w:t xml:space="preserve">5-6</w:t>
@@ -5504,20 +5203,18 @@
               <w:bottom w:w="70.0" w:type="dxa"/>
               <w:right w:w="120.0" w:type="dxa"/>
             </w:tcMar>
-          </w:tcPr>
-          <w:p>
-            <w:pPr>
-              <w:rPr>
-                <w:rFonts w:ascii="Roboto" w:cs="Roboto" w:eastAsia="Roboto" w:hAnsi="Roboto"/>
-              </w:rPr>
-            </w:pPr>
-            <w:r>
-              <w:rPr>
-                <w:rFonts w:ascii="Roboto" w:cs="Roboto" w:eastAsia="Roboto" w:hAnsi="Roboto"/>
-                <w:b w:val="1"/>
-                <w:bCs w:val="1"/>
-                <w:sz w:val="20"/>
-                <w:szCs w:val="20"/>
+            <w:tcW w:type="dxa" w:w="2054"/>
+          </w:tcPr>
+          <w:p>
+            <w:pPr>
+              <w:rPr>
+                <w:rFonts w:ascii="Roboto" w:cs="Roboto" w:eastAsia="Roboto" w:hAnsi="Roboto"/>
+              </w:rPr>
+            </w:pPr>
+            <w:r>
+              <w:rPr>
+                <w:b w:val="1"/>
+                <w:bCs w:val="1"/>
                 <w:rtl w:val="0"/>
               </w:rPr>
               <w:t xml:space="preserve">Dans les profondeurs</w:t>
@@ -5544,19 +5241,17 @@
               <w:bottom w:w="70.0" w:type="dxa"/>
               <w:right w:w="120.0" w:type="dxa"/>
             </w:tcMar>
-          </w:tcPr>
-          <w:p>
-            <w:pPr>
-              <w:rPr>
-                <w:rFonts w:ascii="Roboto" w:cs="Roboto" w:eastAsia="Roboto" w:hAnsi="Roboto"/>
-              </w:rPr>
-            </w:pPr>
-            <w:r>
-              <w:rPr>
-                <w:rFonts w:ascii="Roboto" w:cs="Roboto" w:eastAsia="Roboto" w:hAnsi="Roboto"/>
+            <w:tcW w:type="dxa" w:w="6162"/>
+          </w:tcPr>
+          <w:p>
+            <w:pPr>
+              <w:rPr>
+                <w:rFonts w:ascii="Roboto" w:cs="Roboto" w:eastAsia="Roboto" w:hAnsi="Roboto"/>
+              </w:rPr>
+            </w:pPr>
+            <w:r>
+              <w:rPr>
                 <w:color w:val="1a1a1a"/>
-                <w:sz w:val="20"/>
-                <w:szCs w:val="20"/>
                 <w:rtl w:val="0"/>
               </w:rPr>
               <w:t>Une unité entièrement dans une ZONE TERRAIN ne peut pas être ciblée par des attaques à distance provenant de plus de 12".</w:t>
@@ -5572,6 +5267,12 @@
     </w:tbl>
     <w:p>
       <w:pPr>
+        <w:pStyle w:val="normal"/>
+      </w:pPr>
+    </w:p>
+    <w:p>
+      <w:pPr>
+        <w:pStyle w:val="Heading1"/>
         <w:pBdr>
           <w:bottom w:color="5d4037" w:space="6" w:sz="12" w:val="single"/>
         </w:pBdr>
@@ -5582,12 +5283,6 @@
       </w:pPr>
       <w:r>
         <w:rPr>
-          <w:rFonts w:ascii="Roboto" w:cs="Roboto" w:eastAsia="Roboto" w:hAnsi="Roboto"/>
-          <w:b w:val="1"/>
-          <w:bCs w:val="1"/>
-          <w:color w:val="5d4037"/>
-          <w:sz w:val="44"/>
-          <w:szCs w:val="44"/>
           <w:rtl w:val="0"/>
         </w:rPr>
         <w:t xml:space="preserve">Théâtre : Installation Minière</w:t>
@@ -5607,12 +5302,9 @@
       </w:pPr>
       <w:r>
         <w:rPr>
-          <w:rFonts w:ascii="Roboto" w:cs="Roboto" w:eastAsia="Roboto" w:hAnsi="Roboto"/>
           <w:i w:val="1"/>
           <w:iCs w:val="1"/>
           <w:color w:val="555555"/>
-          <w:sz w:val="20"/>
-          <w:szCs w:val="20"/>
           <w:rtl w:val="0"/>
         </w:rPr>
         <w:t xml:space="preserve">Que le combat ait lieu dans les profondeurs d'un site minier ou en surface entre les foreuses et les machines, c'est un théâtre dangereux pour toutes les forces.</w:t>
@@ -5632,19 +5324,15 @@
       </w:pPr>
       <w:r>
         <w:rPr>
-          <w:rFonts w:ascii="Roboto" w:cs="Roboto" w:eastAsia="Roboto" w:hAnsi="Roboto"/>
           <w:b w:val="1"/>
           <w:bCs w:val="1"/>
           <w:color w:val="5d4037"/>
-          <w:sz w:val="21"/>
-          <w:szCs w:val="21"/>
           <w:rtl w:val="0"/>
         </w:rPr>
         <w:t xml:space="preserve">Avantages tactiques : </w:t>
       </w:r>
       <w:r>
         <w:rPr>
-          <w:rFonts w:ascii="Roboto" w:cs="Roboto" w:eastAsia="Roboto" w:hAnsi="Roboto"/>
           <w:color w:val="1a1a1a"/>
           <w:rtl w:val="0"/>
         </w:rPr>
@@ -5652,17 +5340,13 @@
       </w:r>
       <w:r>
         <w:rPr>
-          <w:rFonts w:ascii="Roboto" w:cs="Roboto" w:eastAsia="Roboto" w:hAnsi="Roboto"/>
           <w:color w:val="1a1a1a"/>
-          <w:sz w:val="21"/>
-          <w:szCs w:val="21"/>
           <w:rtl w:val="0"/>
         </w:rPr>
         <w:t xml:space="preserve"> les attaques contre les </w:t>
       </w:r>
       <w:r>
         <w:rPr>
-          <w:rFonts w:ascii="Roboto" w:cs="Roboto" w:eastAsia="Roboto" w:hAnsi="Roboto"/>
           <w:color w:val="1a1a1a"/>
           <w:rtl w:val="0"/>
         </w:rPr>
@@ -5670,17 +5354,13 @@
       </w:r>
       <w:r>
         <w:rPr>
-          <w:rFonts w:ascii="Roboto" w:cs="Roboto" w:eastAsia="Roboto" w:hAnsi="Roboto"/>
           <w:color w:val="1a1a1a"/>
-          <w:sz w:val="21"/>
-          <w:szCs w:val="21"/>
           <w:rtl w:val="0"/>
         </w:rPr>
         <w:t xml:space="preserve"> coriaces. Des explosifs </w:t>
       </w:r>
       <w:r>
         <w:rPr>
-          <w:rFonts w:ascii="Roboto" w:cs="Roboto" w:eastAsia="Roboto" w:hAnsi="Roboto"/>
           <w:color w:val="1a1a1a"/>
           <w:rtl w:val="0"/>
         </w:rPr>
@@ -5688,17 +5368,13 @@
       </w:r>
       <w:r>
         <w:rPr>
-          <w:rFonts w:ascii="Roboto" w:cs="Roboto" w:eastAsia="Roboto" w:hAnsi="Roboto"/>
           <w:color w:val="1a1a1a"/>
-          <w:sz w:val="21"/>
-          <w:szCs w:val="21"/>
           <w:rtl w:val="0"/>
         </w:rPr>
         <w:t xml:space="preserve"> aident les </w:t>
       </w:r>
       <w:r>
         <w:rPr>
-          <w:rFonts w:ascii="Roboto" w:cs="Roboto" w:eastAsia="Roboto" w:hAnsi="Roboto"/>
           <w:color w:val="1a1a1a"/>
           <w:rtl w:val="0"/>
         </w:rPr>
@@ -5706,17 +5382,13 @@
       </w:r>
       <w:r>
         <w:rPr>
-          <w:rFonts w:ascii="Roboto" w:cs="Roboto" w:eastAsia="Roboto" w:hAnsi="Roboto"/>
           <w:color w:val="1a1a1a"/>
-          <w:sz w:val="21"/>
-          <w:szCs w:val="21"/>
           <w:rtl w:val="0"/>
         </w:rPr>
         <w:t xml:space="preserve"> faibles </w:t>
       </w:r>
       <w:r>
         <w:rPr>
-          <w:rFonts w:ascii="Roboto" w:cs="Roboto" w:eastAsia="Roboto" w:hAnsi="Roboto"/>
           <w:color w:val="1a1a1a"/>
           <w:rtl w:val="0"/>
         </w:rPr>
@@ -5724,10 +5396,7 @@
       </w:r>
       <w:r>
         <w:rPr>
-          <w:rFonts w:ascii="Roboto" w:cs="Roboto" w:eastAsia="Roboto" w:hAnsi="Roboto"/>
           <w:color w:val="1a1a1a"/>
-          <w:sz w:val="21"/>
-          <w:szCs w:val="21"/>
           <w:rtl w:val="0"/>
         </w:rPr>
         <w:t xml:space="preserve"> abattre des adversaires imposants.</w:t>
@@ -5754,7 +5423,7 @@
     <w:tbl>
       <w:tblPr>
         <w:tblStyle w:val="Table8"/>
-        <w:tblW w:w="9360.0" w:type="dxa"/>
+        <w:tblW w:w="9026" w:type="dxa"/>
         <w:jc w:val="left"/>
         <w:tblBorders>
           <w:top w:color="000000" w:space="0" w:sz="4" w:val="single"/>
@@ -5768,9 +5437,9 @@
         <w:tblLook w:val="0000"/>
       </w:tblPr>
       <w:tblGrid>
-        <w:gridCol w:w="500"/>
-        <w:gridCol w:w="2800"/>
-        <w:gridCol w:w="6060"/>
+        <w:gridCol w:w="810"/>
+        <w:gridCol w:w="2130"/>
+        <w:gridCol w:w="6086"/>
         <w:tblGridChange w:id="0">
           <w:tblGrid>
             <w:gridCol w:w="500"/>
@@ -5799,6 +5468,7 @@
               <w:bottom w:w="70.0" w:type="dxa"/>
               <w:right w:w="80.0" w:type="dxa"/>
             </w:tcMar>
+            <w:tcW w:type="dxa" w:w="810"/>
           </w:tcPr>
           <w:p>
             <w:pPr>
@@ -5809,12 +5479,9 @@
             </w:pPr>
             <w:r>
               <w:rPr>
-                <w:rFonts w:ascii="Roboto" w:cs="Roboto" w:eastAsia="Roboto" w:hAnsi="Roboto"/>
                 <w:b w:val="1"/>
                 <w:bCs w:val="1"/>
                 <w:color w:val="ffffff"/>
-                <w:sz w:val="20"/>
-                <w:szCs w:val="20"/>
                 <w:rtl w:val="0"/>
               </w:rPr>
               <w:t xml:space="preserve">D6</w:t>
@@ -5841,21 +5508,19 @@
               <w:bottom w:w="70.0" w:type="dxa"/>
               <w:right w:w="120.0" w:type="dxa"/>
             </w:tcMar>
-          </w:tcPr>
-          <w:p>
-            <w:pPr>
-              <w:rPr>
-                <w:rFonts w:ascii="Roboto" w:cs="Roboto" w:eastAsia="Roboto" w:hAnsi="Roboto"/>
-              </w:rPr>
-            </w:pPr>
-            <w:r>
-              <w:rPr>
-                <w:rFonts w:ascii="Roboto" w:cs="Roboto" w:eastAsia="Roboto" w:hAnsi="Roboto"/>
+            <w:tcW w:type="dxa" w:w="2130"/>
+          </w:tcPr>
+          <w:p>
+            <w:pPr>
+              <w:rPr>
+                <w:rFonts w:ascii="Roboto" w:cs="Roboto" w:eastAsia="Roboto" w:hAnsi="Roboto"/>
+              </w:rPr>
+            </w:pPr>
+            <w:r>
+              <w:rPr>
                 <w:b w:val="1"/>
                 <w:bCs w:val="1"/>
                 <w:color w:val="ffffff"/>
-                <w:sz w:val="20"/>
-                <w:szCs w:val="20"/>
                 <w:rtl w:val="0"/>
               </w:rPr>
               <w:t xml:space="preserve">Nom du Twist</w:t>
@@ -5882,21 +5547,19 @@
               <w:bottom w:w="70.0" w:type="dxa"/>
               <w:right w:w="120.0" w:type="dxa"/>
             </w:tcMar>
-          </w:tcPr>
-          <w:p>
-            <w:pPr>
-              <w:rPr>
-                <w:rFonts w:ascii="Roboto" w:cs="Roboto" w:eastAsia="Roboto" w:hAnsi="Roboto"/>
-              </w:rPr>
-            </w:pPr>
-            <w:r>
-              <w:rPr>
-                <w:rFonts w:ascii="Roboto" w:cs="Roboto" w:eastAsia="Roboto" w:hAnsi="Roboto"/>
+            <w:tcW w:type="dxa" w:w="6086"/>
+          </w:tcPr>
+          <w:p>
+            <w:pPr>
+              <w:rPr>
+                <w:rFonts w:ascii="Roboto" w:cs="Roboto" w:eastAsia="Roboto" w:hAnsi="Roboto"/>
+              </w:rPr>
+            </w:pPr>
+            <w:r>
+              <w:rPr>
                 <w:b w:val="1"/>
                 <w:bCs w:val="1"/>
                 <w:color w:val="ffffff"/>
-                <w:sz w:val="20"/>
-                <w:szCs w:val="20"/>
                 <w:rtl w:val="0"/>
               </w:rPr>
               <w:t xml:space="preserve">Effet</w:t>
@@ -5929,6 +5592,7 @@
               <w:bottom w:w="70.0" w:type="dxa"/>
               <w:right w:w="80.0" w:type="dxa"/>
             </w:tcMar>
+            <w:tcW w:type="dxa" w:w="810"/>
           </w:tcPr>
           <w:p>
             <w:pPr>
@@ -5939,12 +5603,9 @@
             </w:pPr>
             <w:r>
               <w:rPr>
-                <w:rFonts w:ascii="Roboto" w:cs="Roboto" w:eastAsia="Roboto" w:hAnsi="Roboto"/>
                 <w:b w:val="1"/>
                 <w:bCs w:val="1"/>
                 <w:color w:val="5d4037"/>
-                <w:sz w:val="20"/>
-                <w:szCs w:val="20"/>
                 <w:rtl w:val="0"/>
               </w:rPr>
               <w:t xml:space="preserve">1-2</w:t>
@@ -5971,20 +5632,18 @@
               <w:bottom w:w="70.0" w:type="dxa"/>
               <w:right w:w="120.0" w:type="dxa"/>
             </w:tcMar>
-          </w:tcPr>
-          <w:p>
-            <w:pPr>
-              <w:rPr>
-                <w:rFonts w:ascii="Roboto" w:cs="Roboto" w:eastAsia="Roboto" w:hAnsi="Roboto"/>
-              </w:rPr>
-            </w:pPr>
-            <w:r>
-              <w:rPr>
-                <w:rFonts w:ascii="Roboto" w:cs="Roboto" w:eastAsia="Roboto" w:hAnsi="Roboto"/>
-                <w:b w:val="1"/>
-                <w:bCs w:val="1"/>
-                <w:sz w:val="20"/>
-                <w:szCs w:val="20"/>
+            <w:tcW w:type="dxa" w:w="2130"/>
+          </w:tcPr>
+          <w:p>
+            <w:pPr>
+              <w:rPr>
+                <w:rFonts w:ascii="Roboto" w:cs="Roboto" w:eastAsia="Roboto" w:hAnsi="Roboto"/>
+              </w:rPr>
+            </w:pPr>
+            <w:r>
+              <w:rPr>
+                <w:b w:val="1"/>
+                <w:bCs w:val="1"/>
                 <w:rtl w:val="0"/>
               </w:rPr>
               <w:t>Détonations minières</w:t>
@@ -6011,19 +5670,17 @@
               <w:bottom w:w="70.0" w:type="dxa"/>
               <w:right w:w="120.0" w:type="dxa"/>
             </w:tcMar>
-          </w:tcPr>
-          <w:p>
-            <w:pPr>
-              <w:rPr>
-                <w:rFonts w:ascii="Roboto" w:cs="Roboto" w:eastAsia="Roboto" w:hAnsi="Roboto"/>
-              </w:rPr>
-            </w:pPr>
-            <w:r>
-              <w:rPr>
-                <w:rFonts w:ascii="Roboto" w:cs="Roboto" w:eastAsia="Roboto" w:hAnsi="Roboto"/>
+            <w:tcW w:type="dxa" w:w="6086"/>
+          </w:tcPr>
+          <w:p>
+            <w:pPr>
+              <w:rPr>
+                <w:rFonts w:ascii="Roboto" w:cs="Roboto" w:eastAsia="Roboto" w:hAnsi="Roboto"/>
+              </w:rPr>
+            </w:pPr>
+            <w:r>
+              <w:rPr>
                 <w:color w:val="1a1a1a"/>
-                <w:sz w:val="20"/>
-                <w:szCs w:val="20"/>
                 <w:rtl w:val="0"/>
               </w:rPr>
               <w:t>Chaque attaque contre une unité d'Endurance 7 ou plus bénéficie de +1 au jet de blessure.</w:t>
@@ -6056,6 +5713,7 @@
               <w:bottom w:w="70.0" w:type="dxa"/>
               <w:right w:w="80.0" w:type="dxa"/>
             </w:tcMar>
+            <w:tcW w:type="dxa" w:w="810"/>
           </w:tcPr>
           <w:p>
             <w:pPr>
@@ -6066,12 +5724,9 @@
             </w:pPr>
             <w:r>
               <w:rPr>
-                <w:rFonts w:ascii="Roboto" w:cs="Roboto" w:eastAsia="Roboto" w:hAnsi="Roboto"/>
                 <w:b w:val="1"/>
                 <w:bCs w:val="1"/>
                 <w:color w:val="5d4037"/>
-                <w:sz w:val="20"/>
-                <w:szCs w:val="20"/>
                 <w:rtl w:val="0"/>
               </w:rPr>
               <w:t xml:space="preserve">3-4</w:t>
@@ -6098,20 +5753,18 @@
               <w:bottom w:w="70.0" w:type="dxa"/>
               <w:right w:w="120.0" w:type="dxa"/>
             </w:tcMar>
-          </w:tcPr>
-          <w:p>
-            <w:pPr>
-              <w:rPr>
-                <w:rFonts w:ascii="Roboto" w:cs="Roboto" w:eastAsia="Roboto" w:hAnsi="Roboto"/>
-              </w:rPr>
-            </w:pPr>
-            <w:r>
-              <w:rPr>
-                <w:rFonts w:ascii="Roboto" w:cs="Roboto" w:eastAsia="Roboto" w:hAnsi="Roboto"/>
-                <w:b w:val="1"/>
-                <w:bCs w:val="1"/>
-                <w:sz w:val="20"/>
-                <w:szCs w:val="20"/>
+            <w:tcW w:type="dxa" w:w="2130"/>
+          </w:tcPr>
+          <w:p>
+            <w:pPr>
+              <w:rPr>
+                <w:rFonts w:ascii="Roboto" w:cs="Roboto" w:eastAsia="Roboto" w:hAnsi="Roboto"/>
+              </w:rPr>
+            </w:pPr>
+            <w:r>
+              <w:rPr>
+                <w:b w:val="1"/>
+                <w:bCs w:val="1"/>
                 <w:rtl w:val="0"/>
               </w:rPr>
               <w:t>Effondrement du socle</w:t>
@@ -6138,19 +5791,17 @@
               <w:bottom w:w="70.0" w:type="dxa"/>
               <w:right w:w="120.0" w:type="dxa"/>
             </w:tcMar>
-          </w:tcPr>
-          <w:p>
-            <w:pPr>
-              <w:rPr>
-                <w:rFonts w:ascii="Roboto" w:cs="Roboto" w:eastAsia="Roboto" w:hAnsi="Roboto"/>
-              </w:rPr>
-            </w:pPr>
-            <w:r>
-              <w:rPr>
-                <w:rFonts w:ascii="Roboto" w:cs="Roboto" w:eastAsia="Roboto" w:hAnsi="Roboto"/>
+            <w:tcW w:type="dxa" w:w="6086"/>
+          </w:tcPr>
+          <w:p>
+            <w:pPr>
+              <w:rPr>
+                <w:rFonts w:ascii="Roboto" w:cs="Roboto" w:eastAsia="Roboto" w:hAnsi="Roboto"/>
+              </w:rPr>
+            </w:pPr>
+            <w:r>
+              <w:rPr>
                 <w:color w:val="1a1a1a"/>
-                <w:sz w:val="20"/>
-                <w:szCs w:val="20"/>
                 <w:rtl w:val="0"/>
               </w:rPr>
               <w:t>Chaque attaque à distance contre une unité à 12" ou moins : le joueur peut ignorer tout ou partie des modificateurs à la Capacité de Tir (CT), au jet de touche et au jet de blessure.</w:t>
@@ -6183,6 +5834,7 @@
               <w:bottom w:w="70.0" w:type="dxa"/>
               <w:right w:w="80.0" w:type="dxa"/>
             </w:tcMar>
+            <w:tcW w:type="dxa" w:w="810"/>
           </w:tcPr>
           <w:p>
             <w:pPr>
@@ -6193,12 +5845,9 @@
             </w:pPr>
             <w:r>
               <w:rPr>
-                <w:rFonts w:ascii="Roboto" w:cs="Roboto" w:eastAsia="Roboto" w:hAnsi="Roboto"/>
                 <w:b w:val="1"/>
                 <w:bCs w:val="1"/>
                 <w:color w:val="5d4037"/>
-                <w:sz w:val="20"/>
-                <w:szCs w:val="20"/>
                 <w:rtl w:val="0"/>
               </w:rPr>
               <w:t xml:space="preserve">5-6</w:t>
@@ -6225,20 +5874,18 @@
               <w:bottom w:w="70.0" w:type="dxa"/>
               <w:right w:w="120.0" w:type="dxa"/>
             </w:tcMar>
-          </w:tcPr>
-          <w:p>
-            <w:pPr>
-              <w:rPr>
-                <w:rFonts w:ascii="Roboto" w:cs="Roboto" w:eastAsia="Roboto" w:hAnsi="Roboto"/>
-              </w:rPr>
-            </w:pPr>
-            <w:r>
-              <w:rPr>
-                <w:rFonts w:ascii="Roboto" w:cs="Roboto" w:eastAsia="Roboto" w:hAnsi="Roboto"/>
-                <w:b w:val="1"/>
-                <w:bCs w:val="1"/>
-                <w:sz w:val="20"/>
-                <w:szCs w:val="20"/>
+            <w:tcW w:type="dxa" w:w="2130"/>
+          </w:tcPr>
+          <w:p>
+            <w:pPr>
+              <w:rPr>
+                <w:rFonts w:ascii="Roboto" w:cs="Roboto" w:eastAsia="Roboto" w:hAnsi="Roboto"/>
+              </w:rPr>
+            </w:pPr>
+            <w:r>
+              <w:rPr>
+                <w:b w:val="1"/>
+                <w:bCs w:val="1"/>
                 <w:rtl w:val="0"/>
               </w:rPr>
               <w:t xml:space="preserve">Choc tectonique</w:t>
@@ -6265,19 +5912,17 @@
               <w:bottom w:w="70.0" w:type="dxa"/>
               <w:right w:w="120.0" w:type="dxa"/>
             </w:tcMar>
-          </w:tcPr>
-          <w:p>
-            <w:pPr>
-              <w:rPr>
-                <w:rFonts w:ascii="Roboto" w:cs="Roboto" w:eastAsia="Roboto" w:hAnsi="Roboto"/>
-              </w:rPr>
-            </w:pPr>
-            <w:r>
-              <w:rPr>
-                <w:rFonts w:ascii="Roboto" w:cs="Roboto" w:eastAsia="Roboto" w:hAnsi="Roboto"/>
+            <w:tcW w:type="dxa" w:w="6086"/>
+          </w:tcPr>
+          <w:p>
+            <w:pPr>
+              <w:rPr>
+                <w:rFonts w:ascii="Roboto" w:cs="Roboto" w:eastAsia="Roboto" w:hAnsi="Roboto"/>
+              </w:rPr>
+            </w:pPr>
+            <w:r>
+              <w:rPr>
                 <w:color w:val="1a1a1a"/>
-                <w:sz w:val="20"/>
-                <w:szCs w:val="20"/>
                 <w:rtl w:val="0"/>
               </w:rPr>
               <w:t xml:space="preserve">Chaque attaque contre une unité se trouvant dans une zone d'objectif du No Man's Land bénéficie de </w:t>
@@ -6303,6 +5948,12 @@
     </w:tbl>
     <w:p>
       <w:pPr>
+        <w:pStyle w:val="normal"/>
+      </w:pPr>
+    </w:p>
+    <w:p>
+      <w:pPr>
+        <w:pStyle w:val="Heading1"/>
         <w:pBdr>
           <w:bottom w:color="4a4a4a" w:space="6" w:sz="12" w:val="single"/>
         </w:pBdr>
@@ -6313,12 +5964,6 @@
       </w:pPr>
       <w:r>
         <w:rPr>
-          <w:rFonts w:ascii="Roboto" w:cs="Roboto" w:eastAsia="Roboto" w:hAnsi="Roboto"/>
-          <w:b w:val="1"/>
-          <w:bCs w:val="1"/>
-          <w:color w:val="4a4a4a"/>
-          <w:sz w:val="44"/>
-          <w:szCs w:val="44"/>
           <w:rtl w:val="0"/>
         </w:rPr>
         <w:t xml:space="preserve">Théâtre : Terres Mortes</w:t>
@@ -6338,12 +5983,9 @@
       </w:pPr>
       <w:r>
         <w:rPr>
-          <w:rFonts w:ascii="Roboto" w:cs="Roboto" w:eastAsia="Roboto" w:hAnsi="Roboto"/>
           <w:i w:val="1"/>
           <w:iCs w:val="1"/>
           <w:color w:val="555555"/>
-          <w:sz w:val="20"/>
-          <w:szCs w:val="20"/>
           <w:rtl w:val="0"/>
         </w:rPr>
         <w:t xml:space="preserve">Déserts rendus sans vie par des étoiles hostiles, zones empoisonnées par l'industrie lourde ou résultats de bombardements orbitaux anciens, ces théâtres accueillent souvent des affrontements de blindés lourds.</w:t>
@@ -6363,19 +6005,15 @@
       </w:pPr>
       <w:r>
         <w:rPr>
-          <w:rFonts w:ascii="Roboto" w:cs="Roboto" w:eastAsia="Roboto" w:hAnsi="Roboto"/>
           <w:b w:val="1"/>
           <w:bCs w:val="1"/>
           <w:color w:val="4a4a4a"/>
-          <w:sz w:val="21"/>
-          <w:szCs w:val="21"/>
           <w:rtl w:val="0"/>
         </w:rPr>
         <w:t xml:space="preserve">Avantages tactiques : </w:t>
       </w:r>
       <w:r>
         <w:rPr>
-          <w:rFonts w:ascii="Roboto" w:cs="Roboto" w:eastAsia="Roboto" w:hAnsi="Roboto"/>
           <w:color w:val="1a1a1a"/>
           <w:rtl w:val="0"/>
         </w:rPr>
@@ -6383,17 +6021,13 @@
       </w:r>
       <w:r>
         <w:rPr>
-          <w:rFonts w:ascii="Roboto" w:cs="Roboto" w:eastAsia="Roboto" w:hAnsi="Roboto"/>
           <w:color w:val="1a1a1a"/>
-          <w:sz w:val="21"/>
-          <w:szCs w:val="21"/>
           <w:rtl w:val="0"/>
         </w:rPr>
         <w:t xml:space="preserve"> les MONSTRES et </w:t>
       </w:r>
       <w:r>
         <w:rPr>
-          <w:rFonts w:ascii="Roboto" w:cs="Roboto" w:eastAsia="Roboto" w:hAnsi="Roboto"/>
           <w:color w:val="1a1a1a"/>
           <w:rtl w:val="0"/>
         </w:rPr>
@@ -6401,17 +6035,13 @@
       </w:r>
       <w:r>
         <w:rPr>
-          <w:rFonts w:ascii="Roboto" w:cs="Roboto" w:eastAsia="Roboto" w:hAnsi="Roboto"/>
           <w:color w:val="1a1a1a"/>
-          <w:sz w:val="21"/>
-          <w:szCs w:val="21"/>
           <w:rtl w:val="0"/>
         </w:rPr>
         <w:t xml:space="preserve"> : vitesse, </w:t>
       </w:r>
       <w:r>
         <w:rPr>
-          <w:rFonts w:ascii="Roboto" w:cs="Roboto" w:eastAsia="Roboto" w:hAnsi="Roboto"/>
           <w:color w:val="1a1a1a"/>
           <w:rtl w:val="0"/>
         </w:rPr>
@@ -6419,17 +6049,13 @@
       </w:r>
       <w:r>
         <w:rPr>
-          <w:rFonts w:ascii="Roboto" w:cs="Roboto" w:eastAsia="Roboto" w:hAnsi="Roboto"/>
           <w:color w:val="1a1a1a"/>
-          <w:sz w:val="21"/>
-          <w:szCs w:val="21"/>
           <w:rtl w:val="0"/>
         </w:rPr>
         <w:t xml:space="preserve"> et </w:t>
       </w:r>
       <w:r>
         <w:rPr>
-          <w:rFonts w:ascii="Roboto" w:cs="Roboto" w:eastAsia="Roboto" w:hAnsi="Roboto"/>
           <w:color w:val="1a1a1a"/>
           <w:rtl w:val="0"/>
         </w:rPr>
@@ -6437,10 +6063,7 @@
       </w:r>
       <w:r>
         <w:rPr>
-          <w:rFonts w:ascii="Roboto" w:cs="Roboto" w:eastAsia="Roboto" w:hAnsi="Roboto"/>
           <w:color w:val="1a1a1a"/>
-          <w:sz w:val="21"/>
-          <w:szCs w:val="21"/>
           <w:rtl w:val="0"/>
         </w:rPr>
         <w:t xml:space="preserve">.</w:t>
@@ -6467,7 +6090,7 @@
     <w:tbl>
       <w:tblPr>
         <w:tblStyle w:val="Table9"/>
-        <w:tblW w:w="9360.0" w:type="dxa"/>
+        <w:tblW w:w="9026" w:type="dxa"/>
         <w:jc w:val="left"/>
         <w:tblBorders>
           <w:top w:color="000000" w:space="0" w:sz="4" w:val="single"/>
@@ -6481,9 +6104,9 @@
         <w:tblLook w:val="0000"/>
       </w:tblPr>
       <w:tblGrid>
-        <w:gridCol w:w="500"/>
-        <w:gridCol w:w="2800"/>
-        <w:gridCol w:w="6060"/>
+        <w:gridCol w:w="810"/>
+        <w:gridCol w:w="2130"/>
+        <w:gridCol w:w="6086"/>
         <w:tblGridChange w:id="0">
           <w:tblGrid>
             <w:gridCol w:w="500"/>
@@ -6512,6 +6135,7 @@
               <w:bottom w:w="70.0" w:type="dxa"/>
               <w:right w:w="80.0" w:type="dxa"/>
             </w:tcMar>
+            <w:tcW w:type="dxa" w:w="810"/>
           </w:tcPr>
           <w:p>
             <w:pPr>
@@ -6522,12 +6146,9 @@
             </w:pPr>
             <w:r>
               <w:rPr>
-                <w:rFonts w:ascii="Roboto" w:cs="Roboto" w:eastAsia="Roboto" w:hAnsi="Roboto"/>
                 <w:b w:val="1"/>
                 <w:bCs w:val="1"/>
                 <w:color w:val="ffffff"/>
-                <w:sz w:val="20"/>
-                <w:szCs w:val="20"/>
                 <w:rtl w:val="0"/>
               </w:rPr>
               <w:t xml:space="preserve">D6</w:t>
@@ -6554,21 +6175,19 @@
               <w:bottom w:w="70.0" w:type="dxa"/>
               <w:right w:w="120.0" w:type="dxa"/>
             </w:tcMar>
-          </w:tcPr>
-          <w:p>
-            <w:pPr>
-              <w:rPr>
-                <w:rFonts w:ascii="Roboto" w:cs="Roboto" w:eastAsia="Roboto" w:hAnsi="Roboto"/>
-              </w:rPr>
-            </w:pPr>
-            <w:r>
-              <w:rPr>
-                <w:rFonts w:ascii="Roboto" w:cs="Roboto" w:eastAsia="Roboto" w:hAnsi="Roboto"/>
+            <w:tcW w:type="dxa" w:w="2130"/>
+          </w:tcPr>
+          <w:p>
+            <w:pPr>
+              <w:rPr>
+                <w:rFonts w:ascii="Roboto" w:cs="Roboto" w:eastAsia="Roboto" w:hAnsi="Roboto"/>
+              </w:rPr>
+            </w:pPr>
+            <w:r>
+              <w:rPr>
                 <w:b w:val="1"/>
                 <w:bCs w:val="1"/>
                 <w:color w:val="ffffff"/>
-                <w:sz w:val="20"/>
-                <w:szCs w:val="20"/>
                 <w:rtl w:val="0"/>
               </w:rPr>
               <w:t xml:space="preserve">Nom du Twist</w:t>
@@ -6595,21 +6214,19 @@
               <w:bottom w:w="70.0" w:type="dxa"/>
               <w:right w:w="120.0" w:type="dxa"/>
             </w:tcMar>
-          </w:tcPr>
-          <w:p>
-            <w:pPr>
-              <w:rPr>
-                <w:rFonts w:ascii="Roboto" w:cs="Roboto" w:eastAsia="Roboto" w:hAnsi="Roboto"/>
-              </w:rPr>
-            </w:pPr>
-            <w:r>
-              <w:rPr>
-                <w:rFonts w:ascii="Roboto" w:cs="Roboto" w:eastAsia="Roboto" w:hAnsi="Roboto"/>
+            <w:tcW w:type="dxa" w:w="6086"/>
+          </w:tcPr>
+          <w:p>
+            <w:pPr>
+              <w:rPr>
+                <w:rFonts w:ascii="Roboto" w:cs="Roboto" w:eastAsia="Roboto" w:hAnsi="Roboto"/>
+              </w:rPr>
+            </w:pPr>
+            <w:r>
+              <w:rPr>
                 <w:b w:val="1"/>
                 <w:bCs w:val="1"/>
                 <w:color w:val="ffffff"/>
-                <w:sz w:val="20"/>
-                <w:szCs w:val="20"/>
                 <w:rtl w:val="0"/>
               </w:rPr>
               <w:t xml:space="preserve">Effet</w:t>
@@ -6642,6 +6259,7 @@
               <w:bottom w:w="70.0" w:type="dxa"/>
               <w:right w:w="80.0" w:type="dxa"/>
             </w:tcMar>
+            <w:tcW w:type="dxa" w:w="810"/>
           </w:tcPr>
           <w:p>
             <w:pPr>
@@ -6652,12 +6270,9 @@
             </w:pPr>
             <w:r>
               <w:rPr>
-                <w:rFonts w:ascii="Roboto" w:cs="Roboto" w:eastAsia="Roboto" w:hAnsi="Roboto"/>
                 <w:b w:val="1"/>
                 <w:bCs w:val="1"/>
                 <w:color w:val="4a4a4a"/>
-                <w:sz w:val="20"/>
-                <w:szCs w:val="20"/>
                 <w:rtl w:val="0"/>
               </w:rPr>
               <w:t xml:space="preserve">1-2</w:t>
@@ -6684,20 +6299,18 @@
               <w:bottom w:w="70.0" w:type="dxa"/>
               <w:right w:w="120.0" w:type="dxa"/>
             </w:tcMar>
-          </w:tcPr>
-          <w:p>
-            <w:pPr>
-              <w:rPr>
-                <w:rFonts w:ascii="Roboto" w:cs="Roboto" w:eastAsia="Roboto" w:hAnsi="Roboto"/>
-              </w:rPr>
-            </w:pPr>
-            <w:r>
-              <w:rPr>
-                <w:rFonts w:ascii="Roboto" w:cs="Roboto" w:eastAsia="Roboto" w:hAnsi="Roboto"/>
-                <w:b w:val="1"/>
-                <w:bCs w:val="1"/>
-                <w:sz w:val="20"/>
-                <w:szCs w:val="20"/>
+            <w:tcW w:type="dxa" w:w="2130"/>
+          </w:tcPr>
+          <w:p>
+            <w:pPr>
+              <w:rPr>
+                <w:rFonts w:ascii="Roboto" w:cs="Roboto" w:eastAsia="Roboto" w:hAnsi="Roboto"/>
+              </w:rPr>
+            </w:pPr>
+            <w:r>
+              <w:rPr>
+                <w:b w:val="1"/>
+                <w:bCs w:val="1"/>
                 <w:rtl w:val="0"/>
               </w:rPr>
               <w:t xml:space="preserve">Vaste désolation</w:t>
@@ -6724,19 +6337,17 @@
               <w:bottom w:w="70.0" w:type="dxa"/>
               <w:right w:w="120.0" w:type="dxa"/>
             </w:tcMar>
-          </w:tcPr>
-          <w:p>
-            <w:pPr>
-              <w:rPr>
-                <w:rFonts w:ascii="Roboto" w:cs="Roboto" w:eastAsia="Roboto" w:hAnsi="Roboto"/>
-              </w:rPr>
-            </w:pPr>
-            <w:r>
-              <w:rPr>
-                <w:rFonts w:ascii="Roboto" w:cs="Roboto" w:eastAsia="Roboto" w:hAnsi="Roboto"/>
+            <w:tcW w:type="dxa" w:w="6086"/>
+          </w:tcPr>
+          <w:p>
+            <w:pPr>
+              <w:rPr>
+                <w:rFonts w:ascii="Roboto" w:cs="Roboto" w:eastAsia="Roboto" w:hAnsi="Roboto"/>
+              </w:rPr>
+            </w:pPr>
+            <w:r>
+              <w:rPr>
                 <w:color w:val="1a1a1a"/>
-                <w:sz w:val="20"/>
-                <w:szCs w:val="20"/>
                 <w:rtl w:val="0"/>
               </w:rPr>
               <w:t xml:space="preserve">+3" au Mouvement des unités MONSTRE et VÉHICULE.</w:t>
@@ -6769,6 +6380,7 @@
               <w:bottom w:w="70.0" w:type="dxa"/>
               <w:right w:w="80.0" w:type="dxa"/>
             </w:tcMar>
+            <w:tcW w:type="dxa" w:w="810"/>
           </w:tcPr>
           <w:p>
             <w:pPr>
@@ -6779,12 +6391,9 @@
             </w:pPr>
             <w:r>
               <w:rPr>
-                <w:rFonts w:ascii="Roboto" w:cs="Roboto" w:eastAsia="Roboto" w:hAnsi="Roboto"/>
                 <w:b w:val="1"/>
                 <w:bCs w:val="1"/>
                 <w:color w:val="4a4a4a"/>
-                <w:sz w:val="20"/>
-                <w:szCs w:val="20"/>
                 <w:rtl w:val="0"/>
               </w:rPr>
               <w:t xml:space="preserve">3-4</w:t>
@@ -6811,20 +6420,18 @@
               <w:bottom w:w="70.0" w:type="dxa"/>
               <w:right w:w="120.0" w:type="dxa"/>
             </w:tcMar>
-          </w:tcPr>
-          <w:p>
-            <w:pPr>
-              <w:rPr>
-                <w:rFonts w:ascii="Roboto" w:cs="Roboto" w:eastAsia="Roboto" w:hAnsi="Roboto"/>
-              </w:rPr>
-            </w:pPr>
-            <w:r>
-              <w:rPr>
-                <w:rFonts w:ascii="Roboto" w:cs="Roboto" w:eastAsia="Roboto" w:hAnsi="Roboto"/>
-                <w:b w:val="1"/>
-                <w:bCs w:val="1"/>
-                <w:sz w:val="20"/>
-                <w:szCs w:val="20"/>
+            <w:tcW w:type="dxa" w:w="2130"/>
+          </w:tcPr>
+          <w:p>
+            <w:pPr>
+              <w:rPr>
+                <w:rFonts w:ascii="Roboto" w:cs="Roboto" w:eastAsia="Roboto" w:hAnsi="Roboto"/>
+              </w:rPr>
+            </w:pPr>
+            <w:r>
+              <w:rPr>
+                <w:b w:val="1"/>
+                <w:bCs w:val="1"/>
                 <w:rtl w:val="0"/>
               </w:rPr>
               <w:t xml:space="preserve">Affleurements rocheux</w:t>
@@ -6851,19 +6458,17 @@
               <w:bottom w:w="70.0" w:type="dxa"/>
               <w:right w:w="120.0" w:type="dxa"/>
             </w:tcMar>
-          </w:tcPr>
-          <w:p>
-            <w:pPr>
-              <w:rPr>
-                <w:rFonts w:ascii="Roboto" w:cs="Roboto" w:eastAsia="Roboto" w:hAnsi="Roboto"/>
-              </w:rPr>
-            </w:pPr>
-            <w:r>
-              <w:rPr>
-                <w:rFonts w:ascii="Roboto" w:cs="Roboto" w:eastAsia="Roboto" w:hAnsi="Roboto"/>
+            <w:tcW w:type="dxa" w:w="6086"/>
+          </w:tcPr>
+          <w:p>
+            <w:pPr>
+              <w:rPr>
+                <w:rFonts w:ascii="Roboto" w:cs="Roboto" w:eastAsia="Roboto" w:hAnsi="Roboto"/>
+              </w:rPr>
+            </w:pPr>
+            <w:r>
+              <w:rPr>
                 <w:color w:val="1a1a1a"/>
-                <w:sz w:val="20"/>
-                <w:szCs w:val="20"/>
                 <w:rtl w:val="0"/>
               </w:rPr>
               <w:t>Quand une unité MONSTRE ou VÉHICULE est restée stationnaire, jusqu'à la fin du tour de bataille ses attaques à distance peuvent relancer les jets de touche de 1.</w:t>
@@ -6896,6 +6501,7 @@
               <w:bottom w:w="70.0" w:type="dxa"/>
               <w:right w:w="80.0" w:type="dxa"/>
             </w:tcMar>
+            <w:tcW w:type="dxa" w:w="810"/>
           </w:tcPr>
           <w:p>
             <w:pPr>
@@ -6906,12 +6512,9 @@
             </w:pPr>
             <w:r>
               <w:rPr>
-                <w:rFonts w:ascii="Roboto" w:cs="Roboto" w:eastAsia="Roboto" w:hAnsi="Roboto"/>
                 <w:b w:val="1"/>
                 <w:bCs w:val="1"/>
                 <w:color w:val="4a4a4a"/>
-                <w:sz w:val="20"/>
-                <w:szCs w:val="20"/>
                 <w:rtl w:val="0"/>
               </w:rPr>
               <w:t xml:space="preserve">5-6</w:t>
@@ -6938,20 +6541,18 @@
               <w:bottom w:w="70.0" w:type="dxa"/>
               <w:right w:w="120.0" w:type="dxa"/>
             </w:tcMar>
-          </w:tcPr>
-          <w:p>
-            <w:pPr>
-              <w:rPr>
-                <w:rFonts w:ascii="Roboto" w:cs="Roboto" w:eastAsia="Roboto" w:hAnsi="Roboto"/>
-              </w:rPr>
-            </w:pPr>
-            <w:r>
-              <w:rPr>
-                <w:rFonts w:ascii="Roboto" w:cs="Roboto" w:eastAsia="Roboto" w:hAnsi="Roboto"/>
-                <w:b w:val="1"/>
-                <w:bCs w:val="1"/>
-                <w:sz w:val="20"/>
-                <w:szCs w:val="20"/>
+            <w:tcW w:type="dxa" w:w="2130"/>
+          </w:tcPr>
+          <w:p>
+            <w:pPr>
+              <w:rPr>
+                <w:rFonts w:ascii="Roboto" w:cs="Roboto" w:eastAsia="Roboto" w:hAnsi="Roboto"/>
+              </w:rPr>
+            </w:pPr>
+            <w:r>
+              <w:rPr>
+                <w:b w:val="1"/>
+                <w:bCs w:val="1"/>
                 <w:rtl w:val="0"/>
               </w:rPr>
               <w:t xml:space="preserve">Voile de poussière</w:t>
@@ -6978,19 +6579,17 @@
               <w:bottom w:w="70.0" w:type="dxa"/>
               <w:right w:w="120.0" w:type="dxa"/>
             </w:tcMar>
-          </w:tcPr>
-          <w:p>
-            <w:pPr>
-              <w:rPr>
-                <w:rFonts w:ascii="Roboto" w:cs="Roboto" w:eastAsia="Roboto" w:hAnsi="Roboto"/>
-              </w:rPr>
-            </w:pPr>
-            <w:r>
-              <w:rPr>
-                <w:rFonts w:ascii="Roboto" w:cs="Roboto" w:eastAsia="Roboto" w:hAnsi="Roboto"/>
+            <w:tcW w:type="dxa" w:w="6086"/>
+          </w:tcPr>
+          <w:p>
+            <w:pPr>
+              <w:rPr>
+                <w:rFonts w:ascii="Roboto" w:cs="Roboto" w:eastAsia="Roboto" w:hAnsi="Roboto"/>
+              </w:rPr>
+            </w:pPr>
+            <w:r>
+              <w:rPr>
                 <w:color w:val="1a1a1a"/>
-                <w:sz w:val="20"/>
-                <w:szCs w:val="20"/>
                 <w:rtl w:val="0"/>
               </w:rPr>
               <w:t>Quand une unité MONSTRE ou VÉHICULE de votre armée effectue une Avance, jusqu'à la fin du tour de bataille ses modèles obtiennent la capacité Discrétion.</w:t>
@@ -7006,6 +6605,12 @@
     </w:tbl>
     <w:p>
       <w:pPr>
+        <w:pStyle w:val="normal"/>
+      </w:pPr>
+    </w:p>
+    <w:p>
+      <w:pPr>
+        <w:pStyle w:val="Heading1"/>
         <w:pBdr>
           <w:bottom w:color="006874" w:space="6" w:sz="12" w:val="single"/>
         </w:pBdr>
@@ -7016,12 +6621,6 @@
       </w:pPr>
       <w:r>
         <w:rPr>
-          <w:rFonts w:ascii="Roboto" w:cs="Roboto" w:eastAsia="Roboto" w:hAnsi="Roboto"/>
-          <w:b w:val="1"/>
-          <w:bCs w:val="1"/>
-          <w:color w:val="006874"/>
-          <w:sz w:val="44"/>
-          <w:szCs w:val="44"/>
           <w:rtl w:val="0"/>
         </w:rPr>
         <w:t xml:space="preserve">Théâtre : Complexe de Tombe</w:t>
@@ -7041,12 +6640,9 @@
       </w:pPr>
       <w:r>
         <w:rPr>
-          <w:rFonts w:ascii="Roboto" w:cs="Roboto" w:eastAsia="Roboto" w:hAnsi="Roboto"/>
           <w:i w:val="1"/>
           <w:iCs w:val="1"/>
           <w:color w:val="555555"/>
-          <w:sz w:val="20"/>
-          <w:szCs w:val="20"/>
           <w:rtl w:val="0"/>
         </w:rPr>
         <w:t xml:space="preserve">Des tombes Nécron lurquent sous la surface de nombreux mondes que Guilliman souhaite revendiquer. En s'éveillant, leurs structures eldritch émergent du sol en semant la destruction.</w:t>
@@ -7066,19 +6662,15 @@
       </w:pPr>
       <w:r>
         <w:rPr>
-          <w:rFonts w:ascii="Roboto" w:cs="Roboto" w:eastAsia="Roboto" w:hAnsi="Roboto"/>
           <w:b w:val="1"/>
           <w:bCs w:val="1"/>
           <w:color w:val="006874"/>
-          <w:sz w:val="21"/>
-          <w:szCs w:val="21"/>
           <w:rtl w:val="0"/>
         </w:rPr>
         <w:t xml:space="preserve">Avantages tactiques : </w:t>
       </w:r>
       <w:r>
         <w:rPr>
-          <w:rFonts w:ascii="Roboto" w:cs="Roboto" w:eastAsia="Roboto" w:hAnsi="Roboto"/>
           <w:color w:val="1a1a1a"/>
           <w:rtl w:val="0"/>
         </w:rPr>
@@ -7086,17 +6678,13 @@
       </w:r>
       <w:r>
         <w:rPr>
-          <w:rFonts w:ascii="Roboto" w:cs="Roboto" w:eastAsia="Roboto" w:hAnsi="Roboto"/>
           <w:color w:val="1a1a1a"/>
-          <w:sz w:val="21"/>
-          <w:szCs w:val="21"/>
           <w:rtl w:val="0"/>
         </w:rPr>
         <w:t xml:space="preserve"> ne favorise pas une </w:t>
       </w:r>
       <w:r>
         <w:rPr>
-          <w:rFonts w:ascii="Roboto" w:cs="Roboto" w:eastAsia="Roboto" w:hAnsi="Roboto"/>
           <w:color w:val="1a1a1a"/>
           <w:rtl w:val="0"/>
         </w:rPr>
@@ -7104,17 +6692,13 @@
       </w:r>
       <w:r>
         <w:rPr>
-          <w:rFonts w:ascii="Roboto" w:cs="Roboto" w:eastAsia="Roboto" w:hAnsi="Roboto"/>
           <w:color w:val="1a1a1a"/>
-          <w:sz w:val="21"/>
-          <w:szCs w:val="21"/>
           <w:rtl w:val="0"/>
         </w:rPr>
         <w:t xml:space="preserve"> en particulier mais </w:t>
       </w:r>
       <w:r>
         <w:rPr>
-          <w:rFonts w:ascii="Roboto" w:cs="Roboto" w:eastAsia="Roboto" w:hAnsi="Roboto"/>
           <w:color w:val="1a1a1a"/>
           <w:rtl w:val="0"/>
         </w:rPr>
@@ -7122,17 +6706,13 @@
       </w:r>
       <w:r>
         <w:rPr>
-          <w:rFonts w:ascii="Roboto" w:cs="Roboto" w:eastAsia="Roboto" w:hAnsi="Roboto"/>
           <w:color w:val="1a1a1a"/>
-          <w:sz w:val="21"/>
-          <w:szCs w:val="21"/>
           <w:rtl w:val="0"/>
         </w:rPr>
         <w:t xml:space="preserve"> des batailles </w:t>
       </w:r>
       <w:r>
         <w:rPr>
-          <w:rFonts w:ascii="Roboto" w:cs="Roboto" w:eastAsia="Roboto" w:hAnsi="Roboto"/>
           <w:color w:val="1a1a1a"/>
           <w:rtl w:val="0"/>
         </w:rPr>
@@ -7140,10 +6720,7 @@
       </w:r>
       <w:r>
         <w:rPr>
-          <w:rFonts w:ascii="Roboto" w:cs="Roboto" w:eastAsia="Roboto" w:hAnsi="Roboto"/>
           <w:color w:val="1a1a1a"/>
-          <w:sz w:val="21"/>
-          <w:szCs w:val="21"/>
           <w:rtl w:val="0"/>
         </w:rPr>
         <w:t xml:space="preserve"> et surprenantes.</w:t>
@@ -7170,7 +6747,7 @@
     <w:tbl>
       <w:tblPr>
         <w:tblStyle w:val="Table10"/>
-        <w:tblW w:w="9360.0" w:type="dxa"/>
+        <w:tblW w:w="9026" w:type="dxa"/>
         <w:jc w:val="left"/>
         <w:tblBorders>
           <w:top w:color="000000" w:space="0" w:sz="4" w:val="single"/>
@@ -7184,9 +6761,9 @@
         <w:tblLook w:val="0000"/>
       </w:tblPr>
       <w:tblGrid>
-        <w:gridCol w:w="500"/>
-        <w:gridCol w:w="2800"/>
-        <w:gridCol w:w="6060"/>
+        <w:gridCol w:w="810"/>
+        <w:gridCol w:w="2614"/>
+        <w:gridCol w:w="5602"/>
         <w:tblGridChange w:id="0">
           <w:tblGrid>
             <w:gridCol w:w="500"/>
@@ -7215,6 +6792,7 @@
               <w:bottom w:w="70.0" w:type="dxa"/>
               <w:right w:w="80.0" w:type="dxa"/>
             </w:tcMar>
+            <w:tcW w:type="dxa" w:w="810"/>
           </w:tcPr>
           <w:p>
             <w:pPr>
@@ -7225,12 +6803,9 @@
             </w:pPr>
             <w:r>
               <w:rPr>
-                <w:rFonts w:ascii="Roboto" w:cs="Roboto" w:eastAsia="Roboto" w:hAnsi="Roboto"/>
                 <w:b w:val="1"/>
                 <w:bCs w:val="1"/>
                 <w:color w:val="ffffff"/>
-                <w:sz w:val="20"/>
-                <w:szCs w:val="20"/>
                 <w:rtl w:val="0"/>
               </w:rPr>
               <w:t xml:space="preserve">D6</w:t>
@@ -7257,21 +6832,19 @@
               <w:bottom w:w="70.0" w:type="dxa"/>
               <w:right w:w="120.0" w:type="dxa"/>
             </w:tcMar>
-          </w:tcPr>
-          <w:p>
-            <w:pPr>
-              <w:rPr>
-                <w:rFonts w:ascii="Roboto" w:cs="Roboto" w:eastAsia="Roboto" w:hAnsi="Roboto"/>
-              </w:rPr>
-            </w:pPr>
-            <w:r>
-              <w:rPr>
-                <w:rFonts w:ascii="Roboto" w:cs="Roboto" w:eastAsia="Roboto" w:hAnsi="Roboto"/>
+            <w:tcW w:type="dxa" w:w="2614"/>
+          </w:tcPr>
+          <w:p>
+            <w:pPr>
+              <w:rPr>
+                <w:rFonts w:ascii="Roboto" w:cs="Roboto" w:eastAsia="Roboto" w:hAnsi="Roboto"/>
+              </w:rPr>
+            </w:pPr>
+            <w:r>
+              <w:rPr>
                 <w:b w:val="1"/>
                 <w:bCs w:val="1"/>
                 <w:color w:val="ffffff"/>
-                <w:sz w:val="20"/>
-                <w:szCs w:val="20"/>
                 <w:rtl w:val="0"/>
               </w:rPr>
               <w:t xml:space="preserve">Nom du Twist</w:t>
@@ -7298,21 +6871,19 @@
               <w:bottom w:w="70.0" w:type="dxa"/>
               <w:right w:w="120.0" w:type="dxa"/>
             </w:tcMar>
-          </w:tcPr>
-          <w:p>
-            <w:pPr>
-              <w:rPr>
-                <w:rFonts w:ascii="Roboto" w:cs="Roboto" w:eastAsia="Roboto" w:hAnsi="Roboto"/>
-              </w:rPr>
-            </w:pPr>
-            <w:r>
-              <w:rPr>
-                <w:rFonts w:ascii="Roboto" w:cs="Roboto" w:eastAsia="Roboto" w:hAnsi="Roboto"/>
+            <w:tcW w:type="dxa" w:w="5602"/>
+          </w:tcPr>
+          <w:p>
+            <w:pPr>
+              <w:rPr>
+                <w:rFonts w:ascii="Roboto" w:cs="Roboto" w:eastAsia="Roboto" w:hAnsi="Roboto"/>
+              </w:rPr>
+            </w:pPr>
+            <w:r>
+              <w:rPr>
                 <w:b w:val="1"/>
                 <w:bCs w:val="1"/>
                 <w:color w:val="ffffff"/>
-                <w:sz w:val="20"/>
-                <w:szCs w:val="20"/>
                 <w:rtl w:val="0"/>
               </w:rPr>
               <w:t xml:space="preserve">Effet</w:t>
@@ -7345,6 +6916,7 @@
               <w:bottom w:w="70.0" w:type="dxa"/>
               <w:right w:w="80.0" w:type="dxa"/>
             </w:tcMar>
+            <w:tcW w:type="dxa" w:w="810"/>
           </w:tcPr>
           <w:p>
             <w:pPr>
@@ -7355,12 +6927,9 @@
             </w:pPr>
             <w:r>
               <w:rPr>
-                <w:rFonts w:ascii="Roboto" w:cs="Roboto" w:eastAsia="Roboto" w:hAnsi="Roboto"/>
                 <w:b w:val="1"/>
                 <w:bCs w:val="1"/>
                 <w:color w:val="006874"/>
-                <w:sz w:val="20"/>
-                <w:szCs w:val="20"/>
                 <w:rtl w:val="0"/>
               </w:rPr>
               <w:t xml:space="preserve">1-2</w:t>
@@ -7387,20 +6956,18 @@
               <w:bottom w:w="70.0" w:type="dxa"/>
               <w:right w:w="120.0" w:type="dxa"/>
             </w:tcMar>
-          </w:tcPr>
-          <w:p>
-            <w:pPr>
-              <w:rPr>
-                <w:rFonts w:ascii="Roboto" w:cs="Roboto" w:eastAsia="Roboto" w:hAnsi="Roboto"/>
-              </w:rPr>
-            </w:pPr>
-            <w:r>
-              <w:rPr>
-                <w:rFonts w:ascii="Roboto" w:cs="Roboto" w:eastAsia="Roboto" w:hAnsi="Roboto"/>
-                <w:b w:val="1"/>
-                <w:bCs w:val="1"/>
-                <w:sz w:val="20"/>
-                <w:szCs w:val="20"/>
+            <w:tcW w:type="dxa" w:w="2614"/>
+          </w:tcPr>
+          <w:p>
+            <w:pPr>
+              <w:rPr>
+                <w:rFonts w:ascii="Roboto" w:cs="Roboto" w:eastAsia="Roboto" w:hAnsi="Roboto"/>
+              </w:rPr>
+            </w:pPr>
+            <w:r>
+              <w:rPr>
+                <w:b w:val="1"/>
+                <w:bCs w:val="1"/>
                 <w:rtl w:val="0"/>
               </w:rPr>
               <w:t xml:space="preserve">Compression spatiotemporelle</w:t>
@@ -7427,19 +6994,17 @@
               <w:bottom w:w="70.0" w:type="dxa"/>
               <w:right w:w="120.0" w:type="dxa"/>
             </w:tcMar>
-          </w:tcPr>
-          <w:p>
-            <w:pPr>
-              <w:rPr>
-                <w:rFonts w:ascii="Roboto" w:cs="Roboto" w:eastAsia="Roboto" w:hAnsi="Roboto"/>
-              </w:rPr>
-            </w:pPr>
-            <w:r>
-              <w:rPr>
-                <w:rFonts w:ascii="Roboto" w:cs="Roboto" w:eastAsia="Roboto" w:hAnsi="Roboto"/>
+            <w:tcW w:type="dxa" w:w="5602"/>
+          </w:tcPr>
+          <w:p>
+            <w:pPr>
+              <w:rPr>
+                <w:rFonts w:ascii="Roboto" w:cs="Roboto" w:eastAsia="Roboto" w:hAnsi="Roboto"/>
+              </w:rPr>
+            </w:pPr>
+            <w:r>
+              <w:rPr>
                 <w:color w:val="1a1a1a"/>
-                <w:sz w:val="20"/>
-                <w:szCs w:val="20"/>
                 <w:rtl w:val="0"/>
               </w:rPr>
               <w:t>Ajoutez 2" aux mouvements d'Avance.</w:t>
@@ -7472,6 +7037,7 @@
               <w:bottom w:w="70.0" w:type="dxa"/>
               <w:right w:w="80.0" w:type="dxa"/>
             </w:tcMar>
+            <w:tcW w:type="dxa" w:w="810"/>
           </w:tcPr>
           <w:p>
             <w:pPr>
@@ -7482,12 +7048,9 @@
             </w:pPr>
             <w:r>
               <w:rPr>
-                <w:rFonts w:ascii="Roboto" w:cs="Roboto" w:eastAsia="Roboto" w:hAnsi="Roboto"/>
                 <w:b w:val="1"/>
                 <w:bCs w:val="1"/>
                 <w:color w:val="006874"/>
-                <w:sz w:val="20"/>
-                <w:szCs w:val="20"/>
                 <w:rtl w:val="0"/>
               </w:rPr>
               <w:t xml:space="preserve">3-4</w:t>
@@ -7514,20 +7077,18 @@
               <w:bottom w:w="70.0" w:type="dxa"/>
               <w:right w:w="120.0" w:type="dxa"/>
             </w:tcMar>
-          </w:tcPr>
-          <w:p>
-            <w:pPr>
-              <w:rPr>
-                <w:rFonts w:ascii="Roboto" w:cs="Roboto" w:eastAsia="Roboto" w:hAnsi="Roboto"/>
-              </w:rPr>
-            </w:pPr>
-            <w:r>
-              <w:rPr>
-                <w:rFonts w:ascii="Roboto" w:cs="Roboto" w:eastAsia="Roboto" w:hAnsi="Roboto"/>
-                <w:b w:val="1"/>
-                <w:bCs w:val="1"/>
-                <w:sz w:val="20"/>
-                <w:szCs w:val="20"/>
+            <w:tcW w:type="dxa" w:w="2614"/>
+          </w:tcPr>
+          <w:p>
+            <w:pPr>
+              <w:rPr>
+                <w:rFonts w:ascii="Roboto" w:cs="Roboto" w:eastAsia="Roboto" w:hAnsi="Roboto"/>
+              </w:rPr>
+            </w:pPr>
+            <w:r>
+              <w:rPr>
+                <w:b w:val="1"/>
+                <w:bCs w:val="1"/>
                 <w:rtl w:val="0"/>
               </w:rPr>
               <w:t xml:space="preserve">Énergies submergeantes</w:t>
@@ -7554,19 +7115,17 @@
               <w:bottom w:w="70.0" w:type="dxa"/>
               <w:right w:w="120.0" w:type="dxa"/>
             </w:tcMar>
-          </w:tcPr>
-          <w:p>
-            <w:pPr>
-              <w:rPr>
-                <w:rFonts w:ascii="Roboto" w:cs="Roboto" w:eastAsia="Roboto" w:hAnsi="Roboto"/>
-              </w:rPr>
-            </w:pPr>
-            <w:r>
-              <w:rPr>
-                <w:rFonts w:ascii="Roboto" w:cs="Roboto" w:eastAsia="Roboto" w:hAnsi="Roboto"/>
+            <w:tcW w:type="dxa" w:w="5602"/>
+          </w:tcPr>
+          <w:p>
+            <w:pPr>
+              <w:rPr>
+                <w:rFonts w:ascii="Roboto" w:cs="Roboto" w:eastAsia="Roboto" w:hAnsi="Roboto"/>
+              </w:rPr>
+            </w:pPr>
+            <w:r>
+              <w:rPr>
                 <w:color w:val="1a1a1a"/>
-                <w:sz w:val="20"/>
-                <w:szCs w:val="20"/>
                 <w:rtl w:val="0"/>
               </w:rPr>
               <w:t xml:space="preserve">Quand une unité est sélectionnée pour tirer ou combattre, elle peut activer cette règle : jusqu'à la fin de la phase, +2 à la Force de toutes ses armes, mais celles-ci gagnent </w:t>
@@ -7609,6 +7168,7 @@
               <w:bottom w:w="70.0" w:type="dxa"/>
               <w:right w:w="80.0" w:type="dxa"/>
             </w:tcMar>
+            <w:tcW w:type="dxa" w:w="810"/>
           </w:tcPr>
           <w:p>
             <w:pPr>
@@ -7619,12 +7179,9 @@
             </w:pPr>
             <w:r>
               <w:rPr>
-                <w:rFonts w:ascii="Roboto" w:cs="Roboto" w:eastAsia="Roboto" w:hAnsi="Roboto"/>
                 <w:b w:val="1"/>
                 <w:bCs w:val="1"/>
                 <w:color w:val="006874"/>
-                <w:sz w:val="20"/>
-                <w:szCs w:val="20"/>
                 <w:rtl w:val="0"/>
               </w:rPr>
               <w:t xml:space="preserve">5-6</w:t>
@@ -7651,20 +7208,18 @@
               <w:bottom w:w="70.0" w:type="dxa"/>
               <w:right w:w="120.0" w:type="dxa"/>
             </w:tcMar>
-          </w:tcPr>
-          <w:p>
-            <w:pPr>
-              <w:rPr>
-                <w:rFonts w:ascii="Roboto" w:cs="Roboto" w:eastAsia="Roboto" w:hAnsi="Roboto"/>
-              </w:rPr>
-            </w:pPr>
-            <w:r>
-              <w:rPr>
-                <w:rFonts w:ascii="Roboto" w:cs="Roboto" w:eastAsia="Roboto" w:hAnsi="Roboto"/>
-                <w:b w:val="1"/>
-                <w:bCs w:val="1"/>
-                <w:sz w:val="20"/>
-                <w:szCs w:val="20"/>
+            <w:tcW w:type="dxa" w:w="2614"/>
+          </w:tcPr>
+          <w:p>
+            <w:pPr>
+              <w:rPr>
+                <w:rFonts w:ascii="Roboto" w:cs="Roboto" w:eastAsia="Roboto" w:hAnsi="Roboto"/>
+              </w:rPr>
+            </w:pPr>
+            <w:r>
+              <w:rPr>
+                <w:b w:val="1"/>
+                <w:bCs w:val="1"/>
                 <w:rtl w:val="0"/>
               </w:rPr>
               <w:t xml:space="preserve">Bouclier quantique</w:t>
@@ -7691,19 +7246,17 @@
               <w:bottom w:w="70.0" w:type="dxa"/>
               <w:right w:w="120.0" w:type="dxa"/>
             </w:tcMar>
-          </w:tcPr>
-          <w:p>
-            <w:pPr>
-              <w:rPr>
-                <w:rFonts w:ascii="Roboto" w:cs="Roboto" w:eastAsia="Roboto" w:hAnsi="Roboto"/>
-              </w:rPr>
-            </w:pPr>
-            <w:r>
-              <w:rPr>
-                <w:rFonts w:ascii="Roboto" w:cs="Roboto" w:eastAsia="Roboto" w:hAnsi="Roboto"/>
+            <w:tcW w:type="dxa" w:w="5602"/>
+          </w:tcPr>
+          <w:p>
+            <w:pPr>
+              <w:rPr>
+                <w:rFonts w:ascii="Roboto" w:cs="Roboto" w:eastAsia="Roboto" w:hAnsi="Roboto"/>
+              </w:rPr>
+            </w:pPr>
+            <w:r>
+              <w:rPr>
                 <w:color w:val="1a1a1a"/>
-                <w:sz w:val="20"/>
-                <w:szCs w:val="20"/>
                 <w:rtl w:val="0"/>
               </w:rPr>
               <w:t xml:space="preserve">Tous les modèles ont une sauvegarde invulnérable de 5+ contre les attaques à distance.</w:t>
@@ -7784,6 +7337,13 @@
   </w:style>
   <w:style w:type="paragraph" w:styleId="Normal" w:default="1">
     <w:name w:val="normal"/>
+    <w:pPr>
+      <w:spacing w:before="0" w:after="160" w:line="264" w:lineRule="auto"/>
+    </w:pPr>
+    <w:rPr>
+      <w:rFonts w:ascii="Arial" w:hAnsi="Arial"/>
+      <w:sz w:val="22"/>
+    </w:rPr>
   </w:style>
   <w:style w:type="paragraph" w:styleId="Heading1">
     <w:name w:val="heading 1"/>
@@ -7802,7 +7362,7 @@
         <w:between w:space="0" w:sz="0" w:val="nil"/>
       </w:pBdr>
       <w:shd w:fill="auto" w:val="clear"/>
-      <w:spacing w:after="160" w:before="360" w:line="240" w:lineRule="auto"/>
+      <w:spacing w:after="280" w:before="560" w:line="240" w:lineRule="auto"/>
       <w:ind w:left="0" w:right="0" w:firstLine="0"/>
       <w:jc w:val="left"/>
     </w:pPr>
@@ -7815,7 +7375,7 @@
       <w:smallCaps w:val="0"/>
       <w:strike w:val="0"/>
       <w:color w:val="1c2951"/>
-      <w:sz w:val="36"/>
+      <w:sz w:val="40"/>
       <w:szCs w:val="36"/>
       <w:u w:val="none"/>
       <w:shd w:fill="auto" w:val="clear"/>
@@ -7839,7 +7399,7 @@
         <w:between w:space="0" w:sz="0" w:val="nil"/>
       </w:pBdr>
       <w:shd w:fill="auto" w:val="clear"/>
-      <w:spacing w:after="100" w:before="240" w:line="240" w:lineRule="auto"/>
+      <w:spacing w:after="200" w:before="440" w:line="240" w:lineRule="auto"/>
       <w:ind w:left="0" w:right="0" w:firstLine="0"/>
       <w:jc w:val="left"/>
     </w:pPr>
@@ -7852,7 +7412,7 @@
       <w:smallCaps w:val="0"/>
       <w:strike w:val="0"/>
       <w:color w:val="1c2951"/>
-      <w:sz w:val="28"/>
+      <w:sz w:val="30"/>
       <w:szCs w:val="28"/>
       <w:u w:val="none"/>
       <w:shd w:fill="auto" w:val="clear"/>
@@ -7876,7 +7436,7 @@
         <w:between w:space="0" w:sz="0" w:val="nil"/>
       </w:pBdr>
       <w:shd w:fill="auto" w:val="clear"/>
-      <w:spacing w:after="0" w:before="0" w:line="240" w:lineRule="auto"/>
+      <w:spacing w:after="160" w:before="320" w:line="240" w:lineRule="auto"/>
       <w:ind w:left="0" w:right="0" w:firstLine="0"/>
       <w:jc w:val="left"/>
     </w:pPr>
@@ -7889,7 +7449,7 @@
       <w:smallCaps w:val="0"/>
       <w:strike w:val="0"/>
       <w:color w:val="1f4d78"/>
-      <w:sz w:val="24"/>
+      <w:sz w:val="26"/>
       <w:szCs w:val="24"/>
       <w:u w:val="none"/>
       <w:shd w:fill="auto" w:val="clear"/>
@@ -7913,7 +7473,7 @@
         <w:between w:space="0" w:sz="0" w:val="nil"/>
       </w:pBdr>
       <w:shd w:fill="auto" w:val="clear"/>
-      <w:spacing w:after="0" w:before="0" w:line="240" w:lineRule="auto"/>
+      <w:spacing w:after="40" w:before="160" w:line="240" w:lineRule="auto"/>
       <w:ind w:left="0" w:right="0" w:firstLine="0"/>
       <w:jc w:val="left"/>
     </w:pPr>
@@ -7926,7 +7486,7 @@
       <w:smallCaps w:val="0"/>
       <w:strike w:val="0"/>
       <w:color w:val="2e74b5"/>
-      <w:sz w:val="21"/>
+      <w:sz w:val="24"/>
       <w:szCs w:val="21"/>
       <w:u w:val="none"/>
       <w:shd w:fill="auto" w:val="clear"/>
@@ -8037,7 +7597,7 @@
       <w:smallCaps w:val="0"/>
       <w:strike w:val="0"/>
       <w:color w:val="000000"/>
-      <w:sz w:val="56"/>
+      <w:sz w:val="52"/>
       <w:szCs w:val="56"/>
       <w:u w:val="none"/>
       <w:shd w:fill="auto" w:val="clear"/>
@@ -8055,11 +7615,11 @@
       <w:spacing w:after="80" w:before="360" w:lineRule="auto"/>
     </w:pPr>
     <w:rPr>
-      <w:rFonts w:ascii="Georgia" w:cs="Georgia" w:eastAsia="Georgia" w:hAnsi="Georgia"/>
+      <w:rFonts w:ascii="Arial" w:cs="Georgia" w:eastAsia="Georgia" w:hAnsi="Arial"/>
       <w:i w:val="1"/>
       <w:iCs w:val="1"/>
       <w:color w:val="666666"/>
-      <w:sz w:val="48"/>
+      <w:sz w:val="30"/>
       <w:szCs w:val="48"/>
     </w:rPr>
   </w:style>
@@ -8239,7 +7799,7 @@
     </a:clrScheme>
     <a:fontScheme name="Office">
       <a:majorFont>
-        <a:latin typeface="Calibri"/>
+        <a:latin typeface="Arial"/>
         <a:ea typeface=""/>
         <a:cs typeface=""/>
         <a:font script="Jpan" typeface="ＭＳ ゴシック"/>
@@ -8274,7 +7834,7 @@
         <a:font script="Geor" typeface="Sylfaen"/>
       </a:majorFont>
       <a:minorFont>
-        <a:latin typeface="Cambria"/>
+        <a:latin typeface="Arial"/>
         <a:ea typeface=""/>
         <a:cs typeface=""/>
         <a:font script="Jpan" typeface="ＭＳ 明朝"/>
